--- a/Task1_Proposal_717903_Ram_D.docx
+++ b/Task1_Proposal_717903_Ram_D.docx
@@ -3430,11 +3430,9 @@
             <w:r>
               <w:t xml:space="preserve">This will ensure customers know the different products that are offered and their prices. This will allow the client to show </w:t>
             </w:r>
-            <w:proofErr w:type="gramStart"/>
-            <w:r>
-              <w:t>all of</w:t>
-            </w:r>
-            <w:proofErr w:type="gramEnd"/>
+            <w:r>
+              <w:t>all</w:t>
+            </w:r>
             <w:r>
               <w:t xml:space="preserve"> their products to the customers and increase the chance of a purchase being made by the customers.</w:t>
             </w:r>
@@ -3938,7 +3936,13 @@
               </w:numPr>
             </w:pPr>
             <w:r>
-              <w:t>Interact with submit button confirm changes to the product details.</w:t>
+              <w:t xml:space="preserve">Interact with submit button </w:t>
+            </w:r>
+            <w:r>
+              <w:t xml:space="preserve">to </w:t>
+            </w:r>
+            <w:r>
+              <w:t>confirm changes to the product details.</w:t>
             </w:r>
           </w:p>
         </w:tc>
@@ -3998,50 +4002,10 @@
                 <w:numId w:val="17"/>
               </w:numPr>
             </w:pPr>
-          </w:p>
-        </w:tc>
-        <w:tc>
-          <w:tcPr>
-            <w:tcW w:w="2127" w:type="dxa"/>
-          </w:tcPr>
-          <w:p>
-            <w:r>
-              <w:t>This will allow producers to update customers on their orders. And customers will be able to manage their orders. This will benefit the client as the customers will not be frustrated if they do not know their order status. This will also benefit the client in terms of saving money hiring staff to manage order status, since they will not need staff to do this task because it will be done by the application.</w:t>
-            </w:r>
-          </w:p>
-        </w:tc>
-      </w:tr>
-      <w:tr>
-        <w:tc>
-          <w:tcPr>
-            <w:tcW w:w="1980" w:type="dxa"/>
-          </w:tcPr>
-          <w:p>
-            <w:r>
-              <w:t>A loyalty scheme that provides discounts and specials offers</w:t>
-            </w:r>
-          </w:p>
-          <w:p/>
-        </w:tc>
-        <w:tc>
-          <w:tcPr>
-            <w:tcW w:w="2835" w:type="dxa"/>
-          </w:tcPr>
-          <w:p>
-            <w:r>
-              <w:t xml:space="preserve">As Bob, I want to be able to get discounts and special offers, so that I can get rewarded for my loyalty with the business. </w:t>
-            </w:r>
-          </w:p>
-          <w:p>
-            <w:r>
-              <w:t>As Sophie, I want to be able to provide discounts and specials offers, so that I can encourage customers to buy my products more often.</w:t>
-            </w:r>
-          </w:p>
-        </w:tc>
-        <w:tc>
-          <w:tcPr>
-            <w:tcW w:w="2551" w:type="dxa"/>
-          </w:tcPr>
+            <w:r>
+              <w:t>View order history page</w:t>
+            </w:r>
+          </w:p>
           <w:p>
             <w:pPr>
               <w:pStyle w:val="ListParagraph"/>
@@ -4050,49 +4014,10 @@
                 <w:numId w:val="17"/>
               </w:numPr>
             </w:pPr>
-          </w:p>
-        </w:tc>
-        <w:tc>
-          <w:tcPr>
-            <w:tcW w:w="2127" w:type="dxa"/>
-          </w:tcPr>
-          <w:p>
-            <w:r>
-              <w:t xml:space="preserve">This will allow to create a community of loyal customers as their being rewarded for their contribution to the business. Furthermore, having this rewards system will entice new customers to become frequent </w:t>
-            </w:r>
-            <w:r>
-              <w:lastRenderedPageBreak/>
-              <w:t>customers, so they too can get discounted products. This ultimately will allow the client’s business to grow more quickly.</w:t>
-            </w:r>
-          </w:p>
-        </w:tc>
-      </w:tr>
-      <w:tr>
-        <w:tc>
-          <w:tcPr>
-            <w:tcW w:w="1980" w:type="dxa"/>
-          </w:tcPr>
-          <w:p>
-            <w:r>
-              <w:lastRenderedPageBreak/>
-              <w:t>Users able to change the application according to their accessibility needs</w:t>
-            </w:r>
-          </w:p>
-        </w:tc>
-        <w:tc>
-          <w:tcPr>
-            <w:tcW w:w="2835" w:type="dxa"/>
-          </w:tcPr>
-          <w:p>
-            <w:r>
-              <w:t>As Bob, Greg and Sophie, I want to be able to change the application according to my accessibility needs, so that I can use the application comfortably.</w:t>
-            </w:r>
-          </w:p>
-        </w:tc>
-        <w:tc>
-          <w:tcPr>
-            <w:tcW w:w="2551" w:type="dxa"/>
-          </w:tcPr>
+            <w:r>
+              <w:t>View home page</w:t>
+            </w:r>
+          </w:p>
           <w:p>
             <w:pPr>
               <w:pStyle w:val="ListParagraph"/>
@@ -4101,44 +4026,10 @@
                 <w:numId w:val="17"/>
               </w:numPr>
             </w:pPr>
-          </w:p>
-        </w:tc>
-        <w:tc>
-          <w:tcPr>
-            <w:tcW w:w="2127" w:type="dxa"/>
-          </w:tcPr>
-          <w:p>
-            <w:r>
-              <w:t>This will allow users to change the application according to their accessibility needs. For example, text-to-speech, high contrast more, or font size adjusting. This benefit the client as they will have different ages and different ability of customers, and by providing this they will be able to serve them and increase the potential customers they can sell products to.</w:t>
-            </w:r>
-          </w:p>
-        </w:tc>
-      </w:tr>
-      <w:tr>
-        <w:tc>
-          <w:tcPr>
-            <w:tcW w:w="1980" w:type="dxa"/>
-          </w:tcPr>
-          <w:p>
-            <w:r>
-              <w:t>Add access control pages based on user roles</w:t>
-            </w:r>
-          </w:p>
-        </w:tc>
-        <w:tc>
-          <w:tcPr>
-            <w:tcW w:w="2835" w:type="dxa"/>
-          </w:tcPr>
-          <w:p>
-            <w:r>
-              <w:t>As Bob, Greg and Sophie, I want to be able view relevant pages to me, so that I cannot do something that I am not allowed to do.</w:t>
-            </w:r>
-          </w:p>
-        </w:tc>
-        <w:tc>
-          <w:tcPr>
-            <w:tcW w:w="2551" w:type="dxa"/>
-          </w:tcPr>
+            <w:r>
+              <w:t>View order history section on home page</w:t>
+            </w:r>
+          </w:p>
           <w:p>
             <w:pPr>
               <w:pStyle w:val="ListParagraph"/>
@@ -4147,6 +4038,528 @@
                 <w:numId w:val="17"/>
               </w:numPr>
             </w:pPr>
+            <w:r>
+              <w:t>View “All Orders” heading on order history section on home page</w:t>
+            </w:r>
+          </w:p>
+          <w:p>
+            <w:pPr>
+              <w:pStyle w:val="ListParagraph"/>
+              <w:numPr>
+                <w:ilvl w:val="0"/>
+                <w:numId w:val="17"/>
+              </w:numPr>
+            </w:pPr>
+            <w:r>
+              <w:t>Interact with “All Orders” heading to be navigate to the order history page</w:t>
+            </w:r>
+          </w:p>
+          <w:p>
+            <w:pPr>
+              <w:pStyle w:val="ListParagraph"/>
+              <w:numPr>
+                <w:ilvl w:val="0"/>
+                <w:numId w:val="17"/>
+              </w:numPr>
+            </w:pPr>
+            <w:r>
+              <w:t>View order cards on order history page</w:t>
+            </w:r>
+          </w:p>
+          <w:p>
+            <w:pPr>
+              <w:pStyle w:val="ListParagraph"/>
+              <w:numPr>
+                <w:ilvl w:val="0"/>
+                <w:numId w:val="17"/>
+              </w:numPr>
+            </w:pPr>
+            <w:r>
+              <w:t>View order details such as status on order card on order history page</w:t>
+            </w:r>
+          </w:p>
+          <w:p>
+            <w:pPr>
+              <w:pStyle w:val="ListParagraph"/>
+              <w:numPr>
+                <w:ilvl w:val="0"/>
+                <w:numId w:val="17"/>
+              </w:numPr>
+            </w:pPr>
+            <w:r>
+              <w:t>View deny and approve buttons on order cards as a “Admin” or “Producer” user</w:t>
+            </w:r>
+          </w:p>
+          <w:p>
+            <w:pPr>
+              <w:pStyle w:val="ListParagraph"/>
+              <w:numPr>
+                <w:ilvl w:val="0"/>
+                <w:numId w:val="17"/>
+              </w:numPr>
+            </w:pPr>
+            <w:r>
+              <w:t>Interact with deny and approve buttons on cards as a “Admin” or “Producer” user</w:t>
+            </w:r>
+          </w:p>
+        </w:tc>
+        <w:tc>
+          <w:tcPr>
+            <w:tcW w:w="2127" w:type="dxa"/>
+          </w:tcPr>
+          <w:p>
+            <w:r>
+              <w:t>This will allow producers to update customers on their orders. And customers will be able to manage their orders. This will benefit the client as the customers will not be frustrated if they do not know their order status. This will also benefit the client in terms of saving money hiring staff to manage order status, since they will not need staff to do this task because it will be done by the application.</w:t>
+            </w:r>
+          </w:p>
+        </w:tc>
+      </w:tr>
+      <w:tr>
+        <w:tc>
+          <w:tcPr>
+            <w:tcW w:w="1980" w:type="dxa"/>
+          </w:tcPr>
+          <w:p>
+            <w:r>
+              <w:t>A loyalty scheme that provides discounts and specials offers</w:t>
+            </w:r>
+          </w:p>
+          <w:p/>
+        </w:tc>
+        <w:tc>
+          <w:tcPr>
+            <w:tcW w:w="2835" w:type="dxa"/>
+          </w:tcPr>
+          <w:p>
+            <w:r>
+              <w:lastRenderedPageBreak/>
+              <w:t xml:space="preserve">As Bob, I want to be able to get discounts and special offers, so that I can get </w:t>
+            </w:r>
+            <w:r>
+              <w:lastRenderedPageBreak/>
+              <w:t xml:space="preserve">rewarded for my loyalty with the business. </w:t>
+            </w:r>
+          </w:p>
+          <w:p>
+            <w:r>
+              <w:t>As Sophie, I want to be able to provide discounts and specials offers, so that I can encourage customers to buy my products more often.</w:t>
+            </w:r>
+          </w:p>
+        </w:tc>
+        <w:tc>
+          <w:tcPr>
+            <w:tcW w:w="2551" w:type="dxa"/>
+          </w:tcPr>
+          <w:p>
+            <w:r>
+              <w:lastRenderedPageBreak/>
+              <w:t>All users:</w:t>
+            </w:r>
+          </w:p>
+          <w:p>
+            <w:pPr>
+              <w:pStyle w:val="ListParagraph"/>
+              <w:numPr>
+                <w:ilvl w:val="0"/>
+                <w:numId w:val="29"/>
+              </w:numPr>
+            </w:pPr>
+            <w:r>
+              <w:t>View products page</w:t>
+            </w:r>
+          </w:p>
+          <w:p>
+            <w:pPr>
+              <w:pStyle w:val="ListParagraph"/>
+              <w:numPr>
+                <w:ilvl w:val="0"/>
+                <w:numId w:val="29"/>
+              </w:numPr>
+            </w:pPr>
+            <w:r>
+              <w:t>View register page</w:t>
+            </w:r>
+          </w:p>
+          <w:p>
+            <w:pPr>
+              <w:pStyle w:val="ListParagraph"/>
+              <w:numPr>
+                <w:ilvl w:val="0"/>
+                <w:numId w:val="29"/>
+              </w:numPr>
+            </w:pPr>
+            <w:r>
+              <w:t>View log in page</w:t>
+            </w:r>
+          </w:p>
+          <w:p>
+            <w:pPr>
+              <w:pStyle w:val="ListParagraph"/>
+              <w:numPr>
+                <w:ilvl w:val="0"/>
+                <w:numId w:val="29"/>
+              </w:numPr>
+            </w:pPr>
+            <w:r>
+              <w:lastRenderedPageBreak/>
+              <w:t>View product cards on products page</w:t>
+            </w:r>
+          </w:p>
+          <w:p>
+            <w:pPr>
+              <w:pStyle w:val="ListParagraph"/>
+              <w:numPr>
+                <w:ilvl w:val="0"/>
+                <w:numId w:val="29"/>
+              </w:numPr>
+            </w:pPr>
+            <w:r>
+              <w:t>View product basic details on product cards</w:t>
+            </w:r>
+          </w:p>
+          <w:p>
+            <w:pPr>
+              <w:pStyle w:val="ListParagraph"/>
+              <w:numPr>
+                <w:ilvl w:val="0"/>
+                <w:numId w:val="29"/>
+              </w:numPr>
+            </w:pPr>
+            <w:r>
+              <w:t>View product all details on product specific page</w:t>
+            </w:r>
+          </w:p>
+          <w:p>
+            <w:pPr>
+              <w:pStyle w:val="ListParagraph"/>
+              <w:numPr>
+                <w:ilvl w:val="0"/>
+                <w:numId w:val="29"/>
+              </w:numPr>
+            </w:pPr>
+            <w:r>
+              <w:t>View discounts on product prices on product specific page</w:t>
+            </w:r>
+          </w:p>
+          <w:p>
+            <w:r>
+              <w:t>Producer</w:t>
+            </w:r>
+            <w:r>
+              <w:t xml:space="preserve"> users</w:t>
+            </w:r>
+            <w:r>
+              <w:t>:</w:t>
+            </w:r>
+          </w:p>
+          <w:p>
+            <w:pPr>
+              <w:pStyle w:val="ListParagraph"/>
+              <w:numPr>
+                <w:ilvl w:val="0"/>
+                <w:numId w:val="32"/>
+              </w:numPr>
+            </w:pPr>
+            <w:r>
+              <w:t>View discount type field on product</w:t>
+            </w:r>
+            <w:r>
+              <w:t xml:space="preserve"> specific page</w:t>
+            </w:r>
+          </w:p>
+          <w:p>
+            <w:pPr>
+              <w:pStyle w:val="ListParagraph"/>
+              <w:numPr>
+                <w:ilvl w:val="0"/>
+                <w:numId w:val="32"/>
+              </w:numPr>
+            </w:pPr>
+            <w:r>
+              <w:t xml:space="preserve">Interact with </w:t>
+            </w:r>
+            <w:r>
+              <w:t>discount type field on product specific page</w:t>
+            </w:r>
+            <w:r>
+              <w:t xml:space="preserve"> to change discount type only if the product is of the producer</w:t>
+            </w:r>
+          </w:p>
+          <w:p>
+            <w:pPr>
+              <w:pStyle w:val="ListParagraph"/>
+              <w:numPr>
+                <w:ilvl w:val="0"/>
+                <w:numId w:val="32"/>
+              </w:numPr>
+            </w:pPr>
+            <w:r>
+              <w:t>Interact view “Save Changes” to save the changes made to the discount type field</w:t>
+            </w:r>
+          </w:p>
+        </w:tc>
+        <w:tc>
+          <w:tcPr>
+            <w:tcW w:w="2127" w:type="dxa"/>
+          </w:tcPr>
+          <w:p>
+            <w:r>
+              <w:lastRenderedPageBreak/>
+              <w:t xml:space="preserve">This will allow to create a community of loyal customers as their being rewarded </w:t>
+            </w:r>
+            <w:r>
+              <w:lastRenderedPageBreak/>
+              <w:t>for their contribution to the business. Furthermore, having this rewards system will entice new customers to become frequent customers, so they too can get discounted products. This ultimately will allow the client’s business to grow more quickly.</w:t>
+            </w:r>
+          </w:p>
+        </w:tc>
+      </w:tr>
+      <w:tr>
+        <w:tc>
+          <w:tcPr>
+            <w:tcW w:w="1980" w:type="dxa"/>
+          </w:tcPr>
+          <w:p>
+            <w:r>
+              <w:lastRenderedPageBreak/>
+              <w:t>Users able to change the application according to their accessibility needs</w:t>
+            </w:r>
+          </w:p>
+        </w:tc>
+        <w:tc>
+          <w:tcPr>
+            <w:tcW w:w="2835" w:type="dxa"/>
+          </w:tcPr>
+          <w:p>
+            <w:r>
+              <w:t>As Bob, Greg and Sophie, I want to be able to change the application according to my accessibility needs, so that I can use the application comfortably.</w:t>
+            </w:r>
+          </w:p>
+        </w:tc>
+        <w:tc>
+          <w:tcPr>
+            <w:tcW w:w="2551" w:type="dxa"/>
+          </w:tcPr>
+          <w:p>
+            <w:pPr>
+              <w:pStyle w:val="ListParagraph"/>
+              <w:numPr>
+                <w:ilvl w:val="0"/>
+                <w:numId w:val="17"/>
+              </w:numPr>
+            </w:pPr>
+            <w:r>
+              <w:t>View navigation bar</w:t>
+            </w:r>
+          </w:p>
+          <w:p>
+            <w:pPr>
+              <w:pStyle w:val="ListParagraph"/>
+              <w:numPr>
+                <w:ilvl w:val="0"/>
+                <w:numId w:val="17"/>
+              </w:numPr>
+            </w:pPr>
+            <w:r>
+              <w:t>View theme switch button on navigation bar</w:t>
+            </w:r>
+          </w:p>
+          <w:p>
+            <w:pPr>
+              <w:pStyle w:val="ListParagraph"/>
+              <w:numPr>
+                <w:ilvl w:val="0"/>
+                <w:numId w:val="17"/>
+              </w:numPr>
+            </w:pPr>
+            <w:r>
+              <w:t>View text-to-speech button on navigation bar</w:t>
+            </w:r>
+          </w:p>
+          <w:p>
+            <w:pPr>
+              <w:pStyle w:val="ListParagraph"/>
+              <w:numPr>
+                <w:ilvl w:val="0"/>
+                <w:numId w:val="17"/>
+              </w:numPr>
+            </w:pPr>
+            <w:r>
+              <w:t>View high contrast button on navigation bar</w:t>
+            </w:r>
+          </w:p>
+          <w:p>
+            <w:pPr>
+              <w:pStyle w:val="ListParagraph"/>
+              <w:numPr>
+                <w:ilvl w:val="0"/>
+                <w:numId w:val="17"/>
+              </w:numPr>
+            </w:pPr>
+            <w:r>
+              <w:t>View font size adjustment buttons</w:t>
+            </w:r>
+            <w:r>
+              <w:t xml:space="preserve"> </w:t>
+            </w:r>
+            <w:r>
+              <w:t>on navigation bar</w:t>
+            </w:r>
+          </w:p>
+          <w:p>
+            <w:pPr>
+              <w:pStyle w:val="ListParagraph"/>
+              <w:numPr>
+                <w:ilvl w:val="0"/>
+                <w:numId w:val="17"/>
+              </w:numPr>
+            </w:pPr>
+            <w:r>
+              <w:t xml:space="preserve">Interact with </w:t>
+            </w:r>
+            <w:r>
+              <w:t>theme switch button</w:t>
+            </w:r>
+            <w:r>
+              <w:t xml:space="preserve"> to change between light mode and dark mode</w:t>
+            </w:r>
+          </w:p>
+          <w:p>
+            <w:pPr>
+              <w:pStyle w:val="ListParagraph"/>
+              <w:numPr>
+                <w:ilvl w:val="0"/>
+                <w:numId w:val="17"/>
+              </w:numPr>
+            </w:pPr>
+            <w:r>
+              <w:t xml:space="preserve">Interact with </w:t>
+            </w:r>
+            <w:r>
+              <w:t>text-to-speech button</w:t>
+            </w:r>
+            <w:r>
+              <w:t xml:space="preserve"> to use text-to-speech</w:t>
+            </w:r>
+          </w:p>
+          <w:p>
+            <w:pPr>
+              <w:pStyle w:val="ListParagraph"/>
+              <w:numPr>
+                <w:ilvl w:val="0"/>
+                <w:numId w:val="17"/>
+              </w:numPr>
+            </w:pPr>
+            <w:r>
+              <w:t xml:space="preserve">Interact with </w:t>
+            </w:r>
+            <w:r>
+              <w:t>font size adjustment buttons</w:t>
+            </w:r>
+            <w:r>
+              <w:t xml:space="preserve"> to increase or decrease font size</w:t>
+            </w:r>
+          </w:p>
+        </w:tc>
+        <w:tc>
+          <w:tcPr>
+            <w:tcW w:w="2127" w:type="dxa"/>
+          </w:tcPr>
+          <w:p>
+            <w:r>
+              <w:t>This will allow users to change the application according to their accessibility needs. For example, text-to-speech, high contrast more, or font size adjusting. This benefit the client as they will have different ages and different ability of customers, and by providing this they will be able to serve them and increase the potential customers they can sell products to.</w:t>
+            </w:r>
+          </w:p>
+        </w:tc>
+      </w:tr>
+      <w:tr>
+        <w:tc>
+          <w:tcPr>
+            <w:tcW w:w="1980" w:type="dxa"/>
+          </w:tcPr>
+          <w:p>
+            <w:r>
+              <w:lastRenderedPageBreak/>
+              <w:t>Add access control pages based on user roles</w:t>
+            </w:r>
+          </w:p>
+        </w:tc>
+        <w:tc>
+          <w:tcPr>
+            <w:tcW w:w="2835" w:type="dxa"/>
+          </w:tcPr>
+          <w:p>
+            <w:r>
+              <w:t>As Bob, Greg and Sophie, I want to be able view relevant pages to me, so that I cannot do something that I am not allowed to do.</w:t>
+            </w:r>
+          </w:p>
+        </w:tc>
+        <w:tc>
+          <w:tcPr>
+            <w:tcW w:w="2551" w:type="dxa"/>
+          </w:tcPr>
+          <w:p>
+            <w:pPr>
+              <w:pStyle w:val="ListParagraph"/>
+              <w:numPr>
+                <w:ilvl w:val="0"/>
+                <w:numId w:val="33"/>
+              </w:numPr>
+            </w:pPr>
+            <w:r>
+              <w:t xml:space="preserve">View all </w:t>
+            </w:r>
+            <w:r>
+              <w:t>pages</w:t>
+            </w:r>
+          </w:p>
+          <w:p>
+            <w:pPr>
+              <w:pStyle w:val="ListParagraph"/>
+              <w:numPr>
+                <w:ilvl w:val="0"/>
+                <w:numId w:val="33"/>
+              </w:numPr>
+            </w:pPr>
+            <w:r>
+              <w:t>View access denied page</w:t>
+            </w:r>
+          </w:p>
+          <w:p>
+            <w:pPr>
+              <w:pStyle w:val="ListParagraph"/>
+              <w:numPr>
+                <w:ilvl w:val="0"/>
+                <w:numId w:val="33"/>
+              </w:numPr>
+            </w:pPr>
+            <w:r>
+              <w:t>Access denied page displayed when unauthorised user accesses a page</w:t>
+            </w:r>
+          </w:p>
+          <w:p>
+            <w:pPr>
+              <w:pStyle w:val="ListParagraph"/>
+              <w:numPr>
+                <w:ilvl w:val="0"/>
+                <w:numId w:val="33"/>
+              </w:numPr>
+            </w:pPr>
+            <w:r>
+              <w:t>Pages shown to the authorised user roles</w:t>
+            </w:r>
+          </w:p>
+          <w:p>
+            <w:pPr>
+              <w:pStyle w:val="ListParagraph"/>
+              <w:numPr>
+                <w:ilvl w:val="0"/>
+                <w:numId w:val="33"/>
+              </w:numPr>
+            </w:pPr>
+            <w:r>
+              <w:t>Actions not processed for unauthorised roles on unauthorised pages</w:t>
+            </w:r>
           </w:p>
         </w:tc>
         <w:tc>
@@ -4320,7 +4733,6 @@
           </w:p>
           <w:p>
             <w:r>
-              <w:lastRenderedPageBreak/>
               <w:t xml:space="preserve">Webpages containing less than 20 high quality images should load within </w:t>
             </w:r>
             <w:r>
@@ -4350,7 +4762,6 @@
           </w:tcPr>
           <w:p>
             <w:r>
-              <w:lastRenderedPageBreak/>
               <w:t xml:space="preserve">The system must handle a specific number of </w:t>
             </w:r>
             <w:r>
@@ -4890,7 +5301,6 @@
               <w:t xml:space="preserve"> and </w:t>
             </w:r>
             <w:r>
-              <w:lastRenderedPageBreak/>
               <w:t xml:space="preserve">protect themselves from any fines </w:t>
             </w:r>
             <w:r>
@@ -4904,17 +5314,32 @@
           </w:tcPr>
           <w:p>
             <w:r>
-              <w:lastRenderedPageBreak/>
               <w:t xml:space="preserve">Cookies should be visible on any page </w:t>
             </w:r>
             <w:r>
-              <w:t xml:space="preserve">of the website with a </w:t>
-            </w:r>
-            <w:r>
-              <w:lastRenderedPageBreak/>
-              <w:t>clear way to accept or deny the cookies.</w:t>
-            </w:r>
-          </w:p>
+              <w:t>of the website with a clear way to accept or deny the cookies.</w:t>
+            </w:r>
+          </w:p>
+        </w:tc>
+      </w:tr>
+      <w:tr>
+        <w:tc>
+          <w:tcPr>
+            <w:tcW w:w="3005" w:type="dxa"/>
+          </w:tcPr>
+          <w:p/>
+        </w:tc>
+        <w:tc>
+          <w:tcPr>
+            <w:tcW w:w="3005" w:type="dxa"/>
+          </w:tcPr>
+          <w:p/>
+        </w:tc>
+        <w:tc>
+          <w:tcPr>
+            <w:tcW w:w="3006" w:type="dxa"/>
+          </w:tcPr>
+          <w:p/>
         </w:tc>
       </w:tr>
     </w:tbl>
@@ -5308,7 +5733,11 @@
           </w:tcPr>
           <w:p>
             <w:r>
-              <w:t>This will ensure that website will still be providing a smooth experience even if there is an increase in users.</w:t>
+              <w:t xml:space="preserve">This will ensure that website will still be providing a smooth </w:t>
+            </w:r>
+            <w:r>
+              <w:lastRenderedPageBreak/>
+              <w:t>experience even if there is an increase in users.</w:t>
             </w:r>
           </w:p>
         </w:tc>
@@ -5318,6 +5747,7 @@
           </w:tcPr>
           <w:p>
             <w:r>
+              <w:lastRenderedPageBreak/>
               <w:t>On average traffic should be dispersed evenly across all the different servers.</w:t>
             </w:r>
           </w:p>
@@ -5601,7 +6031,6 @@
           </w:tcPr>
           <w:p>
             <w:r>
-              <w:lastRenderedPageBreak/>
               <w:t>Shou</w:t>
             </w:r>
             <w:r>
@@ -5882,6 +6311,7 @@
         </w:numPr>
       </w:pPr>
       <w:r>
+        <w:lastRenderedPageBreak/>
         <w:t>PBR 4</w:t>
       </w:r>
     </w:p>
@@ -6009,7 +6439,6 @@
         </w:numPr>
       </w:pPr>
       <w:r>
-        <w:lastRenderedPageBreak/>
         <w:t>Red Coloured Cells = High priority risks</w:t>
       </w:r>
     </w:p>
@@ -6814,6 +7243,7 @@
           </w:tcPr>
           <w:p>
             <w:r>
+              <w:lastRenderedPageBreak/>
               <w:t>PBR 2</w:t>
             </w:r>
           </w:p>
@@ -7110,7 +7540,6 @@
           </w:tcPr>
           <w:p>
             <w:r>
-              <w:lastRenderedPageBreak/>
               <w:t>GDPR</w:t>
             </w:r>
             <w:r>
@@ -7313,6 +7742,119 @@
 <file path=word/numbering.xml><?xml version="1.0" encoding="utf-8"?>
 <w:numbering xmlns:wpc="http://schemas.microsoft.com/office/word/2010/wordprocessingCanvas" xmlns:cx="http://schemas.microsoft.com/office/drawing/2014/chartex" xmlns:cx1="http://schemas.microsoft.com/office/drawing/2015/9/8/chartex" xmlns:cx2="http://schemas.microsoft.com/office/drawing/2015/10/21/chartex" xmlns:cx3="http://schemas.microsoft.com/office/drawing/2016/5/9/chartex" xmlns:cx4="http://schemas.microsoft.com/office/drawing/2016/5/10/chartex" xmlns:cx5="http://schemas.microsoft.com/office/drawing/2016/5/11/chartex" xmlns:cx6="http://schemas.microsoft.com/office/drawing/2016/5/12/chartex" xmlns:cx7="http://schemas.microsoft.com/office/drawing/2016/5/13/chartex" xmlns:cx8="http://schemas.microsoft.com/office/drawing/2016/5/14/chartex" xmlns:mc="http://schemas.openxmlformats.org/markup-compatibility/2006" xmlns:aink="http://schemas.microsoft.com/office/drawing/2016/ink" xmlns:am3d="http://schemas.microsoft.com/office/drawing/2017/model3d" xmlns:o="urn:schemas-microsoft-com:office:office" xmlns:oel="http://schemas.microsoft.com/office/2019/extlst" xmlns:r="http://schemas.openxmlformats.org/officeDocument/2006/relationships" xmlns:m="http://schemas.openxmlformats.org/officeDocument/2006/math" xmlns:v="urn:schemas-microsoft-com:vml" xmlns:wp14="http://schemas.microsoft.com/office/word/2010/wordprocessingDrawing" xmlns:wp="http://schemas.openxmlformats.org/drawingml/2006/wordprocessingDrawing" xmlns:w10="urn:schemas-microsoft-com:office:word" xmlns:w="http://schemas.openxmlformats.org/wordprocessingml/2006/main" xmlns:w14="http://schemas.microsoft.com/office/word/2010/wordml" xmlns:w15="http://schemas.microsoft.com/office/word/2012/wordml" xmlns:w16cex="http://schemas.microsoft.com/office/word/2018/wordml/cex" xmlns:w16cid="http://schemas.microsoft.com/office/word/2016/wordml/cid" xmlns:w16="http://schemas.microsoft.com/office/word/2018/wordml" xmlns:w16du="http://schemas.microsoft.com/office/word/2023/wordml/word16du" xmlns:w16sdtdh="http://schemas.microsoft.com/office/word/2020/wordml/sdtdatahash" xmlns:w16sdtfl="http://schemas.microsoft.com/office/word/2024/wordml/sdtformatlock" xmlns:w16se="http://schemas.microsoft.com/office/word/2015/wordml/symex" xmlns:wpg="http://schemas.microsoft.com/office/word/2010/wordprocessingGroup" xmlns:wpi="http://schemas.microsoft.com/office/word/2010/wordprocessingInk" xmlns:wne="http://schemas.microsoft.com/office/word/2006/wordml" xmlns:wps="http://schemas.microsoft.com/office/word/2010/wordprocessingShape" mc:Ignorable="w14 w15 w16se w16cid w16 w16cex w16sdtdh w16sdtfl w16du wp14">
   <w:abstractNum w:abstractNumId="0" w15:restartNumberingAfterBreak="0">
+    <w:nsid w:val="018874AC"/>
+    <w:multiLevelType w:val="hybridMultilevel"/>
+    <w:tmpl w:val="7A78F4A6"/>
+    <w:lvl w:ilvl="0" w:tplc="08090001">
+      <w:start w:val="1"/>
+      <w:numFmt w:val="bullet"/>
+      <w:lvlText w:val=""/>
+      <w:lvlJc w:val="left"/>
+      <w:pPr>
+        <w:ind w:left="360" w:hanging="360"/>
+      </w:pPr>
+      <w:rPr>
+        <w:rFonts w:ascii="Symbol" w:hAnsi="Symbol" w:hint="default"/>
+      </w:rPr>
+    </w:lvl>
+    <w:lvl w:ilvl="1" w:tplc="08090003" w:tentative="1">
+      <w:start w:val="1"/>
+      <w:numFmt w:val="bullet"/>
+      <w:lvlText w:val="o"/>
+      <w:lvlJc w:val="left"/>
+      <w:pPr>
+        <w:ind w:left="1080" w:hanging="360"/>
+      </w:pPr>
+      <w:rPr>
+        <w:rFonts w:ascii="Courier New" w:hAnsi="Courier New" w:cs="Courier New" w:hint="default"/>
+      </w:rPr>
+    </w:lvl>
+    <w:lvl w:ilvl="2" w:tplc="08090005" w:tentative="1">
+      <w:start w:val="1"/>
+      <w:numFmt w:val="bullet"/>
+      <w:lvlText w:val=""/>
+      <w:lvlJc w:val="left"/>
+      <w:pPr>
+        <w:ind w:left="1800" w:hanging="360"/>
+      </w:pPr>
+      <w:rPr>
+        <w:rFonts w:ascii="Wingdings" w:hAnsi="Wingdings" w:hint="default"/>
+      </w:rPr>
+    </w:lvl>
+    <w:lvl w:ilvl="3" w:tplc="08090001" w:tentative="1">
+      <w:start w:val="1"/>
+      <w:numFmt w:val="bullet"/>
+      <w:lvlText w:val=""/>
+      <w:lvlJc w:val="left"/>
+      <w:pPr>
+        <w:ind w:left="2520" w:hanging="360"/>
+      </w:pPr>
+      <w:rPr>
+        <w:rFonts w:ascii="Symbol" w:hAnsi="Symbol" w:hint="default"/>
+      </w:rPr>
+    </w:lvl>
+    <w:lvl w:ilvl="4" w:tplc="08090003" w:tentative="1">
+      <w:start w:val="1"/>
+      <w:numFmt w:val="bullet"/>
+      <w:lvlText w:val="o"/>
+      <w:lvlJc w:val="left"/>
+      <w:pPr>
+        <w:ind w:left="3240" w:hanging="360"/>
+      </w:pPr>
+      <w:rPr>
+        <w:rFonts w:ascii="Courier New" w:hAnsi="Courier New" w:cs="Courier New" w:hint="default"/>
+      </w:rPr>
+    </w:lvl>
+    <w:lvl w:ilvl="5" w:tplc="08090005" w:tentative="1">
+      <w:start w:val="1"/>
+      <w:numFmt w:val="bullet"/>
+      <w:lvlText w:val=""/>
+      <w:lvlJc w:val="left"/>
+      <w:pPr>
+        <w:ind w:left="3960" w:hanging="360"/>
+      </w:pPr>
+      <w:rPr>
+        <w:rFonts w:ascii="Wingdings" w:hAnsi="Wingdings" w:hint="default"/>
+      </w:rPr>
+    </w:lvl>
+    <w:lvl w:ilvl="6" w:tplc="08090001" w:tentative="1">
+      <w:start w:val="1"/>
+      <w:numFmt w:val="bullet"/>
+      <w:lvlText w:val=""/>
+      <w:lvlJc w:val="left"/>
+      <w:pPr>
+        <w:ind w:left="4680" w:hanging="360"/>
+      </w:pPr>
+      <w:rPr>
+        <w:rFonts w:ascii="Symbol" w:hAnsi="Symbol" w:hint="default"/>
+      </w:rPr>
+    </w:lvl>
+    <w:lvl w:ilvl="7" w:tplc="08090003" w:tentative="1">
+      <w:start w:val="1"/>
+      <w:numFmt w:val="bullet"/>
+      <w:lvlText w:val="o"/>
+      <w:lvlJc w:val="left"/>
+      <w:pPr>
+        <w:ind w:left="5400" w:hanging="360"/>
+      </w:pPr>
+      <w:rPr>
+        <w:rFonts w:ascii="Courier New" w:hAnsi="Courier New" w:cs="Courier New" w:hint="default"/>
+      </w:rPr>
+    </w:lvl>
+    <w:lvl w:ilvl="8" w:tplc="08090005" w:tentative="1">
+      <w:start w:val="1"/>
+      <w:numFmt w:val="bullet"/>
+      <w:lvlText w:val=""/>
+      <w:lvlJc w:val="left"/>
+      <w:pPr>
+        <w:ind w:left="6120" w:hanging="360"/>
+      </w:pPr>
+      <w:rPr>
+        <w:rFonts w:ascii="Wingdings" w:hAnsi="Wingdings" w:hint="default"/>
+      </w:rPr>
+    </w:lvl>
+  </w:abstractNum>
+  <w:abstractNum w:abstractNumId="1" w15:restartNumberingAfterBreak="0">
     <w:nsid w:val="024E1374"/>
     <w:multiLevelType w:val="hybridMultilevel"/>
     <w:tmpl w:val="1ED0633C"/>
@@ -7425,7 +7967,7 @@
       </w:rPr>
     </w:lvl>
   </w:abstractNum>
-  <w:abstractNum w:abstractNumId="1" w15:restartNumberingAfterBreak="0">
+  <w:abstractNum w:abstractNumId="2" w15:restartNumberingAfterBreak="0">
     <w:nsid w:val="069D5F21"/>
     <w:multiLevelType w:val="hybridMultilevel"/>
     <w:tmpl w:val="8D68756A"/>
@@ -7538,7 +8080,7 @@
       </w:rPr>
     </w:lvl>
   </w:abstractNum>
-  <w:abstractNum w:abstractNumId="2" w15:restartNumberingAfterBreak="0">
+  <w:abstractNum w:abstractNumId="3" w15:restartNumberingAfterBreak="0">
     <w:nsid w:val="07127A74"/>
     <w:multiLevelType w:val="hybridMultilevel"/>
     <w:tmpl w:val="45FC2ABC"/>
@@ -7649,7 +8191,7 @@
       </w:rPr>
     </w:lvl>
   </w:abstractNum>
-  <w:abstractNum w:abstractNumId="3" w15:restartNumberingAfterBreak="0">
+  <w:abstractNum w:abstractNumId="4" w15:restartNumberingAfterBreak="0">
     <w:nsid w:val="0A1875C4"/>
     <w:multiLevelType w:val="hybridMultilevel"/>
     <w:tmpl w:val="7408E9BA"/>
@@ -7761,7 +8303,7 @@
       </w:rPr>
     </w:lvl>
   </w:abstractNum>
-  <w:abstractNum w:abstractNumId="4" w15:restartNumberingAfterBreak="0">
+  <w:abstractNum w:abstractNumId="5" w15:restartNumberingAfterBreak="0">
     <w:nsid w:val="0E4B1545"/>
     <w:multiLevelType w:val="hybridMultilevel"/>
     <w:tmpl w:val="1ACEA44C"/>
@@ -7873,7 +8415,7 @@
       </w:rPr>
     </w:lvl>
   </w:abstractNum>
-  <w:abstractNum w:abstractNumId="5" w15:restartNumberingAfterBreak="0">
+  <w:abstractNum w:abstractNumId="6" w15:restartNumberingAfterBreak="0">
     <w:nsid w:val="10357F79"/>
     <w:multiLevelType w:val="hybridMultilevel"/>
     <w:tmpl w:val="496AFE5A"/>
@@ -7985,7 +8527,7 @@
       </w:rPr>
     </w:lvl>
   </w:abstractNum>
-  <w:abstractNum w:abstractNumId="6" w15:restartNumberingAfterBreak="0">
+  <w:abstractNum w:abstractNumId="7" w15:restartNumberingAfterBreak="0">
     <w:nsid w:val="12562EC8"/>
     <w:multiLevelType w:val="hybridMultilevel"/>
     <w:tmpl w:val="8208FCCE"/>
@@ -8097,7 +8639,7 @@
       </w:rPr>
     </w:lvl>
   </w:abstractNum>
-  <w:abstractNum w:abstractNumId="7" w15:restartNumberingAfterBreak="0">
+  <w:abstractNum w:abstractNumId="8" w15:restartNumberingAfterBreak="0">
     <w:nsid w:val="155B6E8B"/>
     <w:multiLevelType w:val="hybridMultilevel"/>
     <w:tmpl w:val="16BEC092"/>
@@ -8210,7 +8752,7 @@
       </w:rPr>
     </w:lvl>
   </w:abstractNum>
-  <w:abstractNum w:abstractNumId="8" w15:restartNumberingAfterBreak="0">
+  <w:abstractNum w:abstractNumId="9" w15:restartNumberingAfterBreak="0">
     <w:nsid w:val="1A241540"/>
     <w:multiLevelType w:val="hybridMultilevel"/>
     <w:tmpl w:val="DD80F6C8"/>
@@ -8323,7 +8865,7 @@
       </w:rPr>
     </w:lvl>
   </w:abstractNum>
-  <w:abstractNum w:abstractNumId="9" w15:restartNumberingAfterBreak="0">
+  <w:abstractNum w:abstractNumId="10" w15:restartNumberingAfterBreak="0">
     <w:nsid w:val="1DA85D3F"/>
     <w:multiLevelType w:val="hybridMultilevel"/>
     <w:tmpl w:val="FABCAAE0"/>
@@ -8436,7 +8978,7 @@
       </w:rPr>
     </w:lvl>
   </w:abstractNum>
-  <w:abstractNum w:abstractNumId="10" w15:restartNumberingAfterBreak="0">
+  <w:abstractNum w:abstractNumId="11" w15:restartNumberingAfterBreak="0">
     <w:nsid w:val="24B43EE5"/>
     <w:multiLevelType w:val="hybridMultilevel"/>
     <w:tmpl w:val="0018E8D0"/>
@@ -8525,7 +9067,7 @@
       </w:pPr>
     </w:lvl>
   </w:abstractNum>
-  <w:abstractNum w:abstractNumId="11" w15:restartNumberingAfterBreak="0">
+  <w:abstractNum w:abstractNumId="12" w15:restartNumberingAfterBreak="0">
     <w:nsid w:val="25143555"/>
     <w:multiLevelType w:val="hybridMultilevel"/>
     <w:tmpl w:val="9E2C63B2"/>
@@ -8611,7 +9153,7 @@
       </w:pPr>
     </w:lvl>
   </w:abstractNum>
-  <w:abstractNum w:abstractNumId="12" w15:restartNumberingAfterBreak="0">
+  <w:abstractNum w:abstractNumId="13" w15:restartNumberingAfterBreak="0">
     <w:nsid w:val="285E6777"/>
     <w:multiLevelType w:val="hybridMultilevel"/>
     <w:tmpl w:val="34B436EA"/>
@@ -8697,7 +9239,7 @@
       </w:pPr>
     </w:lvl>
   </w:abstractNum>
-  <w:abstractNum w:abstractNumId="13" w15:restartNumberingAfterBreak="0">
+  <w:abstractNum w:abstractNumId="14" w15:restartNumberingAfterBreak="0">
     <w:nsid w:val="2B2C7C13"/>
     <w:multiLevelType w:val="hybridMultilevel"/>
     <w:tmpl w:val="02968A02"/>
@@ -8809,7 +9351,233 @@
       </w:rPr>
     </w:lvl>
   </w:abstractNum>
-  <w:abstractNum w:abstractNumId="14" w15:restartNumberingAfterBreak="0">
+  <w:abstractNum w:abstractNumId="15" w15:restartNumberingAfterBreak="0">
+    <w:nsid w:val="342A6224"/>
+    <w:multiLevelType w:val="hybridMultilevel"/>
+    <w:tmpl w:val="B69638BC"/>
+    <w:lvl w:ilvl="0" w:tplc="08090001">
+      <w:start w:val="1"/>
+      <w:numFmt w:val="bullet"/>
+      <w:lvlText w:val=""/>
+      <w:lvlJc w:val="left"/>
+      <w:pPr>
+        <w:ind w:left="360" w:hanging="360"/>
+      </w:pPr>
+      <w:rPr>
+        <w:rFonts w:ascii="Symbol" w:hAnsi="Symbol" w:hint="default"/>
+      </w:rPr>
+    </w:lvl>
+    <w:lvl w:ilvl="1" w:tplc="08090003" w:tentative="1">
+      <w:start w:val="1"/>
+      <w:numFmt w:val="bullet"/>
+      <w:lvlText w:val="o"/>
+      <w:lvlJc w:val="left"/>
+      <w:pPr>
+        <w:ind w:left="1080" w:hanging="360"/>
+      </w:pPr>
+      <w:rPr>
+        <w:rFonts w:ascii="Courier New" w:hAnsi="Courier New" w:cs="Courier New" w:hint="default"/>
+      </w:rPr>
+    </w:lvl>
+    <w:lvl w:ilvl="2" w:tplc="08090005" w:tentative="1">
+      <w:start w:val="1"/>
+      <w:numFmt w:val="bullet"/>
+      <w:lvlText w:val=""/>
+      <w:lvlJc w:val="left"/>
+      <w:pPr>
+        <w:ind w:left="1800" w:hanging="360"/>
+      </w:pPr>
+      <w:rPr>
+        <w:rFonts w:ascii="Wingdings" w:hAnsi="Wingdings" w:hint="default"/>
+      </w:rPr>
+    </w:lvl>
+    <w:lvl w:ilvl="3" w:tplc="08090001" w:tentative="1">
+      <w:start w:val="1"/>
+      <w:numFmt w:val="bullet"/>
+      <w:lvlText w:val=""/>
+      <w:lvlJc w:val="left"/>
+      <w:pPr>
+        <w:ind w:left="2520" w:hanging="360"/>
+      </w:pPr>
+      <w:rPr>
+        <w:rFonts w:ascii="Symbol" w:hAnsi="Symbol" w:hint="default"/>
+      </w:rPr>
+    </w:lvl>
+    <w:lvl w:ilvl="4" w:tplc="08090003" w:tentative="1">
+      <w:start w:val="1"/>
+      <w:numFmt w:val="bullet"/>
+      <w:lvlText w:val="o"/>
+      <w:lvlJc w:val="left"/>
+      <w:pPr>
+        <w:ind w:left="3240" w:hanging="360"/>
+      </w:pPr>
+      <w:rPr>
+        <w:rFonts w:ascii="Courier New" w:hAnsi="Courier New" w:cs="Courier New" w:hint="default"/>
+      </w:rPr>
+    </w:lvl>
+    <w:lvl w:ilvl="5" w:tplc="08090005" w:tentative="1">
+      <w:start w:val="1"/>
+      <w:numFmt w:val="bullet"/>
+      <w:lvlText w:val=""/>
+      <w:lvlJc w:val="left"/>
+      <w:pPr>
+        <w:ind w:left="3960" w:hanging="360"/>
+      </w:pPr>
+      <w:rPr>
+        <w:rFonts w:ascii="Wingdings" w:hAnsi="Wingdings" w:hint="default"/>
+      </w:rPr>
+    </w:lvl>
+    <w:lvl w:ilvl="6" w:tplc="08090001" w:tentative="1">
+      <w:start w:val="1"/>
+      <w:numFmt w:val="bullet"/>
+      <w:lvlText w:val=""/>
+      <w:lvlJc w:val="left"/>
+      <w:pPr>
+        <w:ind w:left="4680" w:hanging="360"/>
+      </w:pPr>
+      <w:rPr>
+        <w:rFonts w:ascii="Symbol" w:hAnsi="Symbol" w:hint="default"/>
+      </w:rPr>
+    </w:lvl>
+    <w:lvl w:ilvl="7" w:tplc="08090003" w:tentative="1">
+      <w:start w:val="1"/>
+      <w:numFmt w:val="bullet"/>
+      <w:lvlText w:val="o"/>
+      <w:lvlJc w:val="left"/>
+      <w:pPr>
+        <w:ind w:left="5400" w:hanging="360"/>
+      </w:pPr>
+      <w:rPr>
+        <w:rFonts w:ascii="Courier New" w:hAnsi="Courier New" w:cs="Courier New" w:hint="default"/>
+      </w:rPr>
+    </w:lvl>
+    <w:lvl w:ilvl="8" w:tplc="08090005" w:tentative="1">
+      <w:start w:val="1"/>
+      <w:numFmt w:val="bullet"/>
+      <w:lvlText w:val=""/>
+      <w:lvlJc w:val="left"/>
+      <w:pPr>
+        <w:ind w:left="6120" w:hanging="360"/>
+      </w:pPr>
+      <w:rPr>
+        <w:rFonts w:ascii="Wingdings" w:hAnsi="Wingdings" w:hint="default"/>
+      </w:rPr>
+    </w:lvl>
+  </w:abstractNum>
+  <w:abstractNum w:abstractNumId="16" w15:restartNumberingAfterBreak="0">
+    <w:nsid w:val="3751532F"/>
+    <w:multiLevelType w:val="hybridMultilevel"/>
+    <w:tmpl w:val="D8B64EF0"/>
+    <w:lvl w:ilvl="0" w:tplc="08090001">
+      <w:start w:val="1"/>
+      <w:numFmt w:val="bullet"/>
+      <w:lvlText w:val=""/>
+      <w:lvlJc w:val="left"/>
+      <w:pPr>
+        <w:ind w:left="360" w:hanging="360"/>
+      </w:pPr>
+      <w:rPr>
+        <w:rFonts w:ascii="Symbol" w:hAnsi="Symbol" w:hint="default"/>
+      </w:rPr>
+    </w:lvl>
+    <w:lvl w:ilvl="1" w:tplc="08090003" w:tentative="1">
+      <w:start w:val="1"/>
+      <w:numFmt w:val="bullet"/>
+      <w:lvlText w:val="o"/>
+      <w:lvlJc w:val="left"/>
+      <w:pPr>
+        <w:ind w:left="1080" w:hanging="360"/>
+      </w:pPr>
+      <w:rPr>
+        <w:rFonts w:ascii="Courier New" w:hAnsi="Courier New" w:cs="Courier New" w:hint="default"/>
+      </w:rPr>
+    </w:lvl>
+    <w:lvl w:ilvl="2" w:tplc="08090005" w:tentative="1">
+      <w:start w:val="1"/>
+      <w:numFmt w:val="bullet"/>
+      <w:lvlText w:val=""/>
+      <w:lvlJc w:val="left"/>
+      <w:pPr>
+        <w:ind w:left="1800" w:hanging="360"/>
+      </w:pPr>
+      <w:rPr>
+        <w:rFonts w:ascii="Wingdings" w:hAnsi="Wingdings" w:hint="default"/>
+      </w:rPr>
+    </w:lvl>
+    <w:lvl w:ilvl="3" w:tplc="08090001" w:tentative="1">
+      <w:start w:val="1"/>
+      <w:numFmt w:val="bullet"/>
+      <w:lvlText w:val=""/>
+      <w:lvlJc w:val="left"/>
+      <w:pPr>
+        <w:ind w:left="2520" w:hanging="360"/>
+      </w:pPr>
+      <w:rPr>
+        <w:rFonts w:ascii="Symbol" w:hAnsi="Symbol" w:hint="default"/>
+      </w:rPr>
+    </w:lvl>
+    <w:lvl w:ilvl="4" w:tplc="08090003" w:tentative="1">
+      <w:start w:val="1"/>
+      <w:numFmt w:val="bullet"/>
+      <w:lvlText w:val="o"/>
+      <w:lvlJc w:val="left"/>
+      <w:pPr>
+        <w:ind w:left="3240" w:hanging="360"/>
+      </w:pPr>
+      <w:rPr>
+        <w:rFonts w:ascii="Courier New" w:hAnsi="Courier New" w:cs="Courier New" w:hint="default"/>
+      </w:rPr>
+    </w:lvl>
+    <w:lvl w:ilvl="5" w:tplc="08090005" w:tentative="1">
+      <w:start w:val="1"/>
+      <w:numFmt w:val="bullet"/>
+      <w:lvlText w:val=""/>
+      <w:lvlJc w:val="left"/>
+      <w:pPr>
+        <w:ind w:left="3960" w:hanging="360"/>
+      </w:pPr>
+      <w:rPr>
+        <w:rFonts w:ascii="Wingdings" w:hAnsi="Wingdings" w:hint="default"/>
+      </w:rPr>
+    </w:lvl>
+    <w:lvl w:ilvl="6" w:tplc="08090001" w:tentative="1">
+      <w:start w:val="1"/>
+      <w:numFmt w:val="bullet"/>
+      <w:lvlText w:val=""/>
+      <w:lvlJc w:val="left"/>
+      <w:pPr>
+        <w:ind w:left="4680" w:hanging="360"/>
+      </w:pPr>
+      <w:rPr>
+        <w:rFonts w:ascii="Symbol" w:hAnsi="Symbol" w:hint="default"/>
+      </w:rPr>
+    </w:lvl>
+    <w:lvl w:ilvl="7" w:tplc="08090003" w:tentative="1">
+      <w:start w:val="1"/>
+      <w:numFmt w:val="bullet"/>
+      <w:lvlText w:val="o"/>
+      <w:lvlJc w:val="left"/>
+      <w:pPr>
+        <w:ind w:left="5400" w:hanging="360"/>
+      </w:pPr>
+      <w:rPr>
+        <w:rFonts w:ascii="Courier New" w:hAnsi="Courier New" w:cs="Courier New" w:hint="default"/>
+      </w:rPr>
+    </w:lvl>
+    <w:lvl w:ilvl="8" w:tplc="08090005" w:tentative="1">
+      <w:start w:val="1"/>
+      <w:numFmt w:val="bullet"/>
+      <w:lvlText w:val=""/>
+      <w:lvlJc w:val="left"/>
+      <w:pPr>
+        <w:ind w:left="6120" w:hanging="360"/>
+      </w:pPr>
+      <w:rPr>
+        <w:rFonts w:ascii="Wingdings" w:hAnsi="Wingdings" w:hint="default"/>
+      </w:rPr>
+    </w:lvl>
+  </w:abstractNum>
+  <w:abstractNum w:abstractNumId="17" w15:restartNumberingAfterBreak="0">
     <w:nsid w:val="3A934B39"/>
     <w:multiLevelType w:val="hybridMultilevel"/>
     <w:tmpl w:val="15B07FBC"/>
@@ -8895,7 +9663,7 @@
       </w:pPr>
     </w:lvl>
   </w:abstractNum>
-  <w:abstractNum w:abstractNumId="15" w15:restartNumberingAfterBreak="0">
+  <w:abstractNum w:abstractNumId="18" w15:restartNumberingAfterBreak="0">
     <w:nsid w:val="42447CAB"/>
     <w:multiLevelType w:val="hybridMultilevel"/>
     <w:tmpl w:val="1D2685E2"/>
@@ -8984,7 +9752,7 @@
       </w:pPr>
     </w:lvl>
   </w:abstractNum>
-  <w:abstractNum w:abstractNumId="16" w15:restartNumberingAfterBreak="0">
+  <w:abstractNum w:abstractNumId="19" w15:restartNumberingAfterBreak="0">
     <w:nsid w:val="42E34D9B"/>
     <w:multiLevelType w:val="hybridMultilevel"/>
     <w:tmpl w:val="F4BC7552"/>
@@ -9073,7 +9841,7 @@
       </w:pPr>
     </w:lvl>
   </w:abstractNum>
-  <w:abstractNum w:abstractNumId="17" w15:restartNumberingAfterBreak="0">
+  <w:abstractNum w:abstractNumId="20" w15:restartNumberingAfterBreak="0">
     <w:nsid w:val="44E2447E"/>
     <w:multiLevelType w:val="hybridMultilevel"/>
     <w:tmpl w:val="B290E53A"/>
@@ -9186,7 +9954,7 @@
       </w:rPr>
     </w:lvl>
   </w:abstractNum>
-  <w:abstractNum w:abstractNumId="18" w15:restartNumberingAfterBreak="0">
+  <w:abstractNum w:abstractNumId="21" w15:restartNumberingAfterBreak="0">
     <w:nsid w:val="47D279C7"/>
     <w:multiLevelType w:val="hybridMultilevel"/>
     <w:tmpl w:val="F684E67E"/>
@@ -9275,7 +10043,233 @@
       </w:pPr>
     </w:lvl>
   </w:abstractNum>
-  <w:abstractNum w:abstractNumId="19" w15:restartNumberingAfterBreak="0">
+  <w:abstractNum w:abstractNumId="22" w15:restartNumberingAfterBreak="0">
+    <w:nsid w:val="58EB02EA"/>
+    <w:multiLevelType w:val="hybridMultilevel"/>
+    <w:tmpl w:val="DE54E472"/>
+    <w:lvl w:ilvl="0" w:tplc="08090001">
+      <w:start w:val="1"/>
+      <w:numFmt w:val="bullet"/>
+      <w:lvlText w:val=""/>
+      <w:lvlJc w:val="left"/>
+      <w:pPr>
+        <w:ind w:left="360" w:hanging="360"/>
+      </w:pPr>
+      <w:rPr>
+        <w:rFonts w:ascii="Symbol" w:hAnsi="Symbol" w:hint="default"/>
+      </w:rPr>
+    </w:lvl>
+    <w:lvl w:ilvl="1" w:tplc="08090003" w:tentative="1">
+      <w:start w:val="1"/>
+      <w:numFmt w:val="bullet"/>
+      <w:lvlText w:val="o"/>
+      <w:lvlJc w:val="left"/>
+      <w:pPr>
+        <w:ind w:left="1080" w:hanging="360"/>
+      </w:pPr>
+      <w:rPr>
+        <w:rFonts w:ascii="Courier New" w:hAnsi="Courier New" w:cs="Courier New" w:hint="default"/>
+      </w:rPr>
+    </w:lvl>
+    <w:lvl w:ilvl="2" w:tplc="08090005" w:tentative="1">
+      <w:start w:val="1"/>
+      <w:numFmt w:val="bullet"/>
+      <w:lvlText w:val=""/>
+      <w:lvlJc w:val="left"/>
+      <w:pPr>
+        <w:ind w:left="1800" w:hanging="360"/>
+      </w:pPr>
+      <w:rPr>
+        <w:rFonts w:ascii="Wingdings" w:hAnsi="Wingdings" w:hint="default"/>
+      </w:rPr>
+    </w:lvl>
+    <w:lvl w:ilvl="3" w:tplc="08090001" w:tentative="1">
+      <w:start w:val="1"/>
+      <w:numFmt w:val="bullet"/>
+      <w:lvlText w:val=""/>
+      <w:lvlJc w:val="left"/>
+      <w:pPr>
+        <w:ind w:left="2520" w:hanging="360"/>
+      </w:pPr>
+      <w:rPr>
+        <w:rFonts w:ascii="Symbol" w:hAnsi="Symbol" w:hint="default"/>
+      </w:rPr>
+    </w:lvl>
+    <w:lvl w:ilvl="4" w:tplc="08090003" w:tentative="1">
+      <w:start w:val="1"/>
+      <w:numFmt w:val="bullet"/>
+      <w:lvlText w:val="o"/>
+      <w:lvlJc w:val="left"/>
+      <w:pPr>
+        <w:ind w:left="3240" w:hanging="360"/>
+      </w:pPr>
+      <w:rPr>
+        <w:rFonts w:ascii="Courier New" w:hAnsi="Courier New" w:cs="Courier New" w:hint="default"/>
+      </w:rPr>
+    </w:lvl>
+    <w:lvl w:ilvl="5" w:tplc="08090005" w:tentative="1">
+      <w:start w:val="1"/>
+      <w:numFmt w:val="bullet"/>
+      <w:lvlText w:val=""/>
+      <w:lvlJc w:val="left"/>
+      <w:pPr>
+        <w:ind w:left="3960" w:hanging="360"/>
+      </w:pPr>
+      <w:rPr>
+        <w:rFonts w:ascii="Wingdings" w:hAnsi="Wingdings" w:hint="default"/>
+      </w:rPr>
+    </w:lvl>
+    <w:lvl w:ilvl="6" w:tplc="08090001" w:tentative="1">
+      <w:start w:val="1"/>
+      <w:numFmt w:val="bullet"/>
+      <w:lvlText w:val=""/>
+      <w:lvlJc w:val="left"/>
+      <w:pPr>
+        <w:ind w:left="4680" w:hanging="360"/>
+      </w:pPr>
+      <w:rPr>
+        <w:rFonts w:ascii="Symbol" w:hAnsi="Symbol" w:hint="default"/>
+      </w:rPr>
+    </w:lvl>
+    <w:lvl w:ilvl="7" w:tplc="08090003" w:tentative="1">
+      <w:start w:val="1"/>
+      <w:numFmt w:val="bullet"/>
+      <w:lvlText w:val="o"/>
+      <w:lvlJc w:val="left"/>
+      <w:pPr>
+        <w:ind w:left="5400" w:hanging="360"/>
+      </w:pPr>
+      <w:rPr>
+        <w:rFonts w:ascii="Courier New" w:hAnsi="Courier New" w:cs="Courier New" w:hint="default"/>
+      </w:rPr>
+    </w:lvl>
+    <w:lvl w:ilvl="8" w:tplc="08090005" w:tentative="1">
+      <w:start w:val="1"/>
+      <w:numFmt w:val="bullet"/>
+      <w:lvlText w:val=""/>
+      <w:lvlJc w:val="left"/>
+      <w:pPr>
+        <w:ind w:left="6120" w:hanging="360"/>
+      </w:pPr>
+      <w:rPr>
+        <w:rFonts w:ascii="Wingdings" w:hAnsi="Wingdings" w:hint="default"/>
+      </w:rPr>
+    </w:lvl>
+  </w:abstractNum>
+  <w:abstractNum w:abstractNumId="23" w15:restartNumberingAfterBreak="0">
+    <w:nsid w:val="5BFB78F5"/>
+    <w:multiLevelType w:val="hybridMultilevel"/>
+    <w:tmpl w:val="40E281F6"/>
+    <w:lvl w:ilvl="0" w:tplc="08090001">
+      <w:start w:val="1"/>
+      <w:numFmt w:val="bullet"/>
+      <w:lvlText w:val=""/>
+      <w:lvlJc w:val="left"/>
+      <w:pPr>
+        <w:ind w:left="720" w:hanging="360"/>
+      </w:pPr>
+      <w:rPr>
+        <w:rFonts w:ascii="Symbol" w:hAnsi="Symbol" w:hint="default"/>
+      </w:rPr>
+    </w:lvl>
+    <w:lvl w:ilvl="1" w:tplc="08090003" w:tentative="1">
+      <w:start w:val="1"/>
+      <w:numFmt w:val="bullet"/>
+      <w:lvlText w:val="o"/>
+      <w:lvlJc w:val="left"/>
+      <w:pPr>
+        <w:ind w:left="1440" w:hanging="360"/>
+      </w:pPr>
+      <w:rPr>
+        <w:rFonts w:ascii="Courier New" w:hAnsi="Courier New" w:cs="Courier New" w:hint="default"/>
+      </w:rPr>
+    </w:lvl>
+    <w:lvl w:ilvl="2" w:tplc="08090005" w:tentative="1">
+      <w:start w:val="1"/>
+      <w:numFmt w:val="bullet"/>
+      <w:lvlText w:val=""/>
+      <w:lvlJc w:val="left"/>
+      <w:pPr>
+        <w:ind w:left="2160" w:hanging="360"/>
+      </w:pPr>
+      <w:rPr>
+        <w:rFonts w:ascii="Wingdings" w:hAnsi="Wingdings" w:hint="default"/>
+      </w:rPr>
+    </w:lvl>
+    <w:lvl w:ilvl="3" w:tplc="08090001" w:tentative="1">
+      <w:start w:val="1"/>
+      <w:numFmt w:val="bullet"/>
+      <w:lvlText w:val=""/>
+      <w:lvlJc w:val="left"/>
+      <w:pPr>
+        <w:ind w:left="2880" w:hanging="360"/>
+      </w:pPr>
+      <w:rPr>
+        <w:rFonts w:ascii="Symbol" w:hAnsi="Symbol" w:hint="default"/>
+      </w:rPr>
+    </w:lvl>
+    <w:lvl w:ilvl="4" w:tplc="08090003" w:tentative="1">
+      <w:start w:val="1"/>
+      <w:numFmt w:val="bullet"/>
+      <w:lvlText w:val="o"/>
+      <w:lvlJc w:val="left"/>
+      <w:pPr>
+        <w:ind w:left="3600" w:hanging="360"/>
+      </w:pPr>
+      <w:rPr>
+        <w:rFonts w:ascii="Courier New" w:hAnsi="Courier New" w:cs="Courier New" w:hint="default"/>
+      </w:rPr>
+    </w:lvl>
+    <w:lvl w:ilvl="5" w:tplc="08090005" w:tentative="1">
+      <w:start w:val="1"/>
+      <w:numFmt w:val="bullet"/>
+      <w:lvlText w:val=""/>
+      <w:lvlJc w:val="left"/>
+      <w:pPr>
+        <w:ind w:left="4320" w:hanging="360"/>
+      </w:pPr>
+      <w:rPr>
+        <w:rFonts w:ascii="Wingdings" w:hAnsi="Wingdings" w:hint="default"/>
+      </w:rPr>
+    </w:lvl>
+    <w:lvl w:ilvl="6" w:tplc="08090001" w:tentative="1">
+      <w:start w:val="1"/>
+      <w:numFmt w:val="bullet"/>
+      <w:lvlText w:val=""/>
+      <w:lvlJc w:val="left"/>
+      <w:pPr>
+        <w:ind w:left="5040" w:hanging="360"/>
+      </w:pPr>
+      <w:rPr>
+        <w:rFonts w:ascii="Symbol" w:hAnsi="Symbol" w:hint="default"/>
+      </w:rPr>
+    </w:lvl>
+    <w:lvl w:ilvl="7" w:tplc="08090003" w:tentative="1">
+      <w:start w:val="1"/>
+      <w:numFmt w:val="bullet"/>
+      <w:lvlText w:val="o"/>
+      <w:lvlJc w:val="left"/>
+      <w:pPr>
+        <w:ind w:left="5760" w:hanging="360"/>
+      </w:pPr>
+      <w:rPr>
+        <w:rFonts w:ascii="Courier New" w:hAnsi="Courier New" w:cs="Courier New" w:hint="default"/>
+      </w:rPr>
+    </w:lvl>
+    <w:lvl w:ilvl="8" w:tplc="08090005" w:tentative="1">
+      <w:start w:val="1"/>
+      <w:numFmt w:val="bullet"/>
+      <w:lvlText w:val=""/>
+      <w:lvlJc w:val="left"/>
+      <w:pPr>
+        <w:ind w:left="6480" w:hanging="360"/>
+      </w:pPr>
+      <w:rPr>
+        <w:rFonts w:ascii="Wingdings" w:hAnsi="Wingdings" w:hint="default"/>
+      </w:rPr>
+    </w:lvl>
+  </w:abstractNum>
+  <w:abstractNum w:abstractNumId="24" w15:restartNumberingAfterBreak="0">
     <w:nsid w:val="5C92227C"/>
     <w:multiLevelType w:val="hybridMultilevel"/>
     <w:tmpl w:val="557E57FE"/>
@@ -9387,7 +10381,7 @@
       </w:rPr>
     </w:lvl>
   </w:abstractNum>
-  <w:abstractNum w:abstractNumId="20" w15:restartNumberingAfterBreak="0">
+  <w:abstractNum w:abstractNumId="25" w15:restartNumberingAfterBreak="0">
     <w:nsid w:val="649D2C19"/>
     <w:multiLevelType w:val="hybridMultilevel"/>
     <w:tmpl w:val="F2E01624"/>
@@ -9500,7 +10494,7 @@
       </w:rPr>
     </w:lvl>
   </w:abstractNum>
-  <w:abstractNum w:abstractNumId="21" w15:restartNumberingAfterBreak="0">
+  <w:abstractNum w:abstractNumId="26" w15:restartNumberingAfterBreak="0">
     <w:nsid w:val="6854278D"/>
     <w:multiLevelType w:val="hybridMultilevel"/>
     <w:tmpl w:val="AA62088E"/>
@@ -9589,7 +10583,7 @@
       </w:pPr>
     </w:lvl>
   </w:abstractNum>
-  <w:abstractNum w:abstractNumId="22" w15:restartNumberingAfterBreak="0">
+  <w:abstractNum w:abstractNumId="27" w15:restartNumberingAfterBreak="0">
     <w:nsid w:val="6AD41083"/>
     <w:multiLevelType w:val="hybridMultilevel"/>
     <w:tmpl w:val="4F68D04A"/>
@@ -9675,7 +10669,7 @@
       </w:pPr>
     </w:lvl>
   </w:abstractNum>
-  <w:abstractNum w:abstractNumId="23" w15:restartNumberingAfterBreak="0">
+  <w:abstractNum w:abstractNumId="28" w15:restartNumberingAfterBreak="0">
     <w:nsid w:val="6F9B684D"/>
     <w:multiLevelType w:val="hybridMultilevel"/>
     <w:tmpl w:val="2A962156"/>
@@ -9788,7 +10782,7 @@
       </w:rPr>
     </w:lvl>
   </w:abstractNum>
-  <w:abstractNum w:abstractNumId="24" w15:restartNumberingAfterBreak="0">
+  <w:abstractNum w:abstractNumId="29" w15:restartNumberingAfterBreak="0">
     <w:nsid w:val="77485005"/>
     <w:multiLevelType w:val="hybridMultilevel"/>
     <w:tmpl w:val="1D54A7B0"/>
@@ -9901,7 +10895,7 @@
       </w:rPr>
     </w:lvl>
   </w:abstractNum>
-  <w:abstractNum w:abstractNumId="25" w15:restartNumberingAfterBreak="0">
+  <w:abstractNum w:abstractNumId="30" w15:restartNumberingAfterBreak="0">
     <w:nsid w:val="77A26102"/>
     <w:multiLevelType w:val="hybridMultilevel"/>
     <w:tmpl w:val="A02892DE"/>
@@ -9987,7 +10981,120 @@
       </w:pPr>
     </w:lvl>
   </w:abstractNum>
-  <w:abstractNum w:abstractNumId="26" w15:restartNumberingAfterBreak="0">
+  <w:abstractNum w:abstractNumId="31" w15:restartNumberingAfterBreak="0">
+    <w:nsid w:val="79254375"/>
+    <w:multiLevelType w:val="hybridMultilevel"/>
+    <w:tmpl w:val="57E8B0D4"/>
+    <w:lvl w:ilvl="0" w:tplc="08090001">
+      <w:start w:val="1"/>
+      <w:numFmt w:val="bullet"/>
+      <w:lvlText w:val=""/>
+      <w:lvlJc w:val="left"/>
+      <w:pPr>
+        <w:ind w:left="360" w:hanging="360"/>
+      </w:pPr>
+      <w:rPr>
+        <w:rFonts w:ascii="Symbol" w:hAnsi="Symbol" w:hint="default"/>
+      </w:rPr>
+    </w:lvl>
+    <w:lvl w:ilvl="1" w:tplc="08090003" w:tentative="1">
+      <w:start w:val="1"/>
+      <w:numFmt w:val="bullet"/>
+      <w:lvlText w:val="o"/>
+      <w:lvlJc w:val="left"/>
+      <w:pPr>
+        <w:ind w:left="1080" w:hanging="360"/>
+      </w:pPr>
+      <w:rPr>
+        <w:rFonts w:ascii="Courier New" w:hAnsi="Courier New" w:cs="Courier New" w:hint="default"/>
+      </w:rPr>
+    </w:lvl>
+    <w:lvl w:ilvl="2" w:tplc="08090005" w:tentative="1">
+      <w:start w:val="1"/>
+      <w:numFmt w:val="bullet"/>
+      <w:lvlText w:val=""/>
+      <w:lvlJc w:val="left"/>
+      <w:pPr>
+        <w:ind w:left="1800" w:hanging="360"/>
+      </w:pPr>
+      <w:rPr>
+        <w:rFonts w:ascii="Wingdings" w:hAnsi="Wingdings" w:hint="default"/>
+      </w:rPr>
+    </w:lvl>
+    <w:lvl w:ilvl="3" w:tplc="08090001" w:tentative="1">
+      <w:start w:val="1"/>
+      <w:numFmt w:val="bullet"/>
+      <w:lvlText w:val=""/>
+      <w:lvlJc w:val="left"/>
+      <w:pPr>
+        <w:ind w:left="2520" w:hanging="360"/>
+      </w:pPr>
+      <w:rPr>
+        <w:rFonts w:ascii="Symbol" w:hAnsi="Symbol" w:hint="default"/>
+      </w:rPr>
+    </w:lvl>
+    <w:lvl w:ilvl="4" w:tplc="08090003" w:tentative="1">
+      <w:start w:val="1"/>
+      <w:numFmt w:val="bullet"/>
+      <w:lvlText w:val="o"/>
+      <w:lvlJc w:val="left"/>
+      <w:pPr>
+        <w:ind w:left="3240" w:hanging="360"/>
+      </w:pPr>
+      <w:rPr>
+        <w:rFonts w:ascii="Courier New" w:hAnsi="Courier New" w:cs="Courier New" w:hint="default"/>
+      </w:rPr>
+    </w:lvl>
+    <w:lvl w:ilvl="5" w:tplc="08090005" w:tentative="1">
+      <w:start w:val="1"/>
+      <w:numFmt w:val="bullet"/>
+      <w:lvlText w:val=""/>
+      <w:lvlJc w:val="left"/>
+      <w:pPr>
+        <w:ind w:left="3960" w:hanging="360"/>
+      </w:pPr>
+      <w:rPr>
+        <w:rFonts w:ascii="Wingdings" w:hAnsi="Wingdings" w:hint="default"/>
+      </w:rPr>
+    </w:lvl>
+    <w:lvl w:ilvl="6" w:tplc="08090001" w:tentative="1">
+      <w:start w:val="1"/>
+      <w:numFmt w:val="bullet"/>
+      <w:lvlText w:val=""/>
+      <w:lvlJc w:val="left"/>
+      <w:pPr>
+        <w:ind w:left="4680" w:hanging="360"/>
+      </w:pPr>
+      <w:rPr>
+        <w:rFonts w:ascii="Symbol" w:hAnsi="Symbol" w:hint="default"/>
+      </w:rPr>
+    </w:lvl>
+    <w:lvl w:ilvl="7" w:tplc="08090003" w:tentative="1">
+      <w:start w:val="1"/>
+      <w:numFmt w:val="bullet"/>
+      <w:lvlText w:val="o"/>
+      <w:lvlJc w:val="left"/>
+      <w:pPr>
+        <w:ind w:left="5400" w:hanging="360"/>
+      </w:pPr>
+      <w:rPr>
+        <w:rFonts w:ascii="Courier New" w:hAnsi="Courier New" w:cs="Courier New" w:hint="default"/>
+      </w:rPr>
+    </w:lvl>
+    <w:lvl w:ilvl="8" w:tplc="08090005" w:tentative="1">
+      <w:start w:val="1"/>
+      <w:numFmt w:val="bullet"/>
+      <w:lvlText w:val=""/>
+      <w:lvlJc w:val="left"/>
+      <w:pPr>
+        <w:ind w:left="6120" w:hanging="360"/>
+      </w:pPr>
+      <w:rPr>
+        <w:rFonts w:ascii="Wingdings" w:hAnsi="Wingdings" w:hint="default"/>
+      </w:rPr>
+    </w:lvl>
+  </w:abstractNum>
+  <w:abstractNum w:abstractNumId="32" w15:restartNumberingAfterBreak="0">
     <w:nsid w:val="79E94091"/>
     <w:multiLevelType w:val="hybridMultilevel"/>
     <w:tmpl w:val="1D2685E2"/>
@@ -10077,85 +11184,103 @@
     </w:lvl>
   </w:abstractNum>
   <w:num w:numId="1" w16cid:durableId="1021855189">
+    <w:abstractNumId w:val="4"/>
+  </w:num>
+  <w:num w:numId="2" w16cid:durableId="873617365">
+    <w:abstractNumId w:val="14"/>
+  </w:num>
+  <w:num w:numId="3" w16cid:durableId="415858473">
+    <w:abstractNumId w:val="8"/>
+  </w:num>
+  <w:num w:numId="4" w16cid:durableId="1934240272">
+    <w:abstractNumId w:val="27"/>
+  </w:num>
+  <w:num w:numId="5" w16cid:durableId="500319591">
+    <w:abstractNumId w:val="10"/>
+  </w:num>
+  <w:num w:numId="6" w16cid:durableId="1953244164">
+    <w:abstractNumId w:val="25"/>
+  </w:num>
+  <w:num w:numId="7" w16cid:durableId="1272973944">
+    <w:abstractNumId w:val="5"/>
+  </w:num>
+  <w:num w:numId="8" w16cid:durableId="296837842">
+    <w:abstractNumId w:val="24"/>
+  </w:num>
+  <w:num w:numId="9" w16cid:durableId="1612740194">
+    <w:abstractNumId w:val="7"/>
+  </w:num>
+  <w:num w:numId="10" w16cid:durableId="1126045997">
+    <w:abstractNumId w:val="6"/>
+  </w:num>
+  <w:num w:numId="11" w16cid:durableId="409622807">
     <w:abstractNumId w:val="3"/>
   </w:num>
-  <w:num w:numId="2" w16cid:durableId="873617365">
+  <w:num w:numId="12" w16cid:durableId="57019460">
+    <w:abstractNumId w:val="17"/>
+  </w:num>
+  <w:num w:numId="13" w16cid:durableId="1135102731">
+    <w:abstractNumId w:val="12"/>
+  </w:num>
+  <w:num w:numId="14" w16cid:durableId="2040273535">
     <w:abstractNumId w:val="13"/>
   </w:num>
-  <w:num w:numId="3" w16cid:durableId="415858473">
-    <w:abstractNumId w:val="7"/>
+  <w:num w:numId="15" w16cid:durableId="2078088890">
+    <w:abstractNumId w:val="19"/>
   </w:num>
-  <w:num w:numId="4" w16cid:durableId="1934240272">
+  <w:num w:numId="16" w16cid:durableId="224148914">
+    <w:abstractNumId w:val="2"/>
+  </w:num>
+  <w:num w:numId="17" w16cid:durableId="1422144515">
+    <w:abstractNumId w:val="9"/>
+  </w:num>
+  <w:num w:numId="18" w16cid:durableId="1168524478">
+    <w:abstractNumId w:val="29"/>
+  </w:num>
+  <w:num w:numId="19" w16cid:durableId="1477914169">
+    <w:abstractNumId w:val="26"/>
+  </w:num>
+  <w:num w:numId="20" w16cid:durableId="1623457808">
+    <w:abstractNumId w:val="11"/>
+  </w:num>
+  <w:num w:numId="21" w16cid:durableId="1264651575">
+    <w:abstractNumId w:val="18"/>
+  </w:num>
+  <w:num w:numId="22" w16cid:durableId="671879580">
+    <w:abstractNumId w:val="21"/>
+  </w:num>
+  <w:num w:numId="23" w16cid:durableId="850948606">
+    <w:abstractNumId w:val="32"/>
+  </w:num>
+  <w:num w:numId="24" w16cid:durableId="440616153">
+    <w:abstractNumId w:val="1"/>
+  </w:num>
+  <w:num w:numId="25" w16cid:durableId="1892769113">
+    <w:abstractNumId w:val="28"/>
+  </w:num>
+  <w:num w:numId="26" w16cid:durableId="1310551058">
+    <w:abstractNumId w:val="20"/>
+  </w:num>
+  <w:num w:numId="27" w16cid:durableId="937251674">
+    <w:abstractNumId w:val="30"/>
+  </w:num>
+  <w:num w:numId="28" w16cid:durableId="1176579910">
+    <w:abstractNumId w:val="23"/>
+  </w:num>
+  <w:num w:numId="29" w16cid:durableId="564145885">
+    <w:abstractNumId w:val="0"/>
+  </w:num>
+  <w:num w:numId="30" w16cid:durableId="2037729497">
+    <w:abstractNumId w:val="31"/>
+  </w:num>
+  <w:num w:numId="31" w16cid:durableId="1972712446">
     <w:abstractNumId w:val="22"/>
   </w:num>
-  <w:num w:numId="5" w16cid:durableId="500319591">
-    <w:abstractNumId w:val="9"/>
-  </w:num>
-  <w:num w:numId="6" w16cid:durableId="1953244164">
-    <w:abstractNumId w:val="20"/>
-  </w:num>
-  <w:num w:numId="7" w16cid:durableId="1272973944">
-    <w:abstractNumId w:val="4"/>
-  </w:num>
-  <w:num w:numId="8" w16cid:durableId="296837842">
-    <w:abstractNumId w:val="19"/>
-  </w:num>
-  <w:num w:numId="9" w16cid:durableId="1612740194">
-    <w:abstractNumId w:val="6"/>
-  </w:num>
-  <w:num w:numId="10" w16cid:durableId="1126045997">
-    <w:abstractNumId w:val="5"/>
-  </w:num>
-  <w:num w:numId="11" w16cid:durableId="409622807">
-    <w:abstractNumId w:val="2"/>
-  </w:num>
-  <w:num w:numId="12" w16cid:durableId="57019460">
-    <w:abstractNumId w:val="14"/>
-  </w:num>
-  <w:num w:numId="13" w16cid:durableId="1135102731">
-    <w:abstractNumId w:val="11"/>
-  </w:num>
-  <w:num w:numId="14" w16cid:durableId="2040273535">
-    <w:abstractNumId w:val="12"/>
-  </w:num>
-  <w:num w:numId="15" w16cid:durableId="2078088890">
+  <w:num w:numId="32" w16cid:durableId="325481554">
     <w:abstractNumId w:val="16"/>
   </w:num>
-  <w:num w:numId="16" w16cid:durableId="224148914">
-    <w:abstractNumId w:val="1"/>
-  </w:num>
-  <w:num w:numId="17" w16cid:durableId="1422144515">
-    <w:abstractNumId w:val="8"/>
-  </w:num>
-  <w:num w:numId="18" w16cid:durableId="1168524478">
-    <w:abstractNumId w:val="24"/>
-  </w:num>
-  <w:num w:numId="19" w16cid:durableId="1477914169">
-    <w:abstractNumId w:val="21"/>
-  </w:num>
-  <w:num w:numId="20" w16cid:durableId="1623457808">
-    <w:abstractNumId w:val="10"/>
-  </w:num>
-  <w:num w:numId="21" w16cid:durableId="1264651575">
+  <w:num w:numId="33" w16cid:durableId="1457026527">
     <w:abstractNumId w:val="15"/>
-  </w:num>
-  <w:num w:numId="22" w16cid:durableId="671879580">
-    <w:abstractNumId w:val="18"/>
-  </w:num>
-  <w:num w:numId="23" w16cid:durableId="850948606">
-    <w:abstractNumId w:val="26"/>
-  </w:num>
-  <w:num w:numId="24" w16cid:durableId="440616153">
-    <w:abstractNumId w:val="0"/>
-  </w:num>
-  <w:num w:numId="25" w16cid:durableId="1892769113">
-    <w:abstractNumId w:val="23"/>
-  </w:num>
-  <w:num w:numId="26" w16cid:durableId="1310551058">
-    <w:abstractNumId w:val="17"/>
-  </w:num>
-  <w:num w:numId="27" w16cid:durableId="937251674">
-    <w:abstractNumId w:val="25"/>
   </w:num>
 </w:numbering>
 </file>
@@ -11473,6 +12598,7 @@
   </w:compat>
   <w:rsids>
     <w:rsidRoot w:val="00A80C73"/>
+    <w:rsid w:val="00080750"/>
     <w:rsid w:val="000D1C25"/>
     <w:rsid w:val="0012679A"/>
     <w:rsid w:val="001A42E8"/>
@@ -11483,14 +12609,18 @@
     <w:rsid w:val="0066102B"/>
     <w:rsid w:val="006B5931"/>
     <w:rsid w:val="007C1B1A"/>
+    <w:rsid w:val="00866A9B"/>
     <w:rsid w:val="00964D45"/>
     <w:rsid w:val="00971F34"/>
+    <w:rsid w:val="00A06863"/>
     <w:rsid w:val="00A80C73"/>
     <w:rsid w:val="00A92441"/>
     <w:rsid w:val="00B64356"/>
     <w:rsid w:val="00D35F5A"/>
     <w:rsid w:val="00D6146C"/>
+    <w:rsid w:val="00DB3CBF"/>
     <w:rsid w:val="00DC0342"/>
+    <w:rsid w:val="00E5110E"/>
     <w:rsid w:val="00F14FFC"/>
     <w:rsid w:val="00FC7FCD"/>
   </w:rsids>

--- a/Task1_Proposal_717903_Ram_D.docx
+++ b/Task1_Proposal_717903_Ram_D.docx
@@ -1332,7 +1332,21 @@
                 <w:rStyle w:val="Hyperlink"/>
                 <w:noProof/>
               </w:rPr>
-              <w:t>Performance</w:t>
+              <w:t>Perfor</w:t>
+            </w:r>
+            <w:r>
+              <w:rPr>
+                <w:rStyle w:val="Hyperlink"/>
+                <w:noProof/>
+              </w:rPr>
+              <w:t>m</w:t>
+            </w:r>
+            <w:r>
+              <w:rPr>
+                <w:rStyle w:val="Hyperlink"/>
+                <w:noProof/>
+              </w:rPr>
+              <w:t>ance</w:t>
             </w:r>
             <w:r>
               <w:rPr>
@@ -4261,10 +4275,7 @@
               </w:numPr>
             </w:pPr>
             <w:r>
-              <w:t>View discount type field on product</w:t>
-            </w:r>
-            <w:r>
-              <w:t xml:space="preserve"> specific page</w:t>
+              <w:t>View discount type field on product specific page</w:t>
             </w:r>
           </w:p>
           <w:p>
@@ -4276,13 +4287,7 @@
               </w:numPr>
             </w:pPr>
             <w:r>
-              <w:t xml:space="preserve">Interact with </w:t>
-            </w:r>
-            <w:r>
-              <w:t>discount type field on product specific page</w:t>
-            </w:r>
-            <w:r>
-              <w:t xml:space="preserve"> to change discount type only if the product is of the producer</w:t>
+              <w:t>Interact with discount type field on product specific page to change discount type only if the product is of the producer</w:t>
             </w:r>
           </w:p>
           <w:p>
@@ -4400,10 +4405,7 @@
               <w:t>View font size adjustment buttons</w:t>
             </w:r>
             <w:r>
-              <w:t xml:space="preserve"> </w:t>
-            </w:r>
-            <w:r>
-              <w:t>on navigation bar</w:t>
+              <w:t xml:space="preserve"> on navigation bar</w:t>
             </w:r>
           </w:p>
           <w:p>
@@ -4415,13 +4417,7 @@
               </w:numPr>
             </w:pPr>
             <w:r>
-              <w:t xml:space="preserve">Interact with </w:t>
-            </w:r>
-            <w:r>
-              <w:t>theme switch button</w:t>
-            </w:r>
-            <w:r>
-              <w:t xml:space="preserve"> to change between light mode and dark mode</w:t>
+              <w:t>Interact with theme switch button to change between light mode and dark mode</w:t>
             </w:r>
           </w:p>
           <w:p>
@@ -4433,13 +4429,7 @@
               </w:numPr>
             </w:pPr>
             <w:r>
-              <w:t xml:space="preserve">Interact with </w:t>
-            </w:r>
-            <w:r>
-              <w:t>text-to-speech button</w:t>
-            </w:r>
-            <w:r>
-              <w:t xml:space="preserve"> to use text-to-speech</w:t>
+              <w:t>Interact with text-to-speech button to use text-to-speech</w:t>
             </w:r>
           </w:p>
           <w:p>
@@ -4451,13 +4441,7 @@
               </w:numPr>
             </w:pPr>
             <w:r>
-              <w:t xml:space="preserve">Interact with </w:t>
-            </w:r>
-            <w:r>
-              <w:t>font size adjustment buttons</w:t>
-            </w:r>
-            <w:r>
-              <w:t xml:space="preserve"> to increase or decrease font size</w:t>
+              <w:t>Interact with font size adjustment buttons to increase or decrease font size</w:t>
             </w:r>
           </w:p>
         </w:tc>
@@ -5017,6 +5001,97 @@
           </w:p>
         </w:tc>
       </w:tr>
+      <w:tr>
+        <w:tc>
+          <w:tcPr>
+            <w:tcW w:w="3005" w:type="dxa"/>
+          </w:tcPr>
+          <w:p>
+            <w:r>
+              <w:lastRenderedPageBreak/>
+              <w:t>Payment should be processed quickly.</w:t>
+            </w:r>
+          </w:p>
+        </w:tc>
+        <w:tc>
+          <w:tcPr>
+            <w:tcW w:w="3005" w:type="dxa"/>
+          </w:tcPr>
+          <w:p>
+            <w:r>
+              <w:t>This will allow the customers to feel like that the website is responsive as it will not take long to process the payment.</w:t>
+            </w:r>
+          </w:p>
+        </w:tc>
+        <w:tc>
+          <w:tcPr>
+            <w:tcW w:w="3006" w:type="dxa"/>
+          </w:tcPr>
+          <w:p>
+            <w:r>
+              <w:t>The payment should be at an industry standard.</w:t>
+            </w:r>
+          </w:p>
+        </w:tc>
+      </w:tr>
+      <w:tr>
+        <w:tc>
+          <w:tcPr>
+            <w:tcW w:w="3005" w:type="dxa"/>
+          </w:tcPr>
+          <w:p>
+            <w:r>
+              <w:t>Orders’</w:t>
+            </w:r>
+            <w:r>
+              <w:t xml:space="preserve"> status should be updated fast when changed</w:t>
+            </w:r>
+            <w:r>
+              <w:t>.</w:t>
+            </w:r>
+          </w:p>
+        </w:tc>
+        <w:tc>
+          <w:tcPr>
+            <w:tcW w:w="3005" w:type="dxa"/>
+          </w:tcPr>
+          <w:p>
+            <w:r>
+              <w:t xml:space="preserve">This will allow the customers to view their </w:t>
+            </w:r>
+            <w:r>
+              <w:t>orders</w:t>
+            </w:r>
+            <w:r>
+              <w:t xml:space="preserve"> fast and not get frustrated since they were not able to view the </w:t>
+            </w:r>
+            <w:r>
+              <w:t>orders’</w:t>
+            </w:r>
+            <w:r>
+              <w:t xml:space="preserve"> status change fast.</w:t>
+            </w:r>
+          </w:p>
+        </w:tc>
+        <w:tc>
+          <w:tcPr>
+            <w:tcW w:w="3006" w:type="dxa"/>
+          </w:tcPr>
+          <w:p>
+            <w:r>
+              <w:t>Orders’</w:t>
+            </w:r>
+            <w:r>
+              <w:t xml:space="preserve"> status being updated under 2 minutes after the status has been changed</w:t>
+            </w:r>
+          </w:p>
+          <w:p>
+            <w:r>
+              <w:tab/>
+            </w:r>
+          </w:p>
+        </w:tc>
+      </w:tr>
     </w:tbl>
     <w:p/>
     <w:p>
@@ -5327,19 +5402,100 @@
           <w:tcPr>
             <w:tcW w:w="3005" w:type="dxa"/>
           </w:tcPr>
-          <w:p/>
+          <w:p>
+            <w:r>
+              <w:t>Account details of the user should be censored.</w:t>
+            </w:r>
+          </w:p>
         </w:tc>
         <w:tc>
           <w:tcPr>
             <w:tcW w:w="3005" w:type="dxa"/>
           </w:tcPr>
-          <w:p/>
+          <w:p>
+            <w:r>
+              <w:t>This will ensure others cannot access details of the user, by viewing the user’s screen.</w:t>
+            </w:r>
+          </w:p>
         </w:tc>
         <w:tc>
           <w:tcPr>
             <w:tcW w:w="3006" w:type="dxa"/>
           </w:tcPr>
-          <w:p/>
+          <w:p>
+            <w:r>
+              <w:t>Important details like passwords and emails will be replaced with asterisks or dots, these will be the same amount regardless the number of characters.</w:t>
+            </w:r>
+          </w:p>
+        </w:tc>
+      </w:tr>
+      <w:tr>
+        <w:tc>
+          <w:tcPr>
+            <w:tcW w:w="3005" w:type="dxa"/>
+          </w:tcPr>
+          <w:p>
+            <w:r>
+              <w:t>Payment details should not be shown on the screen by default.</w:t>
+            </w:r>
+          </w:p>
+        </w:tc>
+        <w:tc>
+          <w:tcPr>
+            <w:tcW w:w="3005" w:type="dxa"/>
+          </w:tcPr>
+          <w:p>
+            <w:r>
+              <w:t>This will ensure the customers’ details will not be stolen by someone viewing their screen when they are entering their payment details.</w:t>
+            </w:r>
+          </w:p>
+        </w:tc>
+        <w:tc>
+          <w:tcPr>
+            <w:tcW w:w="3006" w:type="dxa"/>
+          </w:tcPr>
+          <w:p>
+            <w:r>
+              <w:t xml:space="preserve">Card numbers will be replaced with asterisks or dots, when they are being typed in or just being displayed. </w:t>
+            </w:r>
+          </w:p>
+          <w:p>
+            <w:r>
+              <w:t>Card holder’s full name should be abbreviated to only show the surname on screen.</w:t>
+            </w:r>
+          </w:p>
+        </w:tc>
+      </w:tr>
+      <w:tr>
+        <w:tc>
+          <w:tcPr>
+            <w:tcW w:w="3005" w:type="dxa"/>
+          </w:tcPr>
+          <w:p>
+            <w:r>
+              <w:t>Users given specific roles</w:t>
+            </w:r>
+          </w:p>
+        </w:tc>
+        <w:tc>
+          <w:tcPr>
+            <w:tcW w:w="3005" w:type="dxa"/>
+          </w:tcPr>
+          <w:p>
+            <w:r>
+              <w:t>This will ensure the users that are not supposed have access to certain pages will not have to access to it.</w:t>
+            </w:r>
+          </w:p>
+        </w:tc>
+        <w:tc>
+          <w:tcPr>
+            <w:tcW w:w="3006" w:type="dxa"/>
+          </w:tcPr>
+          <w:p>
+            <w:r>
+              <w:t>Users are only able to view pages that they are allowed based on their roles.</w:t>
+            </w:r>
+          </w:p>
         </w:tc>
       </w:tr>
     </w:tbl>
@@ -5579,6 +5735,50 @@
           </w:p>
         </w:tc>
       </w:tr>
+      <w:tr>
+        <w:tc>
+          <w:tcPr>
+            <w:tcW w:w="3005" w:type="dxa"/>
+          </w:tcPr>
+          <w:p>
+            <w:r>
+              <w:t>The website should be able to store data of many customers without overwriting previous data of other customers.</w:t>
+            </w:r>
+          </w:p>
+        </w:tc>
+        <w:tc>
+          <w:tcPr>
+            <w:tcW w:w="3005" w:type="dxa"/>
+          </w:tcPr>
+          <w:p>
+            <w:r>
+              <w:t xml:space="preserve">This will allow the website to handle the storage customers’ details and </w:t>
+            </w:r>
+            <w:r>
+              <w:t>orders</w:t>
+            </w:r>
+            <w:r>
+              <w:t xml:space="preserve">, without cost the constant need to upgrade the storage. Additionally, it will avoid customers getting frustrated if they website cannot store their details or </w:t>
+            </w:r>
+            <w:r>
+              <w:t>orders</w:t>
+            </w:r>
+            <w:r>
+              <w:t>.</w:t>
+            </w:r>
+          </w:p>
+        </w:tc>
+        <w:tc>
+          <w:tcPr>
+            <w:tcW w:w="3006" w:type="dxa"/>
+          </w:tcPr>
+          <w:p>
+            <w:r>
+              <w:t>The website should be able to store up to 10TB of data.</w:t>
+            </w:r>
+          </w:p>
+        </w:tc>
+      </w:tr>
     </w:tbl>
     <w:p/>
     <w:p>
@@ -5733,11 +5933,7 @@
           </w:tcPr>
           <w:p>
             <w:r>
-              <w:t xml:space="preserve">This will ensure that website will still be providing a smooth </w:t>
-            </w:r>
-            <w:r>
-              <w:lastRenderedPageBreak/>
-              <w:t>experience even if there is an increase in users.</w:t>
+              <w:t>This will ensure that website will still be providing a smooth experience even if there is an increase in users.</w:t>
             </w:r>
           </w:p>
         </w:tc>
@@ -5747,8 +5943,42 @@
           </w:tcPr>
           <w:p>
             <w:r>
-              <w:lastRenderedPageBreak/>
               <w:t>On average traffic should be dispersed evenly across all the different servers.</w:t>
+            </w:r>
+          </w:p>
+        </w:tc>
+      </w:tr>
+      <w:tr>
+        <w:trPr>
+          <w:trHeight w:val="263"/>
+        </w:trPr>
+        <w:tc>
+          <w:tcPr>
+            <w:tcW w:w="3005" w:type="dxa"/>
+          </w:tcPr>
+          <w:p>
+            <w:r>
+              <w:t>The code should be easily maintained and understandable by others.</w:t>
+            </w:r>
+          </w:p>
+        </w:tc>
+        <w:tc>
+          <w:tcPr>
+            <w:tcW w:w="3005" w:type="dxa"/>
+          </w:tcPr>
+          <w:p>
+            <w:r>
+              <w:t>This will allow the website to get more features more efficiently as other developers can understand the code easily.</w:t>
+            </w:r>
+          </w:p>
+        </w:tc>
+        <w:tc>
+          <w:tcPr>
+            <w:tcW w:w="3006" w:type="dxa"/>
+          </w:tcPr>
+          <w:p>
+            <w:r>
+              <w:t>A third party should be able to understand the coding conventions and logic being used in the solution and edit the code easily after a week of reviewing.</w:t>
             </w:r>
           </w:p>
         </w:tc>
@@ -5919,6 +6149,7 @@
           </w:tcPr>
           <w:p>
             <w:r>
+              <w:lastRenderedPageBreak/>
               <w:t>Websit</w:t>
             </w:r>
             <w:r>
@@ -6079,6 +6310,41 @@
             </w:r>
             <w:r>
               <w:t>to the design document of the website.</w:t>
+            </w:r>
+          </w:p>
+        </w:tc>
+      </w:tr>
+      <w:tr>
+        <w:trPr>
+          <w:trHeight w:val="935"/>
+        </w:trPr>
+        <w:tc>
+          <w:tcPr>
+            <w:tcW w:w="3005" w:type="dxa"/>
+          </w:tcPr>
+          <w:p>
+            <w:r>
+              <w:t>The solution must show errors in an informative and understandable way.</w:t>
+            </w:r>
+          </w:p>
+        </w:tc>
+        <w:tc>
+          <w:tcPr>
+            <w:tcW w:w="3005" w:type="dxa"/>
+          </w:tcPr>
+          <w:p>
+            <w:r>
+              <w:t>This will ensure users do not get frustrated, if they have errors in the input or output of the solution. Additionally, this will allow the website to be professional, as it is to industry standard to show error in an informative and understandable manner.</w:t>
+            </w:r>
+          </w:p>
+        </w:tc>
+        <w:tc>
+          <w:tcPr>
+            <w:tcW w:w="3006" w:type="dxa"/>
+          </w:tcPr>
+          <w:p>
+            <w:r>
+              <w:t>Users should not have no complaints of them being confused or frustrated with errors.</w:t>
             </w:r>
           </w:p>
         </w:tc>
@@ -6271,11 +6537,14 @@
         <w:pStyle w:val="ListParagraph"/>
         <w:numPr>
           <w:ilvl w:val="0"/>
-          <w:numId w:val="27"/>
+          <w:numId w:val="35"/>
         </w:numPr>
       </w:pPr>
       <w:r>
-        <w:t>PBR 1</w:t>
+        <w:t>Ordering</w:t>
+      </w:r>
+      <w:r>
+        <w:t xml:space="preserve"> system errors </w:t>
       </w:r>
     </w:p>
     <w:p>
@@ -6283,11 +6552,11 @@
         <w:pStyle w:val="ListParagraph"/>
         <w:numPr>
           <w:ilvl w:val="0"/>
-          <w:numId w:val="27"/>
+          <w:numId w:val="35"/>
         </w:numPr>
       </w:pPr>
       <w:r>
-        <w:t>PBR 2</w:t>
+        <w:t xml:space="preserve">Back-end access by unauthorised users </w:t>
       </w:r>
     </w:p>
     <w:p>
@@ -6295,11 +6564,11 @@
         <w:pStyle w:val="ListParagraph"/>
         <w:numPr>
           <w:ilvl w:val="0"/>
-          <w:numId w:val="27"/>
+          <w:numId w:val="35"/>
         </w:numPr>
       </w:pPr>
       <w:r>
-        <w:t>PBR 3</w:t>
+        <w:t>Payment provider not working</w:t>
       </w:r>
     </w:p>
     <w:p>
@@ -6307,12 +6576,11 @@
         <w:pStyle w:val="ListParagraph"/>
         <w:numPr>
           <w:ilvl w:val="0"/>
-          <w:numId w:val="27"/>
+          <w:numId w:val="35"/>
         </w:numPr>
       </w:pPr>
       <w:r>
-        <w:lastRenderedPageBreak/>
-        <w:t>PBR 4</w:t>
+        <w:t>Producers adding wrong product details</w:t>
       </w:r>
     </w:p>
     <w:p>
@@ -6320,11 +6588,11 @@
         <w:pStyle w:val="ListParagraph"/>
         <w:numPr>
           <w:ilvl w:val="0"/>
-          <w:numId w:val="27"/>
+          <w:numId w:val="35"/>
         </w:numPr>
       </w:pPr>
       <w:r>
-        <w:t>PBR 5</w:t>
+        <w:t>Incorrect stock and availability</w:t>
       </w:r>
     </w:p>
     <w:p>
@@ -6332,74 +6600,20 @@
         <w:pStyle w:val="ListParagraph"/>
         <w:numPr>
           <w:ilvl w:val="0"/>
-          <w:numId w:val="27"/>
+          <w:numId w:val="35"/>
         </w:numPr>
       </w:pPr>
       <w:r>
-        <w:t>PBR 6</w:t>
+        <w:t>Producer struggling to adopt using the dashboard</w:t>
       </w:r>
     </w:p>
     <w:p>
       <w:pPr>
-        <w:pStyle w:val="ListParagraph"/>
-        <w:numPr>
-          <w:ilvl w:val="0"/>
-          <w:numId w:val="27"/>
-        </w:numPr>
-      </w:pPr>
-      <w:r>
-        <w:t xml:space="preserve">PBR </w:t>
-      </w:r>
-      <w:r>
-        <w:t>7</w:t>
-      </w:r>
-    </w:p>
-    <w:p>
-      <w:pPr>
-        <w:pStyle w:val="ListParagraph"/>
-        <w:numPr>
-          <w:ilvl w:val="0"/>
-          <w:numId w:val="27"/>
-        </w:numPr>
-      </w:pPr>
-      <w:r>
-        <w:t>PBR 8</w:t>
-      </w:r>
-    </w:p>
-    <w:p/>
-    <w:p/>
-    <w:p>
-      <w:pPr>
-        <w:pStyle w:val="Heading2"/>
-      </w:pPr>
-    </w:p>
-    <w:p>
-      <w:pPr>
-        <w:pStyle w:val="Heading2"/>
-      </w:pPr>
-    </w:p>
-    <w:p>
-      <w:pPr>
-        <w:pStyle w:val="Heading2"/>
-      </w:pPr>
-    </w:p>
-    <w:p>
-      <w:pPr>
-        <w:pStyle w:val="Heading2"/>
-      </w:pPr>
-    </w:p>
-    <w:p>
-      <w:pPr>
-        <w:pStyle w:val="Heading2"/>
-      </w:pPr>
-    </w:p>
-    <w:p/>
-    <w:p>
-      <w:pPr>
         <w:pStyle w:val="Heading2"/>
       </w:pPr>
       <w:bookmarkStart w:id="31" w:name="_Toc223976673"/>
       <w:r>
+        <w:lastRenderedPageBreak/>
         <w:t>Risk Matrix</w:t>
       </w:r>
       <w:bookmarkEnd w:id="31"/>
@@ -6527,6 +6741,12 @@
               </w:rPr>
               <w:t>GPR3, GTR6</w:t>
             </w:r>
+            <w:r>
+              <w:rPr>
+                <w:highlight w:val="red"/>
+              </w:rPr>
+              <w:t>, PBR2</w:t>
+            </w:r>
           </w:p>
         </w:tc>
         <w:tc>
@@ -6546,6 +6766,18 @@
               </w:rPr>
               <w:t>GPR1, GPR2, GTR4</w:t>
             </w:r>
+            <w:r>
+              <w:rPr>
+                <w:highlight w:val="red"/>
+              </w:rPr>
+              <w:t>, PBR1, PBR3</w:t>
+            </w:r>
+            <w:r>
+              <w:rPr>
+                <w:highlight w:val="red"/>
+              </w:rPr>
+              <w:t>, PBR5</w:t>
+            </w:r>
           </w:p>
         </w:tc>
         <w:tc>
@@ -6559,6 +6791,12 @@
                 <w:highlight w:val="red"/>
               </w:rPr>
             </w:pPr>
+            <w:r>
+              <w:rPr>
+                <w:highlight w:val="red"/>
+              </w:rPr>
+              <w:t>PBR6</w:t>
+            </w:r>
           </w:p>
         </w:tc>
       </w:tr>
@@ -6612,7 +6850,11 @@
             <w:tcW w:w="1276" w:type="dxa"/>
             <w:shd w:val="clear" w:color="auto" w:fill="FA0000"/>
           </w:tcPr>
-          <w:p/>
+          <w:p>
+            <w:r>
+              <w:t>PBR4</w:t>
+            </w:r>
+          </w:p>
         </w:tc>
       </w:tr>
       <w:tr>
@@ -7219,7 +7461,7 @@
           </w:tcPr>
           <w:p>
             <w:r>
-              <w:t>PBR 1</w:t>
+              <w:t xml:space="preserve">Ordering system errors </w:t>
             </w:r>
           </w:p>
         </w:tc>
@@ -7227,13 +7469,21 @@
           <w:tcPr>
             <w:tcW w:w="1276" w:type="dxa"/>
           </w:tcPr>
-          <w:p/>
+          <w:p>
+            <w:r>
+              <w:t>Significant</w:t>
+            </w:r>
+          </w:p>
         </w:tc>
         <w:tc>
           <w:tcPr>
             <w:tcW w:w="1217" w:type="dxa"/>
           </w:tcPr>
-          <w:p/>
+          <w:p>
+            <w:r>
+              <w:t>High</w:t>
+            </w:r>
+          </w:p>
         </w:tc>
       </w:tr>
       <w:tr>
@@ -7243,8 +7493,7 @@
           </w:tcPr>
           <w:p>
             <w:r>
-              <w:lastRenderedPageBreak/>
-              <w:t>PBR 2</w:t>
+              <w:t xml:space="preserve">Back-end access by unauthorised users </w:t>
             </w:r>
           </w:p>
         </w:tc>
@@ -7252,13 +7501,21 @@
           <w:tcPr>
             <w:tcW w:w="1276" w:type="dxa"/>
           </w:tcPr>
-          <w:p/>
+          <w:p>
+            <w:r>
+              <w:t>Moderate</w:t>
+            </w:r>
+          </w:p>
         </w:tc>
         <w:tc>
           <w:tcPr>
             <w:tcW w:w="1217" w:type="dxa"/>
           </w:tcPr>
-          <w:p/>
+          <w:p>
+            <w:r>
+              <w:t>High</w:t>
+            </w:r>
+          </w:p>
         </w:tc>
       </w:tr>
       <w:tr>
@@ -7268,7 +7525,7 @@
           </w:tcPr>
           <w:p>
             <w:r>
-              <w:t>PBR 3</w:t>
+              <w:t>Payment provider not working</w:t>
             </w:r>
           </w:p>
         </w:tc>
@@ -7276,13 +7533,21 @@
           <w:tcPr>
             <w:tcW w:w="1276" w:type="dxa"/>
           </w:tcPr>
-          <w:p/>
+          <w:p>
+            <w:r>
+              <w:t>Significant</w:t>
+            </w:r>
+          </w:p>
         </w:tc>
         <w:tc>
           <w:tcPr>
             <w:tcW w:w="1217" w:type="dxa"/>
           </w:tcPr>
-          <w:p/>
+          <w:p>
+            <w:r>
+              <w:t>High</w:t>
+            </w:r>
+          </w:p>
         </w:tc>
       </w:tr>
       <w:tr>
@@ -7292,7 +7557,7 @@
           </w:tcPr>
           <w:p>
             <w:r>
-              <w:t>PBR 4</w:t>
+              <w:t>Producers adding wrong product details</w:t>
             </w:r>
           </w:p>
         </w:tc>
@@ -7300,13 +7565,85 @@
           <w:tcPr>
             <w:tcW w:w="1276" w:type="dxa"/>
           </w:tcPr>
-          <w:p/>
+          <w:p>
+            <w:r>
+              <w:t>High</w:t>
+            </w:r>
+          </w:p>
         </w:tc>
         <w:tc>
           <w:tcPr>
             <w:tcW w:w="1217" w:type="dxa"/>
           </w:tcPr>
-          <w:p/>
+          <w:p>
+            <w:r>
+              <w:t>Significant</w:t>
+            </w:r>
+          </w:p>
+        </w:tc>
+      </w:tr>
+      <w:tr>
+        <w:tc>
+          <w:tcPr>
+            <w:tcW w:w="6516" w:type="dxa"/>
+          </w:tcPr>
+          <w:p>
+            <w:r>
+              <w:t>Incorrect stock and availability</w:t>
+            </w:r>
+          </w:p>
+        </w:tc>
+        <w:tc>
+          <w:tcPr>
+            <w:tcW w:w="1276" w:type="dxa"/>
+          </w:tcPr>
+          <w:p>
+            <w:r>
+              <w:t>Significant</w:t>
+            </w:r>
+          </w:p>
+        </w:tc>
+        <w:tc>
+          <w:tcPr>
+            <w:tcW w:w="1217" w:type="dxa"/>
+          </w:tcPr>
+          <w:p>
+            <w:r>
+              <w:t>High</w:t>
+            </w:r>
+          </w:p>
+        </w:tc>
+      </w:tr>
+      <w:tr>
+        <w:tc>
+          <w:tcPr>
+            <w:tcW w:w="6516" w:type="dxa"/>
+          </w:tcPr>
+          <w:p>
+            <w:r>
+              <w:t>Producer struggling to adopt using the dashboard</w:t>
+            </w:r>
+          </w:p>
+        </w:tc>
+        <w:tc>
+          <w:tcPr>
+            <w:tcW w:w="1276" w:type="dxa"/>
+          </w:tcPr>
+          <w:p>
+            <w:r>
+              <w:t>High</w:t>
+            </w:r>
+          </w:p>
+        </w:tc>
+        <w:tc>
+          <w:tcPr>
+            <w:tcW w:w="1217" w:type="dxa"/>
+          </w:tcPr>
+          <w:p>
+            <w:r>
+              <w:t>High</w:t>
+            </w:r>
+          </w:p>
         </w:tc>
       </w:tr>
     </w:tbl>
@@ -7486,6 +7823,172 @@
           </w:p>
         </w:tc>
       </w:tr>
+      <w:tr>
+        <w:tc>
+          <w:tcPr>
+            <w:tcW w:w="2830" w:type="dxa"/>
+          </w:tcPr>
+          <w:p>
+            <w:r>
+              <w:lastRenderedPageBreak/>
+              <w:t xml:space="preserve">Ordering system errors </w:t>
+            </w:r>
+          </w:p>
+        </w:tc>
+        <w:tc>
+          <w:tcPr>
+            <w:tcW w:w="6096" w:type="dxa"/>
+          </w:tcPr>
+          <w:p>
+            <w:r>
+              <w:t xml:space="preserve">Thorough testing of </w:t>
+            </w:r>
+            <w:r>
+              <w:t>ordering</w:t>
+            </w:r>
+            <w:r>
+              <w:t xml:space="preserve"> logic and validation before launch. </w:t>
+            </w:r>
+            <w:r>
+              <w:t>Admin</w:t>
+            </w:r>
+            <w:r>
+              <w:t xml:space="preserve"> able to change </w:t>
+            </w:r>
+            <w:r>
+              <w:t xml:space="preserve">ordering </w:t>
+            </w:r>
+            <w:r>
+              <w:t xml:space="preserve">details from the </w:t>
+            </w:r>
+            <w:r>
+              <w:t>back end</w:t>
+            </w:r>
+            <w:r>
+              <w:t>.</w:t>
+            </w:r>
+          </w:p>
+        </w:tc>
+      </w:tr>
+      <w:tr>
+        <w:tc>
+          <w:tcPr>
+            <w:tcW w:w="2830" w:type="dxa"/>
+          </w:tcPr>
+          <w:p>
+            <w:r>
+              <w:t xml:space="preserve">Back-end access by unauthorised users </w:t>
+            </w:r>
+          </w:p>
+        </w:tc>
+        <w:tc>
+          <w:tcPr>
+            <w:tcW w:w="6096" w:type="dxa"/>
+          </w:tcPr>
+          <w:p>
+            <w:r>
+              <w:t>Implementing role-based access and two factor authorisations for users</w:t>
+            </w:r>
+            <w:r>
+              <w:t>.</w:t>
+            </w:r>
+          </w:p>
+        </w:tc>
+      </w:tr>
+      <w:tr>
+        <w:tc>
+          <w:tcPr>
+            <w:tcW w:w="2830" w:type="dxa"/>
+          </w:tcPr>
+          <w:p>
+            <w:r>
+              <w:t>Payment provider not working</w:t>
+            </w:r>
+          </w:p>
+        </w:tc>
+        <w:tc>
+          <w:tcPr>
+            <w:tcW w:w="6096" w:type="dxa"/>
+          </w:tcPr>
+          <w:p>
+            <w:r>
+              <w:t xml:space="preserve">Monitoring payment provider errors and including other payment providers </w:t>
+            </w:r>
+            <w:r>
+              <w:t>in case</w:t>
+            </w:r>
+            <w:r>
+              <w:t xml:space="preserve"> one does not work.</w:t>
+            </w:r>
+          </w:p>
+        </w:tc>
+      </w:tr>
+      <w:tr>
+        <w:tc>
+          <w:tcPr>
+            <w:tcW w:w="2830" w:type="dxa"/>
+          </w:tcPr>
+          <w:p>
+            <w:r>
+              <w:t>Producers adding wrong product details</w:t>
+            </w:r>
+          </w:p>
+        </w:tc>
+        <w:tc>
+          <w:tcPr>
+            <w:tcW w:w="6096" w:type="dxa"/>
+          </w:tcPr>
+          <w:p>
+            <w:r>
+              <w:t>Input validation for incorrect numerical data. Edit button to edit details. Confirmation message showing the product details before they are published to the website.</w:t>
+            </w:r>
+          </w:p>
+        </w:tc>
+      </w:tr>
+      <w:tr>
+        <w:tc>
+          <w:tcPr>
+            <w:tcW w:w="2830" w:type="dxa"/>
+          </w:tcPr>
+          <w:p>
+            <w:r>
+              <w:t>Incorrect stock and availability</w:t>
+            </w:r>
+          </w:p>
+        </w:tc>
+        <w:tc>
+          <w:tcPr>
+            <w:tcW w:w="6096" w:type="dxa"/>
+          </w:tcPr>
+          <w:p>
+            <w:r>
+              <w:t>Real-time stock updates sent to producers. Automatic stock reduction after an order is approved. Notifications sent to producers when stock is low.</w:t>
+            </w:r>
+          </w:p>
+        </w:tc>
+      </w:tr>
+      <w:tr>
+        <w:tc>
+          <w:tcPr>
+            <w:tcW w:w="2830" w:type="dxa"/>
+          </w:tcPr>
+          <w:p>
+            <w:r>
+              <w:t>Producer struggling to adopt using the dashboard</w:t>
+            </w:r>
+          </w:p>
+        </w:tc>
+        <w:tc>
+          <w:tcPr>
+            <w:tcW w:w="6096" w:type="dxa"/>
+          </w:tcPr>
+          <w:p>
+            <w:r>
+              <w:t>Providing the producers with a guidance or tutorial on how to use the website.</w:t>
+            </w:r>
+          </w:p>
+        </w:tc>
+      </w:tr>
     </w:tbl>
     <w:p/>
     <w:p>
@@ -7615,13 +8118,27 @@
           <w:tcPr>
             <w:tcW w:w="4508" w:type="dxa"/>
           </w:tcPr>
-          <w:p/>
+          <w:p>
+            <w:r>
+              <w:t>Payment Services Regulations 2017</w:t>
+            </w:r>
+          </w:p>
         </w:tc>
         <w:tc>
           <w:tcPr>
             <w:tcW w:w="4508" w:type="dxa"/>
           </w:tcPr>
-          <w:p/>
+          <w:p>
+            <w:r>
+              <w:t xml:space="preserve">To comply, the solution will use external payment providers as they already have secure ways to process payments, which comply with global regulations regarding payment processing. Furthermore, external payment providers will be used since it is industry </w:t>
+            </w:r>
+            <w:r>
+              <w:t>standard,</w:t>
+            </w:r>
+            <w:r>
+              <w:t xml:space="preserve"> and they are trusted by many businesses.</w:t>
+            </w:r>
+          </w:p>
         </w:tc>
       </w:tr>
       <w:tr>
@@ -7629,13 +8146,42 @@
           <w:tcPr>
             <w:tcW w:w="4508" w:type="dxa"/>
           </w:tcPr>
-          <w:p/>
+          <w:p>
+            <w:r>
+              <w:t>Food Information Regulations 2014 and Food Safety Act 1990</w:t>
+            </w:r>
+          </w:p>
         </w:tc>
         <w:tc>
           <w:tcPr>
             <w:tcW w:w="4508" w:type="dxa"/>
           </w:tcPr>
-          <w:p/>
+          <w:p>
+            <w:r>
+              <w:t xml:space="preserve">This can be done by showing the allergies information on the </w:t>
+            </w:r>
+            <w:r>
+              <w:t>products</w:t>
+            </w:r>
+            <w:r>
+              <w:t xml:space="preserve"> page and</w:t>
+            </w:r>
+            <w:r>
+              <w:t xml:space="preserve"> avoid misleading </w:t>
+            </w:r>
+            <w:r>
+              <w:t>product</w:t>
+            </w:r>
+            <w:r>
+              <w:t xml:space="preserve"> descriptions by regularly auditing the </w:t>
+            </w:r>
+            <w:r>
+              <w:t xml:space="preserve">products </w:t>
+            </w:r>
+            <w:r>
+              <w:t>information.</w:t>
+            </w:r>
+          </w:p>
         </w:tc>
       </w:tr>
       <w:tr>
@@ -9154,6 +9700,92 @@
     </w:lvl>
   </w:abstractNum>
   <w:abstractNum w:abstractNumId="13" w15:restartNumberingAfterBreak="0">
+    <w:nsid w:val="271A4505"/>
+    <w:multiLevelType w:val="hybridMultilevel"/>
+    <w:tmpl w:val="28DE29D2"/>
+    <w:lvl w:ilvl="0" w:tplc="0809000F">
+      <w:start w:val="1"/>
+      <w:numFmt w:val="decimal"/>
+      <w:lvlText w:val="%1."/>
+      <w:lvlJc w:val="left"/>
+      <w:pPr>
+        <w:ind w:left="720" w:hanging="360"/>
+      </w:pPr>
+    </w:lvl>
+    <w:lvl w:ilvl="1" w:tplc="08090019" w:tentative="1">
+      <w:start w:val="1"/>
+      <w:numFmt w:val="lowerLetter"/>
+      <w:lvlText w:val="%2."/>
+      <w:lvlJc w:val="left"/>
+      <w:pPr>
+        <w:ind w:left="1440" w:hanging="360"/>
+      </w:pPr>
+    </w:lvl>
+    <w:lvl w:ilvl="2" w:tplc="0809001B" w:tentative="1">
+      <w:start w:val="1"/>
+      <w:numFmt w:val="lowerRoman"/>
+      <w:lvlText w:val="%3."/>
+      <w:lvlJc w:val="right"/>
+      <w:pPr>
+        <w:ind w:left="2160" w:hanging="180"/>
+      </w:pPr>
+    </w:lvl>
+    <w:lvl w:ilvl="3" w:tplc="0809000F" w:tentative="1">
+      <w:start w:val="1"/>
+      <w:numFmt w:val="decimal"/>
+      <w:lvlText w:val="%4."/>
+      <w:lvlJc w:val="left"/>
+      <w:pPr>
+        <w:ind w:left="2880" w:hanging="360"/>
+      </w:pPr>
+    </w:lvl>
+    <w:lvl w:ilvl="4" w:tplc="08090019" w:tentative="1">
+      <w:start w:val="1"/>
+      <w:numFmt w:val="lowerLetter"/>
+      <w:lvlText w:val="%5."/>
+      <w:lvlJc w:val="left"/>
+      <w:pPr>
+        <w:ind w:left="3600" w:hanging="360"/>
+      </w:pPr>
+    </w:lvl>
+    <w:lvl w:ilvl="5" w:tplc="0809001B" w:tentative="1">
+      <w:start w:val="1"/>
+      <w:numFmt w:val="lowerRoman"/>
+      <w:lvlText w:val="%6."/>
+      <w:lvlJc w:val="right"/>
+      <w:pPr>
+        <w:ind w:left="4320" w:hanging="180"/>
+      </w:pPr>
+    </w:lvl>
+    <w:lvl w:ilvl="6" w:tplc="0809000F" w:tentative="1">
+      <w:start w:val="1"/>
+      <w:numFmt w:val="decimal"/>
+      <w:lvlText w:val="%7."/>
+      <w:lvlJc w:val="left"/>
+      <w:pPr>
+        <w:ind w:left="5040" w:hanging="360"/>
+      </w:pPr>
+    </w:lvl>
+    <w:lvl w:ilvl="7" w:tplc="08090019" w:tentative="1">
+      <w:start w:val="1"/>
+      <w:numFmt w:val="lowerLetter"/>
+      <w:lvlText w:val="%8."/>
+      <w:lvlJc w:val="left"/>
+      <w:pPr>
+        <w:ind w:left="5760" w:hanging="360"/>
+      </w:pPr>
+    </w:lvl>
+    <w:lvl w:ilvl="8" w:tplc="0809001B" w:tentative="1">
+      <w:start w:val="1"/>
+      <w:numFmt w:val="lowerRoman"/>
+      <w:lvlText w:val="%9."/>
+      <w:lvlJc w:val="right"/>
+      <w:pPr>
+        <w:ind w:left="6480" w:hanging="180"/>
+      </w:pPr>
+    </w:lvl>
+  </w:abstractNum>
+  <w:abstractNum w:abstractNumId="14" w15:restartNumberingAfterBreak="0">
     <w:nsid w:val="285E6777"/>
     <w:multiLevelType w:val="hybridMultilevel"/>
     <w:tmpl w:val="34B436EA"/>
@@ -9239,7 +9871,7 @@
       </w:pPr>
     </w:lvl>
   </w:abstractNum>
-  <w:abstractNum w:abstractNumId="14" w15:restartNumberingAfterBreak="0">
+  <w:abstractNum w:abstractNumId="15" w15:restartNumberingAfterBreak="0">
     <w:nsid w:val="2B2C7C13"/>
     <w:multiLevelType w:val="hybridMultilevel"/>
     <w:tmpl w:val="02968A02"/>
@@ -9351,7 +9983,7 @@
       </w:rPr>
     </w:lvl>
   </w:abstractNum>
-  <w:abstractNum w:abstractNumId="15" w15:restartNumberingAfterBreak="0">
+  <w:abstractNum w:abstractNumId="16" w15:restartNumberingAfterBreak="0">
     <w:nsid w:val="342A6224"/>
     <w:multiLevelType w:val="hybridMultilevel"/>
     <w:tmpl w:val="B69638BC"/>
@@ -9464,7 +10096,7 @@
       </w:rPr>
     </w:lvl>
   </w:abstractNum>
-  <w:abstractNum w:abstractNumId="16" w15:restartNumberingAfterBreak="0">
+  <w:abstractNum w:abstractNumId="17" w15:restartNumberingAfterBreak="0">
     <w:nsid w:val="3751532F"/>
     <w:multiLevelType w:val="hybridMultilevel"/>
     <w:tmpl w:val="D8B64EF0"/>
@@ -9577,7 +10209,7 @@
       </w:rPr>
     </w:lvl>
   </w:abstractNum>
-  <w:abstractNum w:abstractNumId="17" w15:restartNumberingAfterBreak="0">
+  <w:abstractNum w:abstractNumId="18" w15:restartNumberingAfterBreak="0">
     <w:nsid w:val="3A934B39"/>
     <w:multiLevelType w:val="hybridMultilevel"/>
     <w:tmpl w:val="15B07FBC"/>
@@ -9663,7 +10295,7 @@
       </w:pPr>
     </w:lvl>
   </w:abstractNum>
-  <w:abstractNum w:abstractNumId="18" w15:restartNumberingAfterBreak="0">
+  <w:abstractNum w:abstractNumId="19" w15:restartNumberingAfterBreak="0">
     <w:nsid w:val="42447CAB"/>
     <w:multiLevelType w:val="hybridMultilevel"/>
     <w:tmpl w:val="1D2685E2"/>
@@ -9752,7 +10384,7 @@
       </w:pPr>
     </w:lvl>
   </w:abstractNum>
-  <w:abstractNum w:abstractNumId="19" w15:restartNumberingAfterBreak="0">
+  <w:abstractNum w:abstractNumId="20" w15:restartNumberingAfterBreak="0">
     <w:nsid w:val="42E34D9B"/>
     <w:multiLevelType w:val="hybridMultilevel"/>
     <w:tmpl w:val="F4BC7552"/>
@@ -9841,7 +10473,7 @@
       </w:pPr>
     </w:lvl>
   </w:abstractNum>
-  <w:abstractNum w:abstractNumId="20" w15:restartNumberingAfterBreak="0">
+  <w:abstractNum w:abstractNumId="21" w15:restartNumberingAfterBreak="0">
     <w:nsid w:val="44E2447E"/>
     <w:multiLevelType w:val="hybridMultilevel"/>
     <w:tmpl w:val="B290E53A"/>
@@ -9954,7 +10586,96 @@
       </w:rPr>
     </w:lvl>
   </w:abstractNum>
-  <w:abstractNum w:abstractNumId="21" w15:restartNumberingAfterBreak="0">
+  <w:abstractNum w:abstractNumId="22" w15:restartNumberingAfterBreak="0">
+    <w:nsid w:val="46C83559"/>
+    <w:multiLevelType w:val="hybridMultilevel"/>
+    <w:tmpl w:val="28F21560"/>
+    <w:lvl w:ilvl="0" w:tplc="0809000F">
+      <w:start w:val="1"/>
+      <w:numFmt w:val="decimal"/>
+      <w:lvlText w:val="%1."/>
+      <w:lvlJc w:val="left"/>
+      <w:pPr>
+        <w:ind w:left="720" w:hanging="360"/>
+      </w:pPr>
+      <w:rPr>
+        <w:rFonts w:hint="default"/>
+      </w:rPr>
+    </w:lvl>
+    <w:lvl w:ilvl="1" w:tplc="08090019" w:tentative="1">
+      <w:start w:val="1"/>
+      <w:numFmt w:val="lowerLetter"/>
+      <w:lvlText w:val="%2."/>
+      <w:lvlJc w:val="left"/>
+      <w:pPr>
+        <w:ind w:left="1440" w:hanging="360"/>
+      </w:pPr>
+    </w:lvl>
+    <w:lvl w:ilvl="2" w:tplc="0809001B" w:tentative="1">
+      <w:start w:val="1"/>
+      <w:numFmt w:val="lowerRoman"/>
+      <w:lvlText w:val="%3."/>
+      <w:lvlJc w:val="right"/>
+      <w:pPr>
+        <w:ind w:left="2160" w:hanging="180"/>
+      </w:pPr>
+    </w:lvl>
+    <w:lvl w:ilvl="3" w:tplc="0809000F" w:tentative="1">
+      <w:start w:val="1"/>
+      <w:numFmt w:val="decimal"/>
+      <w:lvlText w:val="%4."/>
+      <w:lvlJc w:val="left"/>
+      <w:pPr>
+        <w:ind w:left="2880" w:hanging="360"/>
+      </w:pPr>
+    </w:lvl>
+    <w:lvl w:ilvl="4" w:tplc="08090019" w:tentative="1">
+      <w:start w:val="1"/>
+      <w:numFmt w:val="lowerLetter"/>
+      <w:lvlText w:val="%5."/>
+      <w:lvlJc w:val="left"/>
+      <w:pPr>
+        <w:ind w:left="3600" w:hanging="360"/>
+      </w:pPr>
+    </w:lvl>
+    <w:lvl w:ilvl="5" w:tplc="0809001B" w:tentative="1">
+      <w:start w:val="1"/>
+      <w:numFmt w:val="lowerRoman"/>
+      <w:lvlText w:val="%6."/>
+      <w:lvlJc w:val="right"/>
+      <w:pPr>
+        <w:ind w:left="4320" w:hanging="180"/>
+      </w:pPr>
+    </w:lvl>
+    <w:lvl w:ilvl="6" w:tplc="0809000F" w:tentative="1">
+      <w:start w:val="1"/>
+      <w:numFmt w:val="decimal"/>
+      <w:lvlText w:val="%7."/>
+      <w:lvlJc w:val="left"/>
+      <w:pPr>
+        <w:ind w:left="5040" w:hanging="360"/>
+      </w:pPr>
+    </w:lvl>
+    <w:lvl w:ilvl="7" w:tplc="08090019" w:tentative="1">
+      <w:start w:val="1"/>
+      <w:numFmt w:val="lowerLetter"/>
+      <w:lvlText w:val="%8."/>
+      <w:lvlJc w:val="left"/>
+      <w:pPr>
+        <w:ind w:left="5760" w:hanging="360"/>
+      </w:pPr>
+    </w:lvl>
+    <w:lvl w:ilvl="8" w:tplc="0809001B" w:tentative="1">
+      <w:start w:val="1"/>
+      <w:numFmt w:val="lowerRoman"/>
+      <w:lvlText w:val="%9."/>
+      <w:lvlJc w:val="right"/>
+      <w:pPr>
+        <w:ind w:left="6480" w:hanging="180"/>
+      </w:pPr>
+    </w:lvl>
+  </w:abstractNum>
+  <w:abstractNum w:abstractNumId="23" w15:restartNumberingAfterBreak="0">
     <w:nsid w:val="47D279C7"/>
     <w:multiLevelType w:val="hybridMultilevel"/>
     <w:tmpl w:val="F684E67E"/>
@@ -10043,7 +10764,7 @@
       </w:pPr>
     </w:lvl>
   </w:abstractNum>
-  <w:abstractNum w:abstractNumId="22" w15:restartNumberingAfterBreak="0">
+  <w:abstractNum w:abstractNumId="24" w15:restartNumberingAfterBreak="0">
     <w:nsid w:val="58EB02EA"/>
     <w:multiLevelType w:val="hybridMultilevel"/>
     <w:tmpl w:val="DE54E472"/>
@@ -10156,7 +10877,7 @@
       </w:rPr>
     </w:lvl>
   </w:abstractNum>
-  <w:abstractNum w:abstractNumId="23" w15:restartNumberingAfterBreak="0">
+  <w:abstractNum w:abstractNumId="25" w15:restartNumberingAfterBreak="0">
     <w:nsid w:val="5BFB78F5"/>
     <w:multiLevelType w:val="hybridMultilevel"/>
     <w:tmpl w:val="40E281F6"/>
@@ -10269,7 +10990,7 @@
       </w:rPr>
     </w:lvl>
   </w:abstractNum>
-  <w:abstractNum w:abstractNumId="24" w15:restartNumberingAfterBreak="0">
+  <w:abstractNum w:abstractNumId="26" w15:restartNumberingAfterBreak="0">
     <w:nsid w:val="5C92227C"/>
     <w:multiLevelType w:val="hybridMultilevel"/>
     <w:tmpl w:val="557E57FE"/>
@@ -10381,7 +11102,7 @@
       </w:rPr>
     </w:lvl>
   </w:abstractNum>
-  <w:abstractNum w:abstractNumId="25" w15:restartNumberingAfterBreak="0">
+  <w:abstractNum w:abstractNumId="27" w15:restartNumberingAfterBreak="0">
     <w:nsid w:val="649D2C19"/>
     <w:multiLevelType w:val="hybridMultilevel"/>
     <w:tmpl w:val="F2E01624"/>
@@ -10494,7 +11215,7 @@
       </w:rPr>
     </w:lvl>
   </w:abstractNum>
-  <w:abstractNum w:abstractNumId="26" w15:restartNumberingAfterBreak="0">
+  <w:abstractNum w:abstractNumId="28" w15:restartNumberingAfterBreak="0">
     <w:nsid w:val="6854278D"/>
     <w:multiLevelType w:val="hybridMultilevel"/>
     <w:tmpl w:val="AA62088E"/>
@@ -10583,7 +11304,7 @@
       </w:pPr>
     </w:lvl>
   </w:abstractNum>
-  <w:abstractNum w:abstractNumId="27" w15:restartNumberingAfterBreak="0">
+  <w:abstractNum w:abstractNumId="29" w15:restartNumberingAfterBreak="0">
     <w:nsid w:val="6AD41083"/>
     <w:multiLevelType w:val="hybridMultilevel"/>
     <w:tmpl w:val="4F68D04A"/>
@@ -10669,7 +11390,7 @@
       </w:pPr>
     </w:lvl>
   </w:abstractNum>
-  <w:abstractNum w:abstractNumId="28" w15:restartNumberingAfterBreak="0">
+  <w:abstractNum w:abstractNumId="30" w15:restartNumberingAfterBreak="0">
     <w:nsid w:val="6F9B684D"/>
     <w:multiLevelType w:val="hybridMultilevel"/>
     <w:tmpl w:val="2A962156"/>
@@ -10782,7 +11503,7 @@
       </w:rPr>
     </w:lvl>
   </w:abstractNum>
-  <w:abstractNum w:abstractNumId="29" w15:restartNumberingAfterBreak="0">
+  <w:abstractNum w:abstractNumId="31" w15:restartNumberingAfterBreak="0">
     <w:nsid w:val="77485005"/>
     <w:multiLevelType w:val="hybridMultilevel"/>
     <w:tmpl w:val="1D54A7B0"/>
@@ -10895,7 +11616,7 @@
       </w:rPr>
     </w:lvl>
   </w:abstractNum>
-  <w:abstractNum w:abstractNumId="30" w15:restartNumberingAfterBreak="0">
+  <w:abstractNum w:abstractNumId="32" w15:restartNumberingAfterBreak="0">
     <w:nsid w:val="77A26102"/>
     <w:multiLevelType w:val="hybridMultilevel"/>
     <w:tmpl w:val="A02892DE"/>
@@ -10981,7 +11702,7 @@
       </w:pPr>
     </w:lvl>
   </w:abstractNum>
-  <w:abstractNum w:abstractNumId="31" w15:restartNumberingAfterBreak="0">
+  <w:abstractNum w:abstractNumId="33" w15:restartNumberingAfterBreak="0">
     <w:nsid w:val="79254375"/>
     <w:multiLevelType w:val="hybridMultilevel"/>
     <w:tmpl w:val="57E8B0D4"/>
@@ -11094,7 +11815,7 @@
       </w:rPr>
     </w:lvl>
   </w:abstractNum>
-  <w:abstractNum w:abstractNumId="32" w15:restartNumberingAfterBreak="0">
+  <w:abstractNum w:abstractNumId="34" w15:restartNumberingAfterBreak="0">
     <w:nsid w:val="79E94091"/>
     <w:multiLevelType w:val="hybridMultilevel"/>
     <w:tmpl w:val="1D2685E2"/>
@@ -11187,25 +11908,25 @@
     <w:abstractNumId w:val="4"/>
   </w:num>
   <w:num w:numId="2" w16cid:durableId="873617365">
-    <w:abstractNumId w:val="14"/>
+    <w:abstractNumId w:val="15"/>
   </w:num>
   <w:num w:numId="3" w16cid:durableId="415858473">
     <w:abstractNumId w:val="8"/>
   </w:num>
   <w:num w:numId="4" w16cid:durableId="1934240272">
-    <w:abstractNumId w:val="27"/>
+    <w:abstractNumId w:val="29"/>
   </w:num>
   <w:num w:numId="5" w16cid:durableId="500319591">
     <w:abstractNumId w:val="10"/>
   </w:num>
   <w:num w:numId="6" w16cid:durableId="1953244164">
-    <w:abstractNumId w:val="25"/>
+    <w:abstractNumId w:val="27"/>
   </w:num>
   <w:num w:numId="7" w16cid:durableId="1272973944">
     <w:abstractNumId w:val="5"/>
   </w:num>
   <w:num w:numId="8" w16cid:durableId="296837842">
-    <w:abstractNumId w:val="24"/>
+    <w:abstractNumId w:val="26"/>
   </w:num>
   <w:num w:numId="9" w16cid:durableId="1612740194">
     <w:abstractNumId w:val="7"/>
@@ -11217,16 +11938,16 @@
     <w:abstractNumId w:val="3"/>
   </w:num>
   <w:num w:numId="12" w16cid:durableId="57019460">
-    <w:abstractNumId w:val="17"/>
+    <w:abstractNumId w:val="18"/>
   </w:num>
   <w:num w:numId="13" w16cid:durableId="1135102731">
     <w:abstractNumId w:val="12"/>
   </w:num>
   <w:num w:numId="14" w16cid:durableId="2040273535">
-    <w:abstractNumId w:val="13"/>
+    <w:abstractNumId w:val="14"/>
   </w:num>
   <w:num w:numId="15" w16cid:durableId="2078088890">
-    <w:abstractNumId w:val="19"/>
+    <w:abstractNumId w:val="20"/>
   </w:num>
   <w:num w:numId="16" w16cid:durableId="224148914">
     <w:abstractNumId w:val="2"/>
@@ -11235,52 +11956,58 @@
     <w:abstractNumId w:val="9"/>
   </w:num>
   <w:num w:numId="18" w16cid:durableId="1168524478">
-    <w:abstractNumId w:val="29"/>
+    <w:abstractNumId w:val="31"/>
   </w:num>
   <w:num w:numId="19" w16cid:durableId="1477914169">
-    <w:abstractNumId w:val="26"/>
+    <w:abstractNumId w:val="28"/>
   </w:num>
   <w:num w:numId="20" w16cid:durableId="1623457808">
     <w:abstractNumId w:val="11"/>
   </w:num>
   <w:num w:numId="21" w16cid:durableId="1264651575">
-    <w:abstractNumId w:val="18"/>
+    <w:abstractNumId w:val="19"/>
   </w:num>
   <w:num w:numId="22" w16cid:durableId="671879580">
-    <w:abstractNumId w:val="21"/>
+    <w:abstractNumId w:val="23"/>
   </w:num>
   <w:num w:numId="23" w16cid:durableId="850948606">
-    <w:abstractNumId w:val="32"/>
+    <w:abstractNumId w:val="34"/>
   </w:num>
   <w:num w:numId="24" w16cid:durableId="440616153">
     <w:abstractNumId w:val="1"/>
   </w:num>
   <w:num w:numId="25" w16cid:durableId="1892769113">
-    <w:abstractNumId w:val="28"/>
+    <w:abstractNumId w:val="30"/>
   </w:num>
   <w:num w:numId="26" w16cid:durableId="1310551058">
-    <w:abstractNumId w:val="20"/>
+    <w:abstractNumId w:val="21"/>
   </w:num>
   <w:num w:numId="27" w16cid:durableId="937251674">
-    <w:abstractNumId w:val="30"/>
+    <w:abstractNumId w:val="32"/>
   </w:num>
   <w:num w:numId="28" w16cid:durableId="1176579910">
-    <w:abstractNumId w:val="23"/>
+    <w:abstractNumId w:val="25"/>
   </w:num>
   <w:num w:numId="29" w16cid:durableId="564145885">
     <w:abstractNumId w:val="0"/>
   </w:num>
   <w:num w:numId="30" w16cid:durableId="2037729497">
-    <w:abstractNumId w:val="31"/>
+    <w:abstractNumId w:val="33"/>
   </w:num>
   <w:num w:numId="31" w16cid:durableId="1972712446">
-    <w:abstractNumId w:val="22"/>
+    <w:abstractNumId w:val="24"/>
   </w:num>
   <w:num w:numId="32" w16cid:durableId="325481554">
+    <w:abstractNumId w:val="17"/>
+  </w:num>
+  <w:num w:numId="33" w16cid:durableId="1457026527">
     <w:abstractNumId w:val="16"/>
   </w:num>
-  <w:num w:numId="33" w16cid:durableId="1457026527">
-    <w:abstractNumId w:val="15"/>
+  <w:num w:numId="34" w16cid:durableId="722021569">
+    <w:abstractNumId w:val="13"/>
+  </w:num>
+  <w:num w:numId="35" w16cid:durableId="1272585531">
+    <w:abstractNumId w:val="22"/>
   </w:num>
 </w:numbering>
 </file>
@@ -11892,7 +12619,6 @@
   <w:style w:type="character" w:default="1" w:styleId="DefaultParagraphFont">
     <w:name w:val="Default Paragraph Font"/>
     <w:uiPriority w:val="1"/>
-    <w:semiHidden/>
     <w:unhideWhenUsed/>
   </w:style>
   <w:style w:type="table" w:default="1" w:styleId="TableNormal">
@@ -12604,9 +13330,12 @@
     <w:rsid w:val="001A42E8"/>
     <w:rsid w:val="002544AF"/>
     <w:rsid w:val="00344067"/>
+    <w:rsid w:val="00547CE8"/>
     <w:rsid w:val="005962A3"/>
     <w:rsid w:val="005B51A2"/>
+    <w:rsid w:val="00640F7E"/>
     <w:rsid w:val="0066102B"/>
+    <w:rsid w:val="00687002"/>
     <w:rsid w:val="006B5931"/>
     <w:rsid w:val="007C1B1A"/>
     <w:rsid w:val="00866A9B"/>
@@ -13385,7 +14114,12 @@
 </file>
 
 <file path=customXml/item1.xml><?xml version="1.0" encoding="utf-8"?>
-<b:Sources xmlns:b="http://schemas.openxmlformats.org/officeDocument/2006/bibliography" xmlns="http://schemas.openxmlformats.org/officeDocument/2006/bibliography" SelectedStyle="\APASixthEditionOfficeOnline.xsl" StyleName="APA" Version="6"/>
+<?mso-contentType ?>
+<FormTemplates xmlns="http://schemas.microsoft.com/sharepoint/v3/contenttype/forms">
+  <Display>DocumentLibraryForm</Display>
+  <Edit>DocumentLibraryForm</Edit>
+  <New>DocumentLibraryForm</New>
+</FormTemplates>
 </file>
 
 <file path=customXml/item2.xml><?xml version="1.0" encoding="utf-8"?>
@@ -13397,12 +14131,7 @@
 </file>
 
 <file path=customXml/item3.xml><?xml version="1.0" encoding="utf-8"?>
-<?mso-contentType ?>
-<FormTemplates xmlns="http://schemas.microsoft.com/sharepoint/v3/contenttype/forms">
-  <Display>DocumentLibraryForm</Display>
-  <Edit>DocumentLibraryForm</Edit>
-  <New>DocumentLibraryForm</New>
-</FormTemplates>
+<b:Sources xmlns:b="http://schemas.openxmlformats.org/officeDocument/2006/bibliography" xmlns="http://schemas.openxmlformats.org/officeDocument/2006/bibliography" SelectedStyle="\APASixthEditionOfficeOnline.xsl" StyleName="APA" Version="6"/>
 </file>
 
 <file path=customXml/item4.xml><?xml version="1.0" encoding="utf-8"?>
@@ -13592,9 +14321,9 @@
 </file>
 
 <file path=customXml/itemProps1.xml><?xml version="1.0" encoding="utf-8"?>
-<ds:datastoreItem xmlns:ds="http://schemas.openxmlformats.org/officeDocument/2006/customXml" ds:itemID="{0D881E5E-1EED-4410-9E84-B313F13A8E11}">
+<ds:datastoreItem xmlns:ds="http://schemas.openxmlformats.org/officeDocument/2006/customXml" ds:itemID="{21DAEC36-CEDD-4710-8B47-55AB3774ECF8}">
   <ds:schemaRefs>
-    <ds:schemaRef ds:uri="http://schemas.openxmlformats.org/officeDocument/2006/bibliography"/>
+    <ds:schemaRef ds:uri="http://schemas.microsoft.com/sharepoint/v3/contenttype/forms"/>
   </ds:schemaRefs>
 </ds:datastoreItem>
 </file>
@@ -13610,9 +14339,9 @@
 </file>
 
 <file path=customXml/itemProps3.xml><?xml version="1.0" encoding="utf-8"?>
-<ds:datastoreItem xmlns:ds="http://schemas.openxmlformats.org/officeDocument/2006/customXml" ds:itemID="{21DAEC36-CEDD-4710-8B47-55AB3774ECF8}">
+<ds:datastoreItem xmlns:ds="http://schemas.openxmlformats.org/officeDocument/2006/customXml" ds:itemID="{0D881E5E-1EED-4410-9E84-B313F13A8E11}">
   <ds:schemaRefs>
-    <ds:schemaRef ds:uri="http://schemas.microsoft.com/sharepoint/v3/contenttype/forms"/>
+    <ds:schemaRef ds:uri="http://schemas.openxmlformats.org/officeDocument/2006/bibliography"/>
   </ds:schemaRefs>
 </ds:datastoreItem>
 </file>

--- a/Task1_Proposal_717903_Ram_D.docx
+++ b/Task1_Proposal_717903_Ram_D.docx
@@ -1,6 +1,6 @@
 
 <file path=word/document.xml><?xml version="1.0" encoding="utf-8"?>
-<w:document xmlns:wpc="http://schemas.microsoft.com/office/word/2010/wordprocessingCanvas" xmlns:cx="http://schemas.microsoft.com/office/drawing/2014/chartex" xmlns:cx1="http://schemas.microsoft.com/office/drawing/2015/9/8/chartex" xmlns:cx2="http://schemas.microsoft.com/office/drawing/2015/10/21/chartex" xmlns:cx3="http://schemas.microsoft.com/office/drawing/2016/5/9/chartex" xmlns:cx4="http://schemas.microsoft.com/office/drawing/2016/5/10/chartex" xmlns:cx5="http://schemas.microsoft.com/office/drawing/2016/5/11/chartex" xmlns:cx6="http://schemas.microsoft.com/office/drawing/2016/5/12/chartex" xmlns:cx7="http://schemas.microsoft.com/office/drawing/2016/5/13/chartex" xmlns:cx8="http://schemas.microsoft.com/office/drawing/2016/5/14/chartex" xmlns:mc="http://schemas.openxmlformats.org/markup-compatibility/2006" xmlns:aink="http://schemas.microsoft.com/office/drawing/2016/ink" xmlns:am3d="http://schemas.microsoft.com/office/drawing/2017/model3d" xmlns:o="urn:schemas-microsoft-com:office:office" xmlns:oel="http://schemas.microsoft.com/office/2019/extlst" xmlns:r="http://schemas.openxmlformats.org/officeDocument/2006/relationships" xmlns:m="http://schemas.openxmlformats.org/officeDocument/2006/math" xmlns:v="urn:schemas-microsoft-com:vml" xmlns:wp14="http://schemas.microsoft.com/office/word/2010/wordprocessingDrawing" xmlns:wp="http://schemas.openxmlformats.org/drawingml/2006/wordprocessingDrawing" xmlns:w10="urn:schemas-microsoft-com:office:word" xmlns:w="http://schemas.openxmlformats.org/wordprocessingml/2006/main" xmlns:w14="http://schemas.microsoft.com/office/word/2010/wordml" xmlns:w15="http://schemas.microsoft.com/office/word/2012/wordml" xmlns:w16cex="http://schemas.microsoft.com/office/word/2018/wordml/cex" xmlns:w16cid="http://schemas.microsoft.com/office/word/2016/wordml/cid" xmlns:w16="http://schemas.microsoft.com/office/word/2018/wordml" xmlns:w16du="http://schemas.microsoft.com/office/word/2023/wordml/word16du" xmlns:w16sdtdh="http://schemas.microsoft.com/office/word/2020/wordml/sdtdatahash" xmlns:w16sdtfl="http://schemas.microsoft.com/office/word/2024/wordml/sdtformatlock" xmlns:w16se="http://schemas.microsoft.com/office/word/2015/wordml/symex" xmlns:wpg="http://schemas.microsoft.com/office/word/2010/wordprocessingGroup" xmlns:wpi="http://schemas.microsoft.com/office/word/2010/wordprocessingInk" xmlns:wne="http://schemas.microsoft.com/office/word/2006/wordml" xmlns:wps="http://schemas.microsoft.com/office/word/2010/wordprocessingShape" mc:Ignorable="w14 w15 w16se w16cid w16 w16cex w16sdtdh w16sdtfl w16du wp14">
+<w:document xmlns:wpc="http://schemas.microsoft.com/office/word/2010/wordprocessingCanvas" xmlns:cx="http://schemas.microsoft.com/office/drawing/2014/chartex" xmlns:cx1="http://schemas.microsoft.com/office/drawing/2015/9/8/chartex" xmlns:cx2="http://schemas.microsoft.com/office/drawing/2015/10/21/chartex" xmlns:cx3="http://schemas.microsoft.com/office/drawing/2016/5/9/chartex" xmlns:cx4="http://schemas.microsoft.com/office/drawing/2016/5/10/chartex" xmlns:cx5="http://schemas.microsoft.com/office/drawing/2016/5/11/chartex" xmlns:cx6="http://schemas.microsoft.com/office/drawing/2016/5/12/chartex" xmlns:cx7="http://schemas.microsoft.com/office/drawing/2016/5/13/chartex" xmlns:cx8="http://schemas.microsoft.com/office/drawing/2016/5/14/chartex" xmlns:mc="http://schemas.openxmlformats.org/markup-compatibility/2006" xmlns:aink="http://schemas.microsoft.com/office/drawing/2016/ink" xmlns:am3d="http://schemas.microsoft.com/office/drawing/2017/model3d" xmlns:o="urn:schemas-microsoft-com:office:office" xmlns:r="http://schemas.openxmlformats.org/officeDocument/2006/relationships" xmlns:m="http://schemas.openxmlformats.org/officeDocument/2006/math" xmlns:v="urn:schemas-microsoft-com:vml" xmlns:wp14="http://schemas.microsoft.com/office/word/2010/wordprocessingDrawing" xmlns:wp="http://schemas.openxmlformats.org/drawingml/2006/wordprocessingDrawing" xmlns:w10="urn:schemas-microsoft-com:office:word" xmlns:w="http://schemas.openxmlformats.org/wordprocessingml/2006/main" xmlns:w14="http://schemas.microsoft.com/office/word/2010/wordml" xmlns:w15="http://schemas.microsoft.com/office/word/2012/wordml" xmlns:w16cex="http://schemas.microsoft.com/office/word/2018/wordml/cex" xmlns:w16cid="http://schemas.microsoft.com/office/word/2016/wordml/cid" xmlns:w16="http://schemas.microsoft.com/office/word/2018/wordml" xmlns:w16sdtdh="http://schemas.microsoft.com/office/word/2020/wordml/sdtdatahash" xmlns:w16se="http://schemas.microsoft.com/office/word/2015/wordml/symex" xmlns:wpg="http://schemas.microsoft.com/office/word/2010/wordprocessingGroup" xmlns:wpi="http://schemas.microsoft.com/office/word/2010/wordprocessingInk" xmlns:wne="http://schemas.microsoft.com/office/word/2006/wordml" xmlns:wps="http://schemas.microsoft.com/office/word/2010/wordprocessingShape" mc:Ignorable="w14 w15 w16se w16cid w16 w16cex w16sdtdh wp14">
   <w:body>
     <w:sdt>
       <w:sdtPr>
@@ -158,6 +158,7 @@
             <w:dataBinding w:prefixMappings="xmlns:ns0='http://purl.org/dc/elements/1.1/' xmlns:ns1='http://schemas.openxmlformats.org/package/2006/metadata/core-properties' " w:xpath="/ns1:coreProperties[1]/ns0:subject[1]" w:storeItemID="{6C3C8BC8-F283-45AE-878A-BAB7291924A1}"/>
             <w:text/>
           </w:sdtPr>
+          <w:sdtEndPr/>
           <w:sdtContent>
             <w:p>
               <w:pPr>
@@ -1332,21 +1333,7 @@
                 <w:rStyle w:val="Hyperlink"/>
                 <w:noProof/>
               </w:rPr>
-              <w:t>Perfor</w:t>
-            </w:r>
-            <w:r>
-              <w:rPr>
-                <w:rStyle w:val="Hyperlink"/>
-                <w:noProof/>
-              </w:rPr>
-              <w:t>m</w:t>
-            </w:r>
-            <w:r>
-              <w:rPr>
-                <w:rStyle w:val="Hyperlink"/>
-                <w:noProof/>
-              </w:rPr>
-              <w:t>ance</w:t>
+              <w:t>Performance</w:t>
             </w:r>
             <w:r>
               <w:rPr>
@@ -3199,7 +3186,15 @@
               </w:numPr>
             </w:pPr>
             <w:r>
-              <w:t>The page must comply with the Web Accessibility Guidelines (WCAG) e.g. keyboard navigation, adjustable text size, high contrast mode.</w:t>
+              <w:t xml:space="preserve">The page must comply with the Web Accessibility Guidelines (WCAG) </w:t>
+            </w:r>
+            <w:proofErr w:type="gramStart"/>
+            <w:r>
+              <w:t>e.g.</w:t>
+            </w:r>
+            <w:proofErr w:type="gramEnd"/>
+            <w:r>
+              <w:t xml:space="preserve"> keyboard navigation, adjustable text size, high contrast mode.</w:t>
             </w:r>
           </w:p>
         </w:tc>
@@ -7859,13 +7854,7 @@
               <w:t xml:space="preserve">ordering </w:t>
             </w:r>
             <w:r>
-              <w:t xml:space="preserve">details from the </w:t>
-            </w:r>
-            <w:r>
-              <w:t>back end</w:t>
-            </w:r>
-            <w:r>
-              <w:t>.</w:t>
+              <w:t>details from the back end.</w:t>
             </w:r>
           </w:p>
         </w:tc>
@@ -8043,10 +8032,10 @@
           </w:tcPr>
           <w:p>
             <w:r>
-              <w:t>GDPR</w:t>
-            </w:r>
-            <w:r>
-              <w:t xml:space="preserve"> (General Data Protection Regulation)</w:t>
+              <w:t>General Data Protection Regulation</w:t>
+            </w:r>
+            <w:r>
+              <w:t xml:space="preserve"> (GDPR)</w:t>
             </w:r>
           </w:p>
         </w:tc>
@@ -8086,7 +8075,7 @@
           </w:tcPr>
           <w:p>
             <w:r>
-              <w:t>WCAG (Website Content Accessibility Guidelines)</w:t>
+              <w:t>Equality Act 2010</w:t>
             </w:r>
           </w:p>
         </w:tc>
@@ -8130,13 +8119,7 @@
           </w:tcPr>
           <w:p>
             <w:r>
-              <w:t xml:space="preserve">To comply, the solution will use external payment providers as they already have secure ways to process payments, which comply with global regulations regarding payment processing. Furthermore, external payment providers will be used since it is industry </w:t>
-            </w:r>
-            <w:r>
-              <w:t>standard,</w:t>
-            </w:r>
-            <w:r>
-              <w:t xml:space="preserve"> and they are trusted by many businesses.</w:t>
+              <w:t>To comply, the solution will use external payment providers as they already have secure ways to process payments, which comply with global regulations regarding payment processing. Furthermore, external payment providers will be used since it is industry standard, and they are trusted by many businesses.</w:t>
             </w:r>
           </w:p>
         </w:tc>
@@ -8189,13 +8172,24 @@
           <w:tcPr>
             <w:tcW w:w="4508" w:type="dxa"/>
           </w:tcPr>
-          <w:p/>
+          <w:p>
+            <w:r>
+              <w:t>Consumer Rights Act 2015 (CRA)</w:t>
+            </w:r>
+          </w:p>
         </w:tc>
         <w:tc>
           <w:tcPr>
             <w:tcW w:w="4508" w:type="dxa"/>
           </w:tcPr>
-          <w:p/>
+          <w:p>
+            <w:r>
+              <w:t>To comply with this</w:t>
+            </w:r>
+            <w:r>
+              <w:t>, the product details will need to be confirmed before being published to the solution to ensure the producers check for inaccurate information. Furthermore, there will be a policy page to outline what rights the costumers and producers have, for example right to refund.</w:t>
+            </w:r>
+          </w:p>
         </w:tc>
       </w:tr>
     </w:tbl>
@@ -8205,22 +8199,26 @@
       </w:pPr>
       <w:bookmarkStart w:id="35" w:name="_Toc223976677"/>
       <w:r>
+        <w:lastRenderedPageBreak/>
         <w:t>UI Considerations</w:t>
       </w:r>
       <w:bookmarkEnd w:id="35"/>
     </w:p>
     <w:p>
       <w:r>
-        <w:t xml:space="preserve">Explain </w:t>
+        <w:t xml:space="preserve">The user interface is going to be simple and minimal, since the users will vary in age juristically, as the customers </w:t>
       </w:r>
       <w:r>
-        <w:t>what the UI will look like and the reasons why</w:t>
+        <w:t>and producers can be young adults or old people</w:t>
       </w:r>
       <w:r>
-        <w:t xml:space="preserve"> it will help the business and their customers</w:t>
+        <w:t xml:space="preserve">. The colour scheme therefore also will be simple </w:t>
       </w:r>
       <w:r>
-        <w:t>. Mention industry standards for stronger reasoning.</w:t>
+        <w:t>and will evoke a sense of freshness and connection to local farmers</w:t>
+      </w:r>
+      <w:r>
+        <w:t>. The pictures will be high quality and not busy to match the aesthetics of the whole UI. There will be minimal animations, so customers can easily identify which elements they can interact with and where their attention should go. Any interactable elements will have rounded corners and have animations on interaction, as it is industry standard to do this. To ensure the UI is not busy there will be enough space between different elements that they can be identified as different elements.</w:t>
       </w:r>
     </w:p>
     <w:sectPr>
@@ -8236,7 +8234,7 @@
 </file>
 
 <file path=word/endnotes.xml><?xml version="1.0" encoding="utf-8"?>
-<w:endnotes xmlns:wpc="http://schemas.microsoft.com/office/word/2010/wordprocessingCanvas" xmlns:cx="http://schemas.microsoft.com/office/drawing/2014/chartex" xmlns:cx1="http://schemas.microsoft.com/office/drawing/2015/9/8/chartex" xmlns:cx2="http://schemas.microsoft.com/office/drawing/2015/10/21/chartex" xmlns:cx3="http://schemas.microsoft.com/office/drawing/2016/5/9/chartex" xmlns:cx4="http://schemas.microsoft.com/office/drawing/2016/5/10/chartex" xmlns:cx5="http://schemas.microsoft.com/office/drawing/2016/5/11/chartex" xmlns:cx6="http://schemas.microsoft.com/office/drawing/2016/5/12/chartex" xmlns:cx7="http://schemas.microsoft.com/office/drawing/2016/5/13/chartex" xmlns:cx8="http://schemas.microsoft.com/office/drawing/2016/5/14/chartex" xmlns:mc="http://schemas.openxmlformats.org/markup-compatibility/2006" xmlns:aink="http://schemas.microsoft.com/office/drawing/2016/ink" xmlns:am3d="http://schemas.microsoft.com/office/drawing/2017/model3d" xmlns:o="urn:schemas-microsoft-com:office:office" xmlns:oel="http://schemas.microsoft.com/office/2019/extlst" xmlns:r="http://schemas.openxmlformats.org/officeDocument/2006/relationships" xmlns:m="http://schemas.openxmlformats.org/officeDocument/2006/math" xmlns:v="urn:schemas-microsoft-com:vml" xmlns:wp14="http://schemas.microsoft.com/office/word/2010/wordprocessingDrawing" xmlns:wp="http://schemas.openxmlformats.org/drawingml/2006/wordprocessingDrawing" xmlns:w10="urn:schemas-microsoft-com:office:word" xmlns:w="http://schemas.openxmlformats.org/wordprocessingml/2006/main" xmlns:w14="http://schemas.microsoft.com/office/word/2010/wordml" xmlns:w15="http://schemas.microsoft.com/office/word/2012/wordml" xmlns:w16cex="http://schemas.microsoft.com/office/word/2018/wordml/cex" xmlns:w16cid="http://schemas.microsoft.com/office/word/2016/wordml/cid" xmlns:w16="http://schemas.microsoft.com/office/word/2018/wordml" xmlns:w16du="http://schemas.microsoft.com/office/word/2023/wordml/word16du" xmlns:w16sdtdh="http://schemas.microsoft.com/office/word/2020/wordml/sdtdatahash" xmlns:w16sdtfl="http://schemas.microsoft.com/office/word/2024/wordml/sdtformatlock" xmlns:w16se="http://schemas.microsoft.com/office/word/2015/wordml/symex" xmlns:wpg="http://schemas.microsoft.com/office/word/2010/wordprocessingGroup" xmlns:wpi="http://schemas.microsoft.com/office/word/2010/wordprocessingInk" xmlns:wne="http://schemas.microsoft.com/office/word/2006/wordml" xmlns:wps="http://schemas.microsoft.com/office/word/2010/wordprocessingShape" mc:Ignorable="w14 w15 w16se w16cid w16 w16cex w16sdtdh w16sdtfl w16du wp14">
+<w:endnotes xmlns:wpc="http://schemas.microsoft.com/office/word/2010/wordprocessingCanvas" xmlns:cx="http://schemas.microsoft.com/office/drawing/2014/chartex" xmlns:cx1="http://schemas.microsoft.com/office/drawing/2015/9/8/chartex" xmlns:cx2="http://schemas.microsoft.com/office/drawing/2015/10/21/chartex" xmlns:cx3="http://schemas.microsoft.com/office/drawing/2016/5/9/chartex" xmlns:cx4="http://schemas.microsoft.com/office/drawing/2016/5/10/chartex" xmlns:cx5="http://schemas.microsoft.com/office/drawing/2016/5/11/chartex" xmlns:cx6="http://schemas.microsoft.com/office/drawing/2016/5/12/chartex" xmlns:cx7="http://schemas.microsoft.com/office/drawing/2016/5/13/chartex" xmlns:cx8="http://schemas.microsoft.com/office/drawing/2016/5/14/chartex" xmlns:mc="http://schemas.openxmlformats.org/markup-compatibility/2006" xmlns:aink="http://schemas.microsoft.com/office/drawing/2016/ink" xmlns:am3d="http://schemas.microsoft.com/office/drawing/2017/model3d" xmlns:o="urn:schemas-microsoft-com:office:office" xmlns:r="http://schemas.openxmlformats.org/officeDocument/2006/relationships" xmlns:m="http://schemas.openxmlformats.org/officeDocument/2006/math" xmlns:v="urn:schemas-microsoft-com:vml" xmlns:wp14="http://schemas.microsoft.com/office/word/2010/wordprocessingDrawing" xmlns:wp="http://schemas.openxmlformats.org/drawingml/2006/wordprocessingDrawing" xmlns:w10="urn:schemas-microsoft-com:office:word" xmlns:w="http://schemas.openxmlformats.org/wordprocessingml/2006/main" xmlns:w14="http://schemas.microsoft.com/office/word/2010/wordml" xmlns:w15="http://schemas.microsoft.com/office/word/2012/wordml" xmlns:w16cex="http://schemas.microsoft.com/office/word/2018/wordml/cex" xmlns:w16cid="http://schemas.microsoft.com/office/word/2016/wordml/cid" xmlns:w16="http://schemas.microsoft.com/office/word/2018/wordml" xmlns:w16sdtdh="http://schemas.microsoft.com/office/word/2020/wordml/sdtdatahash" xmlns:w16se="http://schemas.microsoft.com/office/word/2015/wordml/symex" xmlns:wpg="http://schemas.microsoft.com/office/word/2010/wordprocessingGroup" xmlns:wpi="http://schemas.microsoft.com/office/word/2010/wordprocessingInk" xmlns:wne="http://schemas.microsoft.com/office/word/2006/wordml" xmlns:wps="http://schemas.microsoft.com/office/word/2010/wordprocessingShape" mc:Ignorable="w14 w15 w16se w16cid w16 w16cex w16sdtdh wp14">
   <w:endnote w:type="separator" w:id="-1">
     <w:p>
       <w:pPr>
@@ -8261,7 +8259,7 @@
 </file>
 
 <file path=word/footnotes.xml><?xml version="1.0" encoding="utf-8"?>
-<w:footnotes xmlns:wpc="http://schemas.microsoft.com/office/word/2010/wordprocessingCanvas" xmlns:cx="http://schemas.microsoft.com/office/drawing/2014/chartex" xmlns:cx1="http://schemas.microsoft.com/office/drawing/2015/9/8/chartex" xmlns:cx2="http://schemas.microsoft.com/office/drawing/2015/10/21/chartex" xmlns:cx3="http://schemas.microsoft.com/office/drawing/2016/5/9/chartex" xmlns:cx4="http://schemas.microsoft.com/office/drawing/2016/5/10/chartex" xmlns:cx5="http://schemas.microsoft.com/office/drawing/2016/5/11/chartex" xmlns:cx6="http://schemas.microsoft.com/office/drawing/2016/5/12/chartex" xmlns:cx7="http://schemas.microsoft.com/office/drawing/2016/5/13/chartex" xmlns:cx8="http://schemas.microsoft.com/office/drawing/2016/5/14/chartex" xmlns:mc="http://schemas.openxmlformats.org/markup-compatibility/2006" xmlns:aink="http://schemas.microsoft.com/office/drawing/2016/ink" xmlns:am3d="http://schemas.microsoft.com/office/drawing/2017/model3d" xmlns:o="urn:schemas-microsoft-com:office:office" xmlns:oel="http://schemas.microsoft.com/office/2019/extlst" xmlns:r="http://schemas.openxmlformats.org/officeDocument/2006/relationships" xmlns:m="http://schemas.openxmlformats.org/officeDocument/2006/math" xmlns:v="urn:schemas-microsoft-com:vml" xmlns:wp14="http://schemas.microsoft.com/office/word/2010/wordprocessingDrawing" xmlns:wp="http://schemas.openxmlformats.org/drawingml/2006/wordprocessingDrawing" xmlns:w10="urn:schemas-microsoft-com:office:word" xmlns:w="http://schemas.openxmlformats.org/wordprocessingml/2006/main" xmlns:w14="http://schemas.microsoft.com/office/word/2010/wordml" xmlns:w15="http://schemas.microsoft.com/office/word/2012/wordml" xmlns:w16cex="http://schemas.microsoft.com/office/word/2018/wordml/cex" xmlns:w16cid="http://schemas.microsoft.com/office/word/2016/wordml/cid" xmlns:w16="http://schemas.microsoft.com/office/word/2018/wordml" xmlns:w16du="http://schemas.microsoft.com/office/word/2023/wordml/word16du" xmlns:w16sdtdh="http://schemas.microsoft.com/office/word/2020/wordml/sdtdatahash" xmlns:w16sdtfl="http://schemas.microsoft.com/office/word/2024/wordml/sdtformatlock" xmlns:w16se="http://schemas.microsoft.com/office/word/2015/wordml/symex" xmlns:wpg="http://schemas.microsoft.com/office/word/2010/wordprocessingGroup" xmlns:wpi="http://schemas.microsoft.com/office/word/2010/wordprocessingInk" xmlns:wne="http://schemas.microsoft.com/office/word/2006/wordml" xmlns:wps="http://schemas.microsoft.com/office/word/2010/wordprocessingShape" mc:Ignorable="w14 w15 w16se w16cid w16 w16cex w16sdtdh w16sdtfl w16du wp14">
+<w:footnotes xmlns:wpc="http://schemas.microsoft.com/office/word/2010/wordprocessingCanvas" xmlns:cx="http://schemas.microsoft.com/office/drawing/2014/chartex" xmlns:cx1="http://schemas.microsoft.com/office/drawing/2015/9/8/chartex" xmlns:cx2="http://schemas.microsoft.com/office/drawing/2015/10/21/chartex" xmlns:cx3="http://schemas.microsoft.com/office/drawing/2016/5/9/chartex" xmlns:cx4="http://schemas.microsoft.com/office/drawing/2016/5/10/chartex" xmlns:cx5="http://schemas.microsoft.com/office/drawing/2016/5/11/chartex" xmlns:cx6="http://schemas.microsoft.com/office/drawing/2016/5/12/chartex" xmlns:cx7="http://schemas.microsoft.com/office/drawing/2016/5/13/chartex" xmlns:cx8="http://schemas.microsoft.com/office/drawing/2016/5/14/chartex" xmlns:mc="http://schemas.openxmlformats.org/markup-compatibility/2006" xmlns:aink="http://schemas.microsoft.com/office/drawing/2016/ink" xmlns:am3d="http://schemas.microsoft.com/office/drawing/2017/model3d" xmlns:o="urn:schemas-microsoft-com:office:office" xmlns:r="http://schemas.openxmlformats.org/officeDocument/2006/relationships" xmlns:m="http://schemas.openxmlformats.org/officeDocument/2006/math" xmlns:v="urn:schemas-microsoft-com:vml" xmlns:wp14="http://schemas.microsoft.com/office/word/2010/wordprocessingDrawing" xmlns:wp="http://schemas.openxmlformats.org/drawingml/2006/wordprocessingDrawing" xmlns:w10="urn:schemas-microsoft-com:office:word" xmlns:w="http://schemas.openxmlformats.org/wordprocessingml/2006/main" xmlns:w14="http://schemas.microsoft.com/office/word/2010/wordml" xmlns:w15="http://schemas.microsoft.com/office/word/2012/wordml" xmlns:w16cex="http://schemas.microsoft.com/office/word/2018/wordml/cex" xmlns:w16cid="http://schemas.microsoft.com/office/word/2016/wordml/cid" xmlns:w16="http://schemas.microsoft.com/office/word/2018/wordml" xmlns:w16sdtdh="http://schemas.microsoft.com/office/word/2020/wordml/sdtdatahash" xmlns:w16se="http://schemas.microsoft.com/office/word/2015/wordml/symex" xmlns:wpg="http://schemas.microsoft.com/office/word/2010/wordprocessingGroup" xmlns:wpi="http://schemas.microsoft.com/office/word/2010/wordprocessingInk" xmlns:wne="http://schemas.microsoft.com/office/word/2006/wordml" xmlns:wps="http://schemas.microsoft.com/office/word/2010/wordprocessingShape" mc:Ignorable="w14 w15 w16se w16cid w16 w16cex w16sdtdh wp14">
   <w:footnote w:type="separator" w:id="-1">
     <w:p>
       <w:pPr>
@@ -8286,7 +8284,7 @@
 </file>
 
 <file path=word/numbering.xml><?xml version="1.0" encoding="utf-8"?>
-<w:numbering xmlns:wpc="http://schemas.microsoft.com/office/word/2010/wordprocessingCanvas" xmlns:cx="http://schemas.microsoft.com/office/drawing/2014/chartex" xmlns:cx1="http://schemas.microsoft.com/office/drawing/2015/9/8/chartex" xmlns:cx2="http://schemas.microsoft.com/office/drawing/2015/10/21/chartex" xmlns:cx3="http://schemas.microsoft.com/office/drawing/2016/5/9/chartex" xmlns:cx4="http://schemas.microsoft.com/office/drawing/2016/5/10/chartex" xmlns:cx5="http://schemas.microsoft.com/office/drawing/2016/5/11/chartex" xmlns:cx6="http://schemas.microsoft.com/office/drawing/2016/5/12/chartex" xmlns:cx7="http://schemas.microsoft.com/office/drawing/2016/5/13/chartex" xmlns:cx8="http://schemas.microsoft.com/office/drawing/2016/5/14/chartex" xmlns:mc="http://schemas.openxmlformats.org/markup-compatibility/2006" xmlns:aink="http://schemas.microsoft.com/office/drawing/2016/ink" xmlns:am3d="http://schemas.microsoft.com/office/drawing/2017/model3d" xmlns:o="urn:schemas-microsoft-com:office:office" xmlns:oel="http://schemas.microsoft.com/office/2019/extlst" xmlns:r="http://schemas.openxmlformats.org/officeDocument/2006/relationships" xmlns:m="http://schemas.openxmlformats.org/officeDocument/2006/math" xmlns:v="urn:schemas-microsoft-com:vml" xmlns:wp14="http://schemas.microsoft.com/office/word/2010/wordprocessingDrawing" xmlns:wp="http://schemas.openxmlformats.org/drawingml/2006/wordprocessingDrawing" xmlns:w10="urn:schemas-microsoft-com:office:word" xmlns:w="http://schemas.openxmlformats.org/wordprocessingml/2006/main" xmlns:w14="http://schemas.microsoft.com/office/word/2010/wordml" xmlns:w15="http://schemas.microsoft.com/office/word/2012/wordml" xmlns:w16cex="http://schemas.microsoft.com/office/word/2018/wordml/cex" xmlns:w16cid="http://schemas.microsoft.com/office/word/2016/wordml/cid" xmlns:w16="http://schemas.microsoft.com/office/word/2018/wordml" xmlns:w16du="http://schemas.microsoft.com/office/word/2023/wordml/word16du" xmlns:w16sdtdh="http://schemas.microsoft.com/office/word/2020/wordml/sdtdatahash" xmlns:w16sdtfl="http://schemas.microsoft.com/office/word/2024/wordml/sdtformatlock" xmlns:w16se="http://schemas.microsoft.com/office/word/2015/wordml/symex" xmlns:wpg="http://schemas.microsoft.com/office/word/2010/wordprocessingGroup" xmlns:wpi="http://schemas.microsoft.com/office/word/2010/wordprocessingInk" xmlns:wne="http://schemas.microsoft.com/office/word/2006/wordml" xmlns:wps="http://schemas.microsoft.com/office/word/2010/wordprocessingShape" mc:Ignorable="w14 w15 w16se w16cid w16 w16cex w16sdtdh w16sdtfl w16du wp14">
+<w:numbering xmlns:wpc="http://schemas.microsoft.com/office/word/2010/wordprocessingCanvas" xmlns:cx="http://schemas.microsoft.com/office/drawing/2014/chartex" xmlns:cx1="http://schemas.microsoft.com/office/drawing/2015/9/8/chartex" xmlns:cx2="http://schemas.microsoft.com/office/drawing/2015/10/21/chartex" xmlns:cx3="http://schemas.microsoft.com/office/drawing/2016/5/9/chartex" xmlns:cx4="http://schemas.microsoft.com/office/drawing/2016/5/10/chartex" xmlns:cx5="http://schemas.microsoft.com/office/drawing/2016/5/11/chartex" xmlns:cx6="http://schemas.microsoft.com/office/drawing/2016/5/12/chartex" xmlns:cx7="http://schemas.microsoft.com/office/drawing/2016/5/13/chartex" xmlns:cx8="http://schemas.microsoft.com/office/drawing/2016/5/14/chartex" xmlns:mc="http://schemas.openxmlformats.org/markup-compatibility/2006" xmlns:aink="http://schemas.microsoft.com/office/drawing/2016/ink" xmlns:am3d="http://schemas.microsoft.com/office/drawing/2017/model3d" xmlns:o="urn:schemas-microsoft-com:office:office" xmlns:r="http://schemas.openxmlformats.org/officeDocument/2006/relationships" xmlns:m="http://schemas.openxmlformats.org/officeDocument/2006/math" xmlns:v="urn:schemas-microsoft-com:vml" xmlns:wp14="http://schemas.microsoft.com/office/word/2010/wordprocessingDrawing" xmlns:wp="http://schemas.openxmlformats.org/drawingml/2006/wordprocessingDrawing" xmlns:w10="urn:schemas-microsoft-com:office:word" xmlns:w="http://schemas.openxmlformats.org/wordprocessingml/2006/main" xmlns:w14="http://schemas.microsoft.com/office/word/2010/wordml" xmlns:w15="http://schemas.microsoft.com/office/word/2012/wordml" xmlns:w16cex="http://schemas.microsoft.com/office/word/2018/wordml/cex" xmlns:w16cid="http://schemas.microsoft.com/office/word/2016/wordml/cid" xmlns:w16="http://schemas.microsoft.com/office/word/2018/wordml" xmlns:w16sdtdh="http://schemas.microsoft.com/office/word/2020/wordml/sdtdatahash" xmlns:w16se="http://schemas.microsoft.com/office/word/2015/wordml/symex" xmlns:wpg="http://schemas.microsoft.com/office/word/2010/wordprocessingGroup" xmlns:wpi="http://schemas.microsoft.com/office/word/2010/wordprocessingInk" xmlns:wne="http://schemas.microsoft.com/office/word/2006/wordml" xmlns:wps="http://schemas.microsoft.com/office/word/2010/wordprocessingShape" mc:Ignorable="w14 w15 w16se w16cid w16 w16cex w16sdtdh wp14">
   <w:abstractNum w:abstractNumId="0" w15:restartNumberingAfterBreak="0">
     <w:nsid w:val="018874AC"/>
     <w:multiLevelType w:val="hybridMultilevel"/>
@@ -11904,116 +11902,116 @@
       </w:pPr>
     </w:lvl>
   </w:abstractNum>
-  <w:num w:numId="1" w16cid:durableId="1021855189">
+  <w:num w:numId="1">
     <w:abstractNumId w:val="4"/>
   </w:num>
-  <w:num w:numId="2" w16cid:durableId="873617365">
+  <w:num w:numId="2">
     <w:abstractNumId w:val="15"/>
   </w:num>
-  <w:num w:numId="3" w16cid:durableId="415858473">
+  <w:num w:numId="3">
     <w:abstractNumId w:val="8"/>
   </w:num>
-  <w:num w:numId="4" w16cid:durableId="1934240272">
+  <w:num w:numId="4">
     <w:abstractNumId w:val="29"/>
   </w:num>
-  <w:num w:numId="5" w16cid:durableId="500319591">
+  <w:num w:numId="5">
     <w:abstractNumId w:val="10"/>
   </w:num>
-  <w:num w:numId="6" w16cid:durableId="1953244164">
+  <w:num w:numId="6">
     <w:abstractNumId w:val="27"/>
   </w:num>
-  <w:num w:numId="7" w16cid:durableId="1272973944">
+  <w:num w:numId="7">
     <w:abstractNumId w:val="5"/>
   </w:num>
-  <w:num w:numId="8" w16cid:durableId="296837842">
+  <w:num w:numId="8">
     <w:abstractNumId w:val="26"/>
   </w:num>
-  <w:num w:numId="9" w16cid:durableId="1612740194">
+  <w:num w:numId="9">
     <w:abstractNumId w:val="7"/>
   </w:num>
-  <w:num w:numId="10" w16cid:durableId="1126045997">
+  <w:num w:numId="10">
     <w:abstractNumId w:val="6"/>
   </w:num>
-  <w:num w:numId="11" w16cid:durableId="409622807">
+  <w:num w:numId="11">
     <w:abstractNumId w:val="3"/>
   </w:num>
-  <w:num w:numId="12" w16cid:durableId="57019460">
+  <w:num w:numId="12">
     <w:abstractNumId w:val="18"/>
   </w:num>
-  <w:num w:numId="13" w16cid:durableId="1135102731">
+  <w:num w:numId="13">
     <w:abstractNumId w:val="12"/>
   </w:num>
-  <w:num w:numId="14" w16cid:durableId="2040273535">
+  <w:num w:numId="14">
     <w:abstractNumId w:val="14"/>
   </w:num>
-  <w:num w:numId="15" w16cid:durableId="2078088890">
+  <w:num w:numId="15">
     <w:abstractNumId w:val="20"/>
   </w:num>
-  <w:num w:numId="16" w16cid:durableId="224148914">
+  <w:num w:numId="16">
     <w:abstractNumId w:val="2"/>
   </w:num>
-  <w:num w:numId="17" w16cid:durableId="1422144515">
+  <w:num w:numId="17">
     <w:abstractNumId w:val="9"/>
   </w:num>
-  <w:num w:numId="18" w16cid:durableId="1168524478">
+  <w:num w:numId="18">
     <w:abstractNumId w:val="31"/>
   </w:num>
-  <w:num w:numId="19" w16cid:durableId="1477914169">
+  <w:num w:numId="19">
     <w:abstractNumId w:val="28"/>
   </w:num>
-  <w:num w:numId="20" w16cid:durableId="1623457808">
+  <w:num w:numId="20">
     <w:abstractNumId w:val="11"/>
   </w:num>
-  <w:num w:numId="21" w16cid:durableId="1264651575">
+  <w:num w:numId="21">
     <w:abstractNumId w:val="19"/>
   </w:num>
-  <w:num w:numId="22" w16cid:durableId="671879580">
+  <w:num w:numId="22">
     <w:abstractNumId w:val="23"/>
   </w:num>
-  <w:num w:numId="23" w16cid:durableId="850948606">
+  <w:num w:numId="23">
     <w:abstractNumId w:val="34"/>
   </w:num>
-  <w:num w:numId="24" w16cid:durableId="440616153">
+  <w:num w:numId="24">
     <w:abstractNumId w:val="1"/>
   </w:num>
-  <w:num w:numId="25" w16cid:durableId="1892769113">
+  <w:num w:numId="25">
     <w:abstractNumId w:val="30"/>
   </w:num>
-  <w:num w:numId="26" w16cid:durableId="1310551058">
+  <w:num w:numId="26">
     <w:abstractNumId w:val="21"/>
   </w:num>
-  <w:num w:numId="27" w16cid:durableId="937251674">
+  <w:num w:numId="27">
     <w:abstractNumId w:val="32"/>
   </w:num>
-  <w:num w:numId="28" w16cid:durableId="1176579910">
+  <w:num w:numId="28">
     <w:abstractNumId w:val="25"/>
   </w:num>
-  <w:num w:numId="29" w16cid:durableId="564145885">
+  <w:num w:numId="29">
     <w:abstractNumId w:val="0"/>
   </w:num>
-  <w:num w:numId="30" w16cid:durableId="2037729497">
+  <w:num w:numId="30">
     <w:abstractNumId w:val="33"/>
   </w:num>
-  <w:num w:numId="31" w16cid:durableId="1972712446">
+  <w:num w:numId="31">
     <w:abstractNumId w:val="24"/>
   </w:num>
-  <w:num w:numId="32" w16cid:durableId="325481554">
+  <w:num w:numId="32">
     <w:abstractNumId w:val="17"/>
   </w:num>
-  <w:num w:numId="33" w16cid:durableId="1457026527">
+  <w:num w:numId="33">
     <w:abstractNumId w:val="16"/>
   </w:num>
-  <w:num w:numId="34" w16cid:durableId="722021569">
+  <w:num w:numId="34">
     <w:abstractNumId w:val="13"/>
   </w:num>
-  <w:num w:numId="35" w16cid:durableId="1272585531">
+  <w:num w:numId="35">
     <w:abstractNumId w:val="22"/>
   </w:num>
 </w:numbering>
 </file>
 
 <file path=word/styles.xml><?xml version="1.0" encoding="utf-8"?>
-<w:styles xmlns:mc="http://schemas.openxmlformats.org/markup-compatibility/2006" xmlns:r="http://schemas.openxmlformats.org/officeDocument/2006/relationships" xmlns:w="http://schemas.openxmlformats.org/wordprocessingml/2006/main" xmlns:w14="http://schemas.microsoft.com/office/word/2010/wordml" xmlns:w15="http://schemas.microsoft.com/office/word/2012/wordml" xmlns:w16cex="http://schemas.microsoft.com/office/word/2018/wordml/cex" xmlns:w16cid="http://schemas.microsoft.com/office/word/2016/wordml/cid" xmlns:w16="http://schemas.microsoft.com/office/word/2018/wordml" xmlns:w16du="http://schemas.microsoft.com/office/word/2023/wordml/word16du" xmlns:w16sdtdh="http://schemas.microsoft.com/office/word/2020/wordml/sdtdatahash" xmlns:w16sdtfl="http://schemas.microsoft.com/office/word/2024/wordml/sdtformatlock" xmlns:w16se="http://schemas.microsoft.com/office/word/2015/wordml/symex" mc:Ignorable="w14 w15 w16se w16cid w16 w16cex w16sdtdh w16sdtfl w16du">
+<w:styles xmlns:mc="http://schemas.openxmlformats.org/markup-compatibility/2006" xmlns:r="http://schemas.openxmlformats.org/officeDocument/2006/relationships" xmlns:w="http://schemas.openxmlformats.org/wordprocessingml/2006/main" xmlns:w14="http://schemas.microsoft.com/office/word/2010/wordml" xmlns:w15="http://schemas.microsoft.com/office/word/2012/wordml" xmlns:w16cex="http://schemas.microsoft.com/office/word/2018/wordml/cex" xmlns:w16cid="http://schemas.microsoft.com/office/word/2016/wordml/cid" xmlns:w16="http://schemas.microsoft.com/office/word/2018/wordml" xmlns:w16sdtdh="http://schemas.microsoft.com/office/word/2020/wordml/sdtdatahash" xmlns:w16se="http://schemas.microsoft.com/office/word/2015/wordml/symex" mc:Ignorable="w14 w15 w16se w16cid w16 w16cex w16sdtdh">
   <w:docDefaults>
     <w:rPrDefault>
       <w:rPr>
@@ -12619,6 +12617,7 @@
   <w:style w:type="character" w:default="1" w:styleId="DefaultParagraphFont">
     <w:name w:val="Default Paragraph Font"/>
     <w:uiPriority w:val="1"/>
+    <w:semiHidden/>
     <w:unhideWhenUsed/>
   </w:style>
   <w:style w:type="table" w:default="1" w:styleId="TableNormal">
@@ -13179,7 +13178,7 @@
 </file>
 
 <file path=word/glossary/document.xml><?xml version="1.0" encoding="utf-8"?>
-<w:glossaryDocument xmlns:wpc="http://schemas.microsoft.com/office/word/2010/wordprocessingCanvas" xmlns:cx="http://schemas.microsoft.com/office/drawing/2014/chartex" xmlns:cx1="http://schemas.microsoft.com/office/drawing/2015/9/8/chartex" xmlns:cx2="http://schemas.microsoft.com/office/drawing/2015/10/21/chartex" xmlns:cx3="http://schemas.microsoft.com/office/drawing/2016/5/9/chartex" xmlns:cx4="http://schemas.microsoft.com/office/drawing/2016/5/10/chartex" xmlns:cx5="http://schemas.microsoft.com/office/drawing/2016/5/11/chartex" xmlns:cx6="http://schemas.microsoft.com/office/drawing/2016/5/12/chartex" xmlns:cx7="http://schemas.microsoft.com/office/drawing/2016/5/13/chartex" xmlns:cx8="http://schemas.microsoft.com/office/drawing/2016/5/14/chartex" xmlns:mc="http://schemas.openxmlformats.org/markup-compatibility/2006" xmlns:aink="http://schemas.microsoft.com/office/drawing/2016/ink" xmlns:am3d="http://schemas.microsoft.com/office/drawing/2017/model3d" xmlns:o="urn:schemas-microsoft-com:office:office" xmlns:oel="http://schemas.microsoft.com/office/2019/extlst" xmlns:r="http://schemas.openxmlformats.org/officeDocument/2006/relationships" xmlns:m="http://schemas.openxmlformats.org/officeDocument/2006/math" xmlns:v="urn:schemas-microsoft-com:vml" xmlns:wp14="http://schemas.microsoft.com/office/word/2010/wordprocessingDrawing" xmlns:wp="http://schemas.openxmlformats.org/drawingml/2006/wordprocessingDrawing" xmlns:w10="urn:schemas-microsoft-com:office:word" xmlns:w="http://schemas.openxmlformats.org/wordprocessingml/2006/main" xmlns:w14="http://schemas.microsoft.com/office/word/2010/wordml" xmlns:w15="http://schemas.microsoft.com/office/word/2012/wordml" xmlns:w16cex="http://schemas.microsoft.com/office/word/2018/wordml/cex" xmlns:w16cid="http://schemas.microsoft.com/office/word/2016/wordml/cid" xmlns:w16="http://schemas.microsoft.com/office/word/2018/wordml" xmlns:w16du="http://schemas.microsoft.com/office/word/2023/wordml/word16du" xmlns:w16sdtdh="http://schemas.microsoft.com/office/word/2020/wordml/sdtdatahash" xmlns:w16sdtfl="http://schemas.microsoft.com/office/word/2024/wordml/sdtformatlock" xmlns:w16se="http://schemas.microsoft.com/office/word/2015/wordml/symex" xmlns:wpg="http://schemas.microsoft.com/office/word/2010/wordprocessingGroup" xmlns:wpi="http://schemas.microsoft.com/office/word/2010/wordprocessingInk" xmlns:wne="http://schemas.microsoft.com/office/word/2006/wordml" xmlns:wps="http://schemas.microsoft.com/office/word/2010/wordprocessingShape" mc:Ignorable="w14 w15 w16se w16cid w16 w16cex w16sdtdh w16sdtfl w16du wp14">
+<w:glossaryDocument xmlns:wpc="http://schemas.microsoft.com/office/word/2010/wordprocessingCanvas" xmlns:cx="http://schemas.microsoft.com/office/drawing/2014/chartex" xmlns:cx1="http://schemas.microsoft.com/office/drawing/2015/9/8/chartex" xmlns:cx2="http://schemas.microsoft.com/office/drawing/2015/10/21/chartex" xmlns:cx3="http://schemas.microsoft.com/office/drawing/2016/5/9/chartex" xmlns:cx4="http://schemas.microsoft.com/office/drawing/2016/5/10/chartex" xmlns:cx5="http://schemas.microsoft.com/office/drawing/2016/5/11/chartex" xmlns:cx6="http://schemas.microsoft.com/office/drawing/2016/5/12/chartex" xmlns:cx7="http://schemas.microsoft.com/office/drawing/2016/5/13/chartex" xmlns:cx8="http://schemas.microsoft.com/office/drawing/2016/5/14/chartex" xmlns:mc="http://schemas.openxmlformats.org/markup-compatibility/2006" xmlns:aink="http://schemas.microsoft.com/office/drawing/2016/ink" xmlns:am3d="http://schemas.microsoft.com/office/drawing/2017/model3d" xmlns:o="urn:schemas-microsoft-com:office:office" xmlns:r="http://schemas.openxmlformats.org/officeDocument/2006/relationships" xmlns:m="http://schemas.openxmlformats.org/officeDocument/2006/math" xmlns:v="urn:schemas-microsoft-com:vml" xmlns:wp14="http://schemas.microsoft.com/office/word/2010/wordprocessingDrawing" xmlns:wp="http://schemas.openxmlformats.org/drawingml/2006/wordprocessingDrawing" xmlns:w10="urn:schemas-microsoft-com:office:word" xmlns:w="http://schemas.openxmlformats.org/wordprocessingml/2006/main" xmlns:w14="http://schemas.microsoft.com/office/word/2010/wordml" xmlns:w15="http://schemas.microsoft.com/office/word/2012/wordml" xmlns:w16cex="http://schemas.microsoft.com/office/word/2018/wordml/cex" xmlns:w16cid="http://schemas.microsoft.com/office/word/2016/wordml/cid" xmlns:w16="http://schemas.microsoft.com/office/word/2018/wordml" xmlns:w16sdtdh="http://schemas.microsoft.com/office/word/2020/wordml/sdtdatahash" xmlns:w16se="http://schemas.microsoft.com/office/word/2015/wordml/symex" xmlns:wpg="http://schemas.microsoft.com/office/word/2010/wordprocessingGroup" xmlns:wpi="http://schemas.microsoft.com/office/word/2010/wordprocessingInk" xmlns:wne="http://schemas.microsoft.com/office/word/2006/wordml" xmlns:wps="http://schemas.microsoft.com/office/word/2010/wordprocessingShape" mc:Ignorable="w14 w15 w16se w16cid w16 w16cex w16sdtdh wp14">
   <w:docParts>
     <w:docPart>
       <w:docPartPr>
@@ -13205,7 +13204,7 @@
             <w:rPr>
               <w:rFonts w:asciiTheme="majorHAnsi" w:eastAsiaTheme="majorEastAsia" w:hAnsiTheme="majorHAnsi" w:cstheme="majorBidi"/>
               <w:caps/>
-              <w:color w:val="156082" w:themeColor="accent1"/>
+              <w:color w:val="4472C4" w:themeColor="accent1"/>
               <w:sz w:val="80"/>
               <w:szCs w:val="80"/>
             </w:rPr>
@@ -13236,7 +13235,7 @@
           </w:pPr>
           <w:r>
             <w:rPr>
-              <w:color w:val="156082" w:themeColor="accent1"/>
+              <w:color w:val="4472C4" w:themeColor="accent1"/>
               <w:sz w:val="28"/>
               <w:szCs w:val="28"/>
             </w:rPr>
@@ -13250,7 +13249,7 @@
 </file>
 
 <file path=word/glossary/fontTable.xml><?xml version="1.0" encoding="utf-8"?>
-<w:fonts xmlns:mc="http://schemas.openxmlformats.org/markup-compatibility/2006" xmlns:r="http://schemas.openxmlformats.org/officeDocument/2006/relationships" xmlns:w="http://schemas.openxmlformats.org/wordprocessingml/2006/main" xmlns:w14="http://schemas.microsoft.com/office/word/2010/wordml" xmlns:w15="http://schemas.microsoft.com/office/word/2012/wordml" xmlns:w16cex="http://schemas.microsoft.com/office/word/2018/wordml/cex" xmlns:w16cid="http://schemas.microsoft.com/office/word/2016/wordml/cid" xmlns:w16="http://schemas.microsoft.com/office/word/2018/wordml" xmlns:w16du="http://schemas.microsoft.com/office/word/2023/wordml/word16du" xmlns:w16sdtdh="http://schemas.microsoft.com/office/word/2020/wordml/sdtdatahash" xmlns:w16sdtfl="http://schemas.microsoft.com/office/word/2024/wordml/sdtformatlock" xmlns:w16se="http://schemas.microsoft.com/office/word/2015/wordml/symex" mc:Ignorable="w14 w15 w16se w16cid w16 w16cex w16sdtdh w16sdtfl w16du">
+<w:fonts xmlns:mc="http://schemas.openxmlformats.org/markup-compatibility/2006" xmlns:r="http://schemas.openxmlformats.org/officeDocument/2006/relationships" xmlns:w="http://schemas.openxmlformats.org/wordprocessingml/2006/main" xmlns:w14="http://schemas.microsoft.com/office/word/2010/wordml" xmlns:w15="http://schemas.microsoft.com/office/word/2012/wordml" xmlns:w16cex="http://schemas.microsoft.com/office/word/2018/wordml/cex" xmlns:w16cid="http://schemas.microsoft.com/office/word/2016/wordml/cid" xmlns:w16="http://schemas.microsoft.com/office/word/2018/wordml" xmlns:w16sdtdh="http://schemas.microsoft.com/office/word/2020/wordml/sdtdatahash" xmlns:w16se="http://schemas.microsoft.com/office/word/2015/wordml/symex" mc:Ignorable="w14 w15 w16se w16cid w16 w16cex w16sdtdh">
   <w:font w:name="Symbol">
     <w:panose1 w:val="05050102010706020507"/>
     <w:charset w:val="02"/>
@@ -13293,23 +13292,11 @@
     <w:pitch w:val="variable"/>
     <w:sig w:usb0="E4002EFF" w:usb1="C200247B" w:usb2="00000009" w:usb3="00000000" w:csb0="000001FF" w:csb1="00000000"/>
   </w:font>
-  <w:font w:name="Aptos">
-    <w:charset w:val="00"/>
-    <w:family w:val="swiss"/>
-    <w:pitch w:val="variable"/>
-    <w:sig w:usb0="20000287" w:usb1="00000003" w:usb2="00000000" w:usb3="00000000" w:csb0="0000019F" w:csb1="00000000"/>
-  </w:font>
-  <w:font w:name="Aptos Display">
-    <w:charset w:val="00"/>
-    <w:family w:val="swiss"/>
-    <w:pitch w:val="variable"/>
-    <w:sig w:usb0="20000287" w:usb1="00000003" w:usb2="00000000" w:usb3="00000000" w:csb0="0000019F" w:csb1="00000000"/>
-  </w:font>
 </w:fonts>
 </file>
 
 <file path=word/glossary/settings.xml><?xml version="1.0" encoding="utf-8"?>
-<w:settings xmlns:mc="http://schemas.openxmlformats.org/markup-compatibility/2006" xmlns:o="urn:schemas-microsoft-com:office:office" xmlns:r="http://schemas.openxmlformats.org/officeDocument/2006/relationships" xmlns:m="http://schemas.openxmlformats.org/officeDocument/2006/math" xmlns:v="urn:schemas-microsoft-com:vml" xmlns:w10="urn:schemas-microsoft-com:office:word" xmlns:w="http://schemas.openxmlformats.org/wordprocessingml/2006/main" xmlns:w14="http://schemas.microsoft.com/office/word/2010/wordml" xmlns:w15="http://schemas.microsoft.com/office/word/2012/wordml" xmlns:w16cex="http://schemas.microsoft.com/office/word/2018/wordml/cex" xmlns:w16cid="http://schemas.microsoft.com/office/word/2016/wordml/cid" xmlns:w16="http://schemas.microsoft.com/office/word/2018/wordml" xmlns:w16du="http://schemas.microsoft.com/office/word/2023/wordml/word16du" xmlns:w16sdtdh="http://schemas.microsoft.com/office/word/2020/wordml/sdtdatahash" xmlns:w16sdtfl="http://schemas.microsoft.com/office/word/2024/wordml/sdtformatlock" xmlns:w16se="http://schemas.microsoft.com/office/word/2015/wordml/symex" xmlns:sl="http://schemas.openxmlformats.org/schemaLibrary/2006/main" mc:Ignorable="w14 w15 w16se w16cid w16 w16cex w16sdtdh w16sdtfl w16du">
+<w:settings xmlns:mc="http://schemas.openxmlformats.org/markup-compatibility/2006" xmlns:o="urn:schemas-microsoft-com:office:office" xmlns:r="http://schemas.openxmlformats.org/officeDocument/2006/relationships" xmlns:m="http://schemas.openxmlformats.org/officeDocument/2006/math" xmlns:v="urn:schemas-microsoft-com:vml" xmlns:w10="urn:schemas-microsoft-com:office:word" xmlns:w="http://schemas.openxmlformats.org/wordprocessingml/2006/main" xmlns:w14="http://schemas.microsoft.com/office/word/2010/wordml" xmlns:w15="http://schemas.microsoft.com/office/word/2012/wordml" xmlns:w16cex="http://schemas.microsoft.com/office/word/2018/wordml/cex" xmlns:w16cid="http://schemas.microsoft.com/office/word/2016/wordml/cid" xmlns:w16="http://schemas.microsoft.com/office/word/2018/wordml" xmlns:w16sdtdh="http://schemas.microsoft.com/office/word/2020/wordml/sdtdatahash" xmlns:w16se="http://schemas.microsoft.com/office/word/2015/wordml/symex" xmlns:sl="http://schemas.openxmlformats.org/schemaLibrary/2006/main" mc:Ignorable="w14 w15 w16se w16cid w16 w16cex w16sdtdh">
   <w:view w:val="normal"/>
   <w:defaultTabStop w:val="720"/>
   <w:characterSpacingControl w:val="doNotCompress"/>
@@ -13330,6 +13317,7 @@
     <w:rsid w:val="001A42E8"/>
     <w:rsid w:val="002544AF"/>
     <w:rsid w:val="00344067"/>
+    <w:rsid w:val="004C70C6"/>
     <w:rsid w:val="00547CE8"/>
     <w:rsid w:val="005962A3"/>
     <w:rsid w:val="005B51A2"/>
@@ -13375,7 +13363,7 @@
 </file>
 
 <file path=word/glossary/styles.xml><?xml version="1.0" encoding="utf-8"?>
-<w:styles xmlns:mc="http://schemas.openxmlformats.org/markup-compatibility/2006" xmlns:r="http://schemas.openxmlformats.org/officeDocument/2006/relationships" xmlns:w="http://schemas.openxmlformats.org/wordprocessingml/2006/main" xmlns:w14="http://schemas.microsoft.com/office/word/2010/wordml" xmlns:w15="http://schemas.microsoft.com/office/word/2012/wordml" xmlns:w16cex="http://schemas.microsoft.com/office/word/2018/wordml/cex" xmlns:w16cid="http://schemas.microsoft.com/office/word/2016/wordml/cid" xmlns:w16="http://schemas.microsoft.com/office/word/2018/wordml" xmlns:w16du="http://schemas.microsoft.com/office/word/2023/wordml/word16du" xmlns:w16sdtdh="http://schemas.microsoft.com/office/word/2020/wordml/sdtdatahash" xmlns:w16sdtfl="http://schemas.microsoft.com/office/word/2024/wordml/sdtformatlock" xmlns:w16se="http://schemas.microsoft.com/office/word/2015/wordml/symex" mc:Ignorable="w14 w15 w16se w16cid w16 w16cex w16sdtdh w16sdtfl w16du">
+<w:styles xmlns:mc="http://schemas.openxmlformats.org/markup-compatibility/2006" xmlns:r="http://schemas.openxmlformats.org/officeDocument/2006/relationships" xmlns:w="http://schemas.openxmlformats.org/wordprocessingml/2006/main" xmlns:w14="http://schemas.microsoft.com/office/word/2010/wordml" xmlns:w15="http://schemas.microsoft.com/office/word/2012/wordml" xmlns:w16cex="http://schemas.microsoft.com/office/word/2018/wordml/cex" xmlns:w16cid="http://schemas.microsoft.com/office/word/2016/wordml/cid" xmlns:w16="http://schemas.microsoft.com/office/word/2018/wordml" xmlns:w16sdtdh="http://schemas.microsoft.com/office/word/2020/wordml/sdtdatahash" xmlns:w16se="http://schemas.microsoft.com/office/word/2015/wordml/symex" mc:Ignorable="w14 w15 w16se w16cid w16 w16cex w16sdtdh">
   <w:docDefaults>
     <w:rPrDefault>
       <w:rPr>
@@ -13812,7 +13800,7 @@
 </file>
 
 <file path=word/glossary/webSettings.xml><?xml version="1.0" encoding="utf-8"?>
-<w:webSettings xmlns:mc="http://schemas.openxmlformats.org/markup-compatibility/2006" xmlns:r="http://schemas.openxmlformats.org/officeDocument/2006/relationships" xmlns:w="http://schemas.openxmlformats.org/wordprocessingml/2006/main" xmlns:w14="http://schemas.microsoft.com/office/word/2010/wordml" xmlns:w15="http://schemas.microsoft.com/office/word/2012/wordml" xmlns:w16cex="http://schemas.microsoft.com/office/word/2018/wordml/cex" xmlns:w16cid="http://schemas.microsoft.com/office/word/2016/wordml/cid" xmlns:w16="http://schemas.microsoft.com/office/word/2018/wordml" xmlns:w16du="http://schemas.microsoft.com/office/word/2023/wordml/word16du" xmlns:w16sdtdh="http://schemas.microsoft.com/office/word/2020/wordml/sdtdatahash" xmlns:w16sdtfl="http://schemas.microsoft.com/office/word/2024/wordml/sdtformatlock" xmlns:w16se="http://schemas.microsoft.com/office/word/2015/wordml/symex" mc:Ignorable="w14 w15 w16se w16cid w16 w16cex w16sdtdh w16sdtfl w16du">
+<w:webSettings xmlns:mc="http://schemas.openxmlformats.org/markup-compatibility/2006" xmlns:r="http://schemas.openxmlformats.org/officeDocument/2006/relationships" xmlns:w="http://schemas.openxmlformats.org/wordprocessingml/2006/main" xmlns:w14="http://schemas.microsoft.com/office/word/2010/wordml" xmlns:w15="http://schemas.microsoft.com/office/word/2012/wordml" xmlns:w16cex="http://schemas.microsoft.com/office/word/2018/wordml/cex" xmlns:w16cid="http://schemas.microsoft.com/office/word/2016/wordml/cid" xmlns:w16="http://schemas.microsoft.com/office/word/2018/wordml" xmlns:w16sdtdh="http://schemas.microsoft.com/office/word/2020/wordml/sdtdatahash" xmlns:w16se="http://schemas.microsoft.com/office/word/2015/wordml/symex" mc:Ignorable="w14 w15 w16se w16cid w16 w16cex w16sdtdh">
   <w:optimizeForBrowser/>
   <w:allowPNG/>
 </w:webSettings>
@@ -14114,12 +14102,7 @@
 </file>
 
 <file path=customXml/item1.xml><?xml version="1.0" encoding="utf-8"?>
-<?mso-contentType ?>
-<FormTemplates xmlns="http://schemas.microsoft.com/sharepoint/v3/contenttype/forms">
-  <Display>DocumentLibraryForm</Display>
-  <Edit>DocumentLibraryForm</Edit>
-  <New>DocumentLibraryForm</New>
-</FormTemplates>
+<b:Sources xmlns:b="http://schemas.openxmlformats.org/officeDocument/2006/bibliography" xmlns="http://schemas.openxmlformats.org/officeDocument/2006/bibliography" SelectedStyle="\APASixthEditionOfficeOnline.xsl" StyleName="APA" Version="6"/>
 </file>
 
 <file path=customXml/item2.xml><?xml version="1.0" encoding="utf-8"?>
@@ -14131,7 +14114,12 @@
 </file>
 
 <file path=customXml/item3.xml><?xml version="1.0" encoding="utf-8"?>
-<b:Sources xmlns:b="http://schemas.openxmlformats.org/officeDocument/2006/bibliography" xmlns="http://schemas.openxmlformats.org/officeDocument/2006/bibliography" SelectedStyle="\APASixthEditionOfficeOnline.xsl" StyleName="APA" Version="6"/>
+<?mso-contentType ?>
+<FormTemplates xmlns="http://schemas.microsoft.com/sharepoint/v3/contenttype/forms">
+  <Display>DocumentLibraryForm</Display>
+  <Edit>DocumentLibraryForm</Edit>
+  <New>DocumentLibraryForm</New>
+</FormTemplates>
 </file>
 
 <file path=customXml/item4.xml><?xml version="1.0" encoding="utf-8"?>
@@ -14321,9 +14309,9 @@
 </file>
 
 <file path=customXml/itemProps1.xml><?xml version="1.0" encoding="utf-8"?>
-<ds:datastoreItem xmlns:ds="http://schemas.openxmlformats.org/officeDocument/2006/customXml" ds:itemID="{21DAEC36-CEDD-4710-8B47-55AB3774ECF8}">
+<ds:datastoreItem xmlns:ds="http://schemas.openxmlformats.org/officeDocument/2006/customXml" ds:itemID="{0D881E5E-1EED-4410-9E84-B313F13A8E11}">
   <ds:schemaRefs>
-    <ds:schemaRef ds:uri="http://schemas.microsoft.com/sharepoint/v3/contenttype/forms"/>
+    <ds:schemaRef ds:uri="http://schemas.openxmlformats.org/officeDocument/2006/bibliography"/>
   </ds:schemaRefs>
 </ds:datastoreItem>
 </file>
@@ -14339,9 +14327,9 @@
 </file>
 
 <file path=customXml/itemProps3.xml><?xml version="1.0" encoding="utf-8"?>
-<ds:datastoreItem xmlns:ds="http://schemas.openxmlformats.org/officeDocument/2006/customXml" ds:itemID="{0D881E5E-1EED-4410-9E84-B313F13A8E11}">
+<ds:datastoreItem xmlns:ds="http://schemas.openxmlformats.org/officeDocument/2006/customXml" ds:itemID="{21DAEC36-CEDD-4710-8B47-55AB3774ECF8}">
   <ds:schemaRefs>
-    <ds:schemaRef ds:uri="http://schemas.openxmlformats.org/officeDocument/2006/bibliography"/>
+    <ds:schemaRef ds:uri="http://schemas.microsoft.com/sharepoint/v3/contenttype/forms"/>
   </ds:schemaRefs>
 </ds:datastoreItem>
 </file>

--- a/Task1_Proposal_717903_Ram_D.docx
+++ b/Task1_Proposal_717903_Ram_D.docx
@@ -1,6 +1,6 @@
 
 <file path=word/document.xml><?xml version="1.0" encoding="utf-8"?>
-<w:document xmlns:wpc="http://schemas.microsoft.com/office/word/2010/wordprocessingCanvas" xmlns:cx="http://schemas.microsoft.com/office/drawing/2014/chartex" xmlns:cx1="http://schemas.microsoft.com/office/drawing/2015/9/8/chartex" xmlns:cx2="http://schemas.microsoft.com/office/drawing/2015/10/21/chartex" xmlns:cx3="http://schemas.microsoft.com/office/drawing/2016/5/9/chartex" xmlns:cx4="http://schemas.microsoft.com/office/drawing/2016/5/10/chartex" xmlns:cx5="http://schemas.microsoft.com/office/drawing/2016/5/11/chartex" xmlns:cx6="http://schemas.microsoft.com/office/drawing/2016/5/12/chartex" xmlns:cx7="http://schemas.microsoft.com/office/drawing/2016/5/13/chartex" xmlns:cx8="http://schemas.microsoft.com/office/drawing/2016/5/14/chartex" xmlns:mc="http://schemas.openxmlformats.org/markup-compatibility/2006" xmlns:aink="http://schemas.microsoft.com/office/drawing/2016/ink" xmlns:am3d="http://schemas.microsoft.com/office/drawing/2017/model3d" xmlns:o="urn:schemas-microsoft-com:office:office" xmlns:r="http://schemas.openxmlformats.org/officeDocument/2006/relationships" xmlns:m="http://schemas.openxmlformats.org/officeDocument/2006/math" xmlns:v="urn:schemas-microsoft-com:vml" xmlns:wp14="http://schemas.microsoft.com/office/word/2010/wordprocessingDrawing" xmlns:wp="http://schemas.openxmlformats.org/drawingml/2006/wordprocessingDrawing" xmlns:w10="urn:schemas-microsoft-com:office:word" xmlns:w="http://schemas.openxmlformats.org/wordprocessingml/2006/main" xmlns:w14="http://schemas.microsoft.com/office/word/2010/wordml" xmlns:w15="http://schemas.microsoft.com/office/word/2012/wordml" xmlns:w16cex="http://schemas.microsoft.com/office/word/2018/wordml/cex" xmlns:w16cid="http://schemas.microsoft.com/office/word/2016/wordml/cid" xmlns:w16="http://schemas.microsoft.com/office/word/2018/wordml" xmlns:w16sdtdh="http://schemas.microsoft.com/office/word/2020/wordml/sdtdatahash" xmlns:w16se="http://schemas.microsoft.com/office/word/2015/wordml/symex" xmlns:wpg="http://schemas.microsoft.com/office/word/2010/wordprocessingGroup" xmlns:wpi="http://schemas.microsoft.com/office/word/2010/wordprocessingInk" xmlns:wne="http://schemas.microsoft.com/office/word/2006/wordml" xmlns:wps="http://schemas.microsoft.com/office/word/2010/wordprocessingShape" mc:Ignorable="w14 w15 w16se w16cid w16 w16cex w16sdtdh wp14">
+<w:document xmlns:wpc="http://schemas.microsoft.com/office/word/2010/wordprocessingCanvas" xmlns:cx="http://schemas.microsoft.com/office/drawing/2014/chartex" xmlns:cx1="http://schemas.microsoft.com/office/drawing/2015/9/8/chartex" xmlns:cx2="http://schemas.microsoft.com/office/drawing/2015/10/21/chartex" xmlns:cx3="http://schemas.microsoft.com/office/drawing/2016/5/9/chartex" xmlns:cx4="http://schemas.microsoft.com/office/drawing/2016/5/10/chartex" xmlns:cx5="http://schemas.microsoft.com/office/drawing/2016/5/11/chartex" xmlns:cx6="http://schemas.microsoft.com/office/drawing/2016/5/12/chartex" xmlns:cx7="http://schemas.microsoft.com/office/drawing/2016/5/13/chartex" xmlns:cx8="http://schemas.microsoft.com/office/drawing/2016/5/14/chartex" xmlns:mc="http://schemas.openxmlformats.org/markup-compatibility/2006" xmlns:aink="http://schemas.microsoft.com/office/drawing/2016/ink" xmlns:am3d="http://schemas.microsoft.com/office/drawing/2017/model3d" xmlns:o="urn:schemas-microsoft-com:office:office" xmlns:oel="http://schemas.microsoft.com/office/2019/extlst" xmlns:r="http://schemas.openxmlformats.org/officeDocument/2006/relationships" xmlns:m="http://schemas.openxmlformats.org/officeDocument/2006/math" xmlns:v="urn:schemas-microsoft-com:vml" xmlns:wp14="http://schemas.microsoft.com/office/word/2010/wordprocessingDrawing" xmlns:wp="http://schemas.openxmlformats.org/drawingml/2006/wordprocessingDrawing" xmlns:w10="urn:schemas-microsoft-com:office:word" xmlns:w="http://schemas.openxmlformats.org/wordprocessingml/2006/main" xmlns:w14="http://schemas.microsoft.com/office/word/2010/wordml" xmlns:w15="http://schemas.microsoft.com/office/word/2012/wordml" xmlns:w16cex="http://schemas.microsoft.com/office/word/2018/wordml/cex" xmlns:w16cid="http://schemas.microsoft.com/office/word/2016/wordml/cid" xmlns:w16="http://schemas.microsoft.com/office/word/2018/wordml" xmlns:w16du="http://schemas.microsoft.com/office/word/2023/wordml/word16du" xmlns:w16sdtdh="http://schemas.microsoft.com/office/word/2020/wordml/sdtdatahash" xmlns:w16sdtfl="http://schemas.microsoft.com/office/word/2024/wordml/sdtformatlock" xmlns:w16se="http://schemas.microsoft.com/office/word/2015/wordml/symex" xmlns:wpg="http://schemas.microsoft.com/office/word/2010/wordprocessingGroup" xmlns:wpi="http://schemas.microsoft.com/office/word/2010/wordprocessingInk" xmlns:wne="http://schemas.microsoft.com/office/word/2006/wordml" xmlns:wps="http://schemas.microsoft.com/office/word/2010/wordprocessingShape" mc:Ignorable="w14 w15 w16se w16cid w16 w16cex w16sdtdh w16sdtfl w16du wp14">
   <w:body>
     <w:sdt>
       <w:sdtPr>
@@ -158,7 +158,6 @@
             <w:dataBinding w:prefixMappings="xmlns:ns0='http://purl.org/dc/elements/1.1/' xmlns:ns1='http://schemas.openxmlformats.org/package/2006/metadata/core-properties' " w:xpath="/ns1:coreProperties[1]/ns0:subject[1]" w:storeItemID="{6C3C8BC8-F283-45AE-878A-BAB7291924A1}"/>
             <w:text/>
           </w:sdtPr>
-          <w:sdtEndPr/>
           <w:sdtContent>
             <w:p>
               <w:pPr>
@@ -3186,15 +3185,7 @@
               </w:numPr>
             </w:pPr>
             <w:r>
-              <w:t xml:space="preserve">The page must comply with the Web Accessibility Guidelines (WCAG) </w:t>
-            </w:r>
-            <w:proofErr w:type="gramStart"/>
-            <w:r>
-              <w:t>e.g.</w:t>
-            </w:r>
-            <w:proofErr w:type="gramEnd"/>
-            <w:r>
-              <w:t xml:space="preserve"> keyboard navigation, adjustable text size, high contrast mode.</w:t>
+              <w:t>The page must comply with the Web Accessibility Guidelines (WCAG) e.g. keyboard navigation, adjustable text size, high contrast mode.</w:t>
             </w:r>
           </w:p>
         </w:tc>
@@ -8206,13 +8197,7 @@
     </w:p>
     <w:p>
       <w:r>
-        <w:t xml:space="preserve">The user interface is going to be simple and minimal, since the users will vary in age juristically, as the customers </w:t>
-      </w:r>
-      <w:r>
-        <w:t>and producers can be young adults or old people</w:t>
-      </w:r>
-      <w:r>
-        <w:t xml:space="preserve">. The colour scheme therefore also will be simple </w:t>
+        <w:t xml:space="preserve">The user interface is going to be simple and minimal, since the users will vary in age juristically, as the customers and producers can be young adults or old people. The colour scheme therefore also will be simple </w:t>
       </w:r>
       <w:r>
         <w:t>and will evoke a sense of freshness and connection to local farmers</w:t>
@@ -8234,7 +8219,7 @@
 </file>
 
 <file path=word/endnotes.xml><?xml version="1.0" encoding="utf-8"?>
-<w:endnotes xmlns:wpc="http://schemas.microsoft.com/office/word/2010/wordprocessingCanvas" xmlns:cx="http://schemas.microsoft.com/office/drawing/2014/chartex" xmlns:cx1="http://schemas.microsoft.com/office/drawing/2015/9/8/chartex" xmlns:cx2="http://schemas.microsoft.com/office/drawing/2015/10/21/chartex" xmlns:cx3="http://schemas.microsoft.com/office/drawing/2016/5/9/chartex" xmlns:cx4="http://schemas.microsoft.com/office/drawing/2016/5/10/chartex" xmlns:cx5="http://schemas.microsoft.com/office/drawing/2016/5/11/chartex" xmlns:cx6="http://schemas.microsoft.com/office/drawing/2016/5/12/chartex" xmlns:cx7="http://schemas.microsoft.com/office/drawing/2016/5/13/chartex" xmlns:cx8="http://schemas.microsoft.com/office/drawing/2016/5/14/chartex" xmlns:mc="http://schemas.openxmlformats.org/markup-compatibility/2006" xmlns:aink="http://schemas.microsoft.com/office/drawing/2016/ink" xmlns:am3d="http://schemas.microsoft.com/office/drawing/2017/model3d" xmlns:o="urn:schemas-microsoft-com:office:office" xmlns:r="http://schemas.openxmlformats.org/officeDocument/2006/relationships" xmlns:m="http://schemas.openxmlformats.org/officeDocument/2006/math" xmlns:v="urn:schemas-microsoft-com:vml" xmlns:wp14="http://schemas.microsoft.com/office/word/2010/wordprocessingDrawing" xmlns:wp="http://schemas.openxmlformats.org/drawingml/2006/wordprocessingDrawing" xmlns:w10="urn:schemas-microsoft-com:office:word" xmlns:w="http://schemas.openxmlformats.org/wordprocessingml/2006/main" xmlns:w14="http://schemas.microsoft.com/office/word/2010/wordml" xmlns:w15="http://schemas.microsoft.com/office/word/2012/wordml" xmlns:w16cex="http://schemas.microsoft.com/office/word/2018/wordml/cex" xmlns:w16cid="http://schemas.microsoft.com/office/word/2016/wordml/cid" xmlns:w16="http://schemas.microsoft.com/office/word/2018/wordml" xmlns:w16sdtdh="http://schemas.microsoft.com/office/word/2020/wordml/sdtdatahash" xmlns:w16se="http://schemas.microsoft.com/office/word/2015/wordml/symex" xmlns:wpg="http://schemas.microsoft.com/office/word/2010/wordprocessingGroup" xmlns:wpi="http://schemas.microsoft.com/office/word/2010/wordprocessingInk" xmlns:wne="http://schemas.microsoft.com/office/word/2006/wordml" xmlns:wps="http://schemas.microsoft.com/office/word/2010/wordprocessingShape" mc:Ignorable="w14 w15 w16se w16cid w16 w16cex w16sdtdh wp14">
+<w:endnotes xmlns:wpc="http://schemas.microsoft.com/office/word/2010/wordprocessingCanvas" xmlns:cx="http://schemas.microsoft.com/office/drawing/2014/chartex" xmlns:cx1="http://schemas.microsoft.com/office/drawing/2015/9/8/chartex" xmlns:cx2="http://schemas.microsoft.com/office/drawing/2015/10/21/chartex" xmlns:cx3="http://schemas.microsoft.com/office/drawing/2016/5/9/chartex" xmlns:cx4="http://schemas.microsoft.com/office/drawing/2016/5/10/chartex" xmlns:cx5="http://schemas.microsoft.com/office/drawing/2016/5/11/chartex" xmlns:cx6="http://schemas.microsoft.com/office/drawing/2016/5/12/chartex" xmlns:cx7="http://schemas.microsoft.com/office/drawing/2016/5/13/chartex" xmlns:cx8="http://schemas.microsoft.com/office/drawing/2016/5/14/chartex" xmlns:mc="http://schemas.openxmlformats.org/markup-compatibility/2006" xmlns:aink="http://schemas.microsoft.com/office/drawing/2016/ink" xmlns:am3d="http://schemas.microsoft.com/office/drawing/2017/model3d" xmlns:o="urn:schemas-microsoft-com:office:office" xmlns:oel="http://schemas.microsoft.com/office/2019/extlst" xmlns:r="http://schemas.openxmlformats.org/officeDocument/2006/relationships" xmlns:m="http://schemas.openxmlformats.org/officeDocument/2006/math" xmlns:v="urn:schemas-microsoft-com:vml" xmlns:wp14="http://schemas.microsoft.com/office/word/2010/wordprocessingDrawing" xmlns:wp="http://schemas.openxmlformats.org/drawingml/2006/wordprocessingDrawing" xmlns:w10="urn:schemas-microsoft-com:office:word" xmlns:w="http://schemas.openxmlformats.org/wordprocessingml/2006/main" xmlns:w14="http://schemas.microsoft.com/office/word/2010/wordml" xmlns:w15="http://schemas.microsoft.com/office/word/2012/wordml" xmlns:w16cex="http://schemas.microsoft.com/office/word/2018/wordml/cex" xmlns:w16cid="http://schemas.microsoft.com/office/word/2016/wordml/cid" xmlns:w16="http://schemas.microsoft.com/office/word/2018/wordml" xmlns:w16du="http://schemas.microsoft.com/office/word/2023/wordml/word16du" xmlns:w16sdtdh="http://schemas.microsoft.com/office/word/2020/wordml/sdtdatahash" xmlns:w16sdtfl="http://schemas.microsoft.com/office/word/2024/wordml/sdtformatlock" xmlns:w16se="http://schemas.microsoft.com/office/word/2015/wordml/symex" xmlns:wpg="http://schemas.microsoft.com/office/word/2010/wordprocessingGroup" xmlns:wpi="http://schemas.microsoft.com/office/word/2010/wordprocessingInk" xmlns:wne="http://schemas.microsoft.com/office/word/2006/wordml" xmlns:wps="http://schemas.microsoft.com/office/word/2010/wordprocessingShape" mc:Ignorable="w14 w15 w16se w16cid w16 w16cex w16sdtdh w16sdtfl w16du wp14">
   <w:endnote w:type="separator" w:id="-1">
     <w:p>
       <w:pPr>
@@ -8259,7 +8244,7 @@
 </file>
 
 <file path=word/footnotes.xml><?xml version="1.0" encoding="utf-8"?>
-<w:footnotes xmlns:wpc="http://schemas.microsoft.com/office/word/2010/wordprocessingCanvas" xmlns:cx="http://schemas.microsoft.com/office/drawing/2014/chartex" xmlns:cx1="http://schemas.microsoft.com/office/drawing/2015/9/8/chartex" xmlns:cx2="http://schemas.microsoft.com/office/drawing/2015/10/21/chartex" xmlns:cx3="http://schemas.microsoft.com/office/drawing/2016/5/9/chartex" xmlns:cx4="http://schemas.microsoft.com/office/drawing/2016/5/10/chartex" xmlns:cx5="http://schemas.microsoft.com/office/drawing/2016/5/11/chartex" xmlns:cx6="http://schemas.microsoft.com/office/drawing/2016/5/12/chartex" xmlns:cx7="http://schemas.microsoft.com/office/drawing/2016/5/13/chartex" xmlns:cx8="http://schemas.microsoft.com/office/drawing/2016/5/14/chartex" xmlns:mc="http://schemas.openxmlformats.org/markup-compatibility/2006" xmlns:aink="http://schemas.microsoft.com/office/drawing/2016/ink" xmlns:am3d="http://schemas.microsoft.com/office/drawing/2017/model3d" xmlns:o="urn:schemas-microsoft-com:office:office" xmlns:r="http://schemas.openxmlformats.org/officeDocument/2006/relationships" xmlns:m="http://schemas.openxmlformats.org/officeDocument/2006/math" xmlns:v="urn:schemas-microsoft-com:vml" xmlns:wp14="http://schemas.microsoft.com/office/word/2010/wordprocessingDrawing" xmlns:wp="http://schemas.openxmlformats.org/drawingml/2006/wordprocessingDrawing" xmlns:w10="urn:schemas-microsoft-com:office:word" xmlns:w="http://schemas.openxmlformats.org/wordprocessingml/2006/main" xmlns:w14="http://schemas.microsoft.com/office/word/2010/wordml" xmlns:w15="http://schemas.microsoft.com/office/word/2012/wordml" xmlns:w16cex="http://schemas.microsoft.com/office/word/2018/wordml/cex" xmlns:w16cid="http://schemas.microsoft.com/office/word/2016/wordml/cid" xmlns:w16="http://schemas.microsoft.com/office/word/2018/wordml" xmlns:w16sdtdh="http://schemas.microsoft.com/office/word/2020/wordml/sdtdatahash" xmlns:w16se="http://schemas.microsoft.com/office/word/2015/wordml/symex" xmlns:wpg="http://schemas.microsoft.com/office/word/2010/wordprocessingGroup" xmlns:wpi="http://schemas.microsoft.com/office/word/2010/wordprocessingInk" xmlns:wne="http://schemas.microsoft.com/office/word/2006/wordml" xmlns:wps="http://schemas.microsoft.com/office/word/2010/wordprocessingShape" mc:Ignorable="w14 w15 w16se w16cid w16 w16cex w16sdtdh wp14">
+<w:footnotes xmlns:wpc="http://schemas.microsoft.com/office/word/2010/wordprocessingCanvas" xmlns:cx="http://schemas.microsoft.com/office/drawing/2014/chartex" xmlns:cx1="http://schemas.microsoft.com/office/drawing/2015/9/8/chartex" xmlns:cx2="http://schemas.microsoft.com/office/drawing/2015/10/21/chartex" xmlns:cx3="http://schemas.microsoft.com/office/drawing/2016/5/9/chartex" xmlns:cx4="http://schemas.microsoft.com/office/drawing/2016/5/10/chartex" xmlns:cx5="http://schemas.microsoft.com/office/drawing/2016/5/11/chartex" xmlns:cx6="http://schemas.microsoft.com/office/drawing/2016/5/12/chartex" xmlns:cx7="http://schemas.microsoft.com/office/drawing/2016/5/13/chartex" xmlns:cx8="http://schemas.microsoft.com/office/drawing/2016/5/14/chartex" xmlns:mc="http://schemas.openxmlformats.org/markup-compatibility/2006" xmlns:aink="http://schemas.microsoft.com/office/drawing/2016/ink" xmlns:am3d="http://schemas.microsoft.com/office/drawing/2017/model3d" xmlns:o="urn:schemas-microsoft-com:office:office" xmlns:oel="http://schemas.microsoft.com/office/2019/extlst" xmlns:r="http://schemas.openxmlformats.org/officeDocument/2006/relationships" xmlns:m="http://schemas.openxmlformats.org/officeDocument/2006/math" xmlns:v="urn:schemas-microsoft-com:vml" xmlns:wp14="http://schemas.microsoft.com/office/word/2010/wordprocessingDrawing" xmlns:wp="http://schemas.openxmlformats.org/drawingml/2006/wordprocessingDrawing" xmlns:w10="urn:schemas-microsoft-com:office:word" xmlns:w="http://schemas.openxmlformats.org/wordprocessingml/2006/main" xmlns:w14="http://schemas.microsoft.com/office/word/2010/wordml" xmlns:w15="http://schemas.microsoft.com/office/word/2012/wordml" xmlns:w16cex="http://schemas.microsoft.com/office/word/2018/wordml/cex" xmlns:w16cid="http://schemas.microsoft.com/office/word/2016/wordml/cid" xmlns:w16="http://schemas.microsoft.com/office/word/2018/wordml" xmlns:w16du="http://schemas.microsoft.com/office/word/2023/wordml/word16du" xmlns:w16sdtdh="http://schemas.microsoft.com/office/word/2020/wordml/sdtdatahash" xmlns:w16sdtfl="http://schemas.microsoft.com/office/word/2024/wordml/sdtformatlock" xmlns:w16se="http://schemas.microsoft.com/office/word/2015/wordml/symex" xmlns:wpg="http://schemas.microsoft.com/office/word/2010/wordprocessingGroup" xmlns:wpi="http://schemas.microsoft.com/office/word/2010/wordprocessingInk" xmlns:wne="http://schemas.microsoft.com/office/word/2006/wordml" xmlns:wps="http://schemas.microsoft.com/office/word/2010/wordprocessingShape" mc:Ignorable="w14 w15 w16se w16cid w16 w16cex w16sdtdh w16sdtfl w16du wp14">
   <w:footnote w:type="separator" w:id="-1">
     <w:p>
       <w:pPr>
@@ -8284,7 +8269,7 @@
 </file>
 
 <file path=word/numbering.xml><?xml version="1.0" encoding="utf-8"?>
-<w:numbering xmlns:wpc="http://schemas.microsoft.com/office/word/2010/wordprocessingCanvas" xmlns:cx="http://schemas.microsoft.com/office/drawing/2014/chartex" xmlns:cx1="http://schemas.microsoft.com/office/drawing/2015/9/8/chartex" xmlns:cx2="http://schemas.microsoft.com/office/drawing/2015/10/21/chartex" xmlns:cx3="http://schemas.microsoft.com/office/drawing/2016/5/9/chartex" xmlns:cx4="http://schemas.microsoft.com/office/drawing/2016/5/10/chartex" xmlns:cx5="http://schemas.microsoft.com/office/drawing/2016/5/11/chartex" xmlns:cx6="http://schemas.microsoft.com/office/drawing/2016/5/12/chartex" xmlns:cx7="http://schemas.microsoft.com/office/drawing/2016/5/13/chartex" xmlns:cx8="http://schemas.microsoft.com/office/drawing/2016/5/14/chartex" xmlns:mc="http://schemas.openxmlformats.org/markup-compatibility/2006" xmlns:aink="http://schemas.microsoft.com/office/drawing/2016/ink" xmlns:am3d="http://schemas.microsoft.com/office/drawing/2017/model3d" xmlns:o="urn:schemas-microsoft-com:office:office" xmlns:r="http://schemas.openxmlformats.org/officeDocument/2006/relationships" xmlns:m="http://schemas.openxmlformats.org/officeDocument/2006/math" xmlns:v="urn:schemas-microsoft-com:vml" xmlns:wp14="http://schemas.microsoft.com/office/word/2010/wordprocessingDrawing" xmlns:wp="http://schemas.openxmlformats.org/drawingml/2006/wordprocessingDrawing" xmlns:w10="urn:schemas-microsoft-com:office:word" xmlns:w="http://schemas.openxmlformats.org/wordprocessingml/2006/main" xmlns:w14="http://schemas.microsoft.com/office/word/2010/wordml" xmlns:w15="http://schemas.microsoft.com/office/word/2012/wordml" xmlns:w16cex="http://schemas.microsoft.com/office/word/2018/wordml/cex" xmlns:w16cid="http://schemas.microsoft.com/office/word/2016/wordml/cid" xmlns:w16="http://schemas.microsoft.com/office/word/2018/wordml" xmlns:w16sdtdh="http://schemas.microsoft.com/office/word/2020/wordml/sdtdatahash" xmlns:w16se="http://schemas.microsoft.com/office/word/2015/wordml/symex" xmlns:wpg="http://schemas.microsoft.com/office/word/2010/wordprocessingGroup" xmlns:wpi="http://schemas.microsoft.com/office/word/2010/wordprocessingInk" xmlns:wne="http://schemas.microsoft.com/office/word/2006/wordml" xmlns:wps="http://schemas.microsoft.com/office/word/2010/wordprocessingShape" mc:Ignorable="w14 w15 w16se w16cid w16 w16cex w16sdtdh wp14">
+<w:numbering xmlns:wpc="http://schemas.microsoft.com/office/word/2010/wordprocessingCanvas" xmlns:cx="http://schemas.microsoft.com/office/drawing/2014/chartex" xmlns:cx1="http://schemas.microsoft.com/office/drawing/2015/9/8/chartex" xmlns:cx2="http://schemas.microsoft.com/office/drawing/2015/10/21/chartex" xmlns:cx3="http://schemas.microsoft.com/office/drawing/2016/5/9/chartex" xmlns:cx4="http://schemas.microsoft.com/office/drawing/2016/5/10/chartex" xmlns:cx5="http://schemas.microsoft.com/office/drawing/2016/5/11/chartex" xmlns:cx6="http://schemas.microsoft.com/office/drawing/2016/5/12/chartex" xmlns:cx7="http://schemas.microsoft.com/office/drawing/2016/5/13/chartex" xmlns:cx8="http://schemas.microsoft.com/office/drawing/2016/5/14/chartex" xmlns:mc="http://schemas.openxmlformats.org/markup-compatibility/2006" xmlns:aink="http://schemas.microsoft.com/office/drawing/2016/ink" xmlns:am3d="http://schemas.microsoft.com/office/drawing/2017/model3d" xmlns:o="urn:schemas-microsoft-com:office:office" xmlns:oel="http://schemas.microsoft.com/office/2019/extlst" xmlns:r="http://schemas.openxmlformats.org/officeDocument/2006/relationships" xmlns:m="http://schemas.openxmlformats.org/officeDocument/2006/math" xmlns:v="urn:schemas-microsoft-com:vml" xmlns:wp14="http://schemas.microsoft.com/office/word/2010/wordprocessingDrawing" xmlns:wp="http://schemas.openxmlformats.org/drawingml/2006/wordprocessingDrawing" xmlns:w10="urn:schemas-microsoft-com:office:word" xmlns:w="http://schemas.openxmlformats.org/wordprocessingml/2006/main" xmlns:w14="http://schemas.microsoft.com/office/word/2010/wordml" xmlns:w15="http://schemas.microsoft.com/office/word/2012/wordml" xmlns:w16cex="http://schemas.microsoft.com/office/word/2018/wordml/cex" xmlns:w16cid="http://schemas.microsoft.com/office/word/2016/wordml/cid" xmlns:w16="http://schemas.microsoft.com/office/word/2018/wordml" xmlns:w16du="http://schemas.microsoft.com/office/word/2023/wordml/word16du" xmlns:w16sdtdh="http://schemas.microsoft.com/office/word/2020/wordml/sdtdatahash" xmlns:w16sdtfl="http://schemas.microsoft.com/office/word/2024/wordml/sdtformatlock" xmlns:w16se="http://schemas.microsoft.com/office/word/2015/wordml/symex" xmlns:wpg="http://schemas.microsoft.com/office/word/2010/wordprocessingGroup" xmlns:wpi="http://schemas.microsoft.com/office/word/2010/wordprocessingInk" xmlns:wne="http://schemas.microsoft.com/office/word/2006/wordml" xmlns:wps="http://schemas.microsoft.com/office/word/2010/wordprocessingShape" mc:Ignorable="w14 w15 w16se w16cid w16 w16cex w16sdtdh w16sdtfl w16du wp14">
   <w:abstractNum w:abstractNumId="0" w15:restartNumberingAfterBreak="0">
     <w:nsid w:val="018874AC"/>
     <w:multiLevelType w:val="hybridMultilevel"/>
@@ -11902,116 +11887,116 @@
       </w:pPr>
     </w:lvl>
   </w:abstractNum>
-  <w:num w:numId="1">
+  <w:num w:numId="1" w16cid:durableId="398603544">
     <w:abstractNumId w:val="4"/>
   </w:num>
-  <w:num w:numId="2">
+  <w:num w:numId="2" w16cid:durableId="1037313419">
     <w:abstractNumId w:val="15"/>
   </w:num>
-  <w:num w:numId="3">
+  <w:num w:numId="3" w16cid:durableId="33773855">
     <w:abstractNumId w:val="8"/>
   </w:num>
-  <w:num w:numId="4">
+  <w:num w:numId="4" w16cid:durableId="2134245579">
     <w:abstractNumId w:val="29"/>
   </w:num>
-  <w:num w:numId="5">
+  <w:num w:numId="5" w16cid:durableId="1482959851">
     <w:abstractNumId w:val="10"/>
   </w:num>
-  <w:num w:numId="6">
+  <w:num w:numId="6" w16cid:durableId="1104962168">
     <w:abstractNumId w:val="27"/>
   </w:num>
-  <w:num w:numId="7">
+  <w:num w:numId="7" w16cid:durableId="270286692">
     <w:abstractNumId w:val="5"/>
   </w:num>
-  <w:num w:numId="8">
+  <w:num w:numId="8" w16cid:durableId="918444869">
     <w:abstractNumId w:val="26"/>
   </w:num>
-  <w:num w:numId="9">
+  <w:num w:numId="9" w16cid:durableId="831019390">
     <w:abstractNumId w:val="7"/>
   </w:num>
-  <w:num w:numId="10">
+  <w:num w:numId="10" w16cid:durableId="1930768110">
     <w:abstractNumId w:val="6"/>
   </w:num>
-  <w:num w:numId="11">
+  <w:num w:numId="11" w16cid:durableId="96289322">
     <w:abstractNumId w:val="3"/>
   </w:num>
-  <w:num w:numId="12">
+  <w:num w:numId="12" w16cid:durableId="55856597">
     <w:abstractNumId w:val="18"/>
   </w:num>
-  <w:num w:numId="13">
+  <w:num w:numId="13" w16cid:durableId="2096323410">
     <w:abstractNumId w:val="12"/>
   </w:num>
-  <w:num w:numId="14">
+  <w:num w:numId="14" w16cid:durableId="1423647612">
     <w:abstractNumId w:val="14"/>
   </w:num>
-  <w:num w:numId="15">
+  <w:num w:numId="15" w16cid:durableId="1586453986">
     <w:abstractNumId w:val="20"/>
   </w:num>
-  <w:num w:numId="16">
+  <w:num w:numId="16" w16cid:durableId="144009203">
     <w:abstractNumId w:val="2"/>
   </w:num>
-  <w:num w:numId="17">
+  <w:num w:numId="17" w16cid:durableId="1622957871">
     <w:abstractNumId w:val="9"/>
   </w:num>
-  <w:num w:numId="18">
+  <w:num w:numId="18" w16cid:durableId="1998991607">
     <w:abstractNumId w:val="31"/>
   </w:num>
-  <w:num w:numId="19">
+  <w:num w:numId="19" w16cid:durableId="1027170619">
     <w:abstractNumId w:val="28"/>
   </w:num>
-  <w:num w:numId="20">
+  <w:num w:numId="20" w16cid:durableId="80880472">
     <w:abstractNumId w:val="11"/>
   </w:num>
-  <w:num w:numId="21">
+  <w:num w:numId="21" w16cid:durableId="31462874">
     <w:abstractNumId w:val="19"/>
   </w:num>
-  <w:num w:numId="22">
+  <w:num w:numId="22" w16cid:durableId="252012748">
     <w:abstractNumId w:val="23"/>
   </w:num>
-  <w:num w:numId="23">
+  <w:num w:numId="23" w16cid:durableId="1244493692">
     <w:abstractNumId w:val="34"/>
   </w:num>
-  <w:num w:numId="24">
+  <w:num w:numId="24" w16cid:durableId="1842306691">
     <w:abstractNumId w:val="1"/>
   </w:num>
-  <w:num w:numId="25">
+  <w:num w:numId="25" w16cid:durableId="102575874">
     <w:abstractNumId w:val="30"/>
   </w:num>
-  <w:num w:numId="26">
+  <w:num w:numId="26" w16cid:durableId="31004068">
     <w:abstractNumId w:val="21"/>
   </w:num>
-  <w:num w:numId="27">
+  <w:num w:numId="27" w16cid:durableId="283967578">
     <w:abstractNumId w:val="32"/>
   </w:num>
-  <w:num w:numId="28">
+  <w:num w:numId="28" w16cid:durableId="269554449">
     <w:abstractNumId w:val="25"/>
   </w:num>
-  <w:num w:numId="29">
+  <w:num w:numId="29" w16cid:durableId="2110007714">
     <w:abstractNumId w:val="0"/>
   </w:num>
-  <w:num w:numId="30">
+  <w:num w:numId="30" w16cid:durableId="1638531320">
     <w:abstractNumId w:val="33"/>
   </w:num>
-  <w:num w:numId="31">
+  <w:num w:numId="31" w16cid:durableId="1523862779">
     <w:abstractNumId w:val="24"/>
   </w:num>
-  <w:num w:numId="32">
+  <w:num w:numId="32" w16cid:durableId="2017876985">
     <w:abstractNumId w:val="17"/>
   </w:num>
-  <w:num w:numId="33">
+  <w:num w:numId="33" w16cid:durableId="1816869679">
     <w:abstractNumId w:val="16"/>
   </w:num>
-  <w:num w:numId="34">
+  <w:num w:numId="34" w16cid:durableId="164592053">
     <w:abstractNumId w:val="13"/>
   </w:num>
-  <w:num w:numId="35">
+  <w:num w:numId="35" w16cid:durableId="980504527">
     <w:abstractNumId w:val="22"/>
   </w:num>
 </w:numbering>
 </file>
 
 <file path=word/styles.xml><?xml version="1.0" encoding="utf-8"?>
-<w:styles xmlns:mc="http://schemas.openxmlformats.org/markup-compatibility/2006" xmlns:r="http://schemas.openxmlformats.org/officeDocument/2006/relationships" xmlns:w="http://schemas.openxmlformats.org/wordprocessingml/2006/main" xmlns:w14="http://schemas.microsoft.com/office/word/2010/wordml" xmlns:w15="http://schemas.microsoft.com/office/word/2012/wordml" xmlns:w16cex="http://schemas.microsoft.com/office/word/2018/wordml/cex" xmlns:w16cid="http://schemas.microsoft.com/office/word/2016/wordml/cid" xmlns:w16="http://schemas.microsoft.com/office/word/2018/wordml" xmlns:w16sdtdh="http://schemas.microsoft.com/office/word/2020/wordml/sdtdatahash" xmlns:w16se="http://schemas.microsoft.com/office/word/2015/wordml/symex" mc:Ignorable="w14 w15 w16se w16cid w16 w16cex w16sdtdh">
+<w:styles xmlns:mc="http://schemas.openxmlformats.org/markup-compatibility/2006" xmlns:r="http://schemas.openxmlformats.org/officeDocument/2006/relationships" xmlns:w="http://schemas.openxmlformats.org/wordprocessingml/2006/main" xmlns:w14="http://schemas.microsoft.com/office/word/2010/wordml" xmlns:w15="http://schemas.microsoft.com/office/word/2012/wordml" xmlns:w16cex="http://schemas.microsoft.com/office/word/2018/wordml/cex" xmlns:w16cid="http://schemas.microsoft.com/office/word/2016/wordml/cid" xmlns:w16="http://schemas.microsoft.com/office/word/2018/wordml" xmlns:w16du="http://schemas.microsoft.com/office/word/2023/wordml/word16du" xmlns:w16sdtdh="http://schemas.microsoft.com/office/word/2020/wordml/sdtdatahash" xmlns:w16sdtfl="http://schemas.microsoft.com/office/word/2024/wordml/sdtformatlock" xmlns:w16se="http://schemas.microsoft.com/office/word/2015/wordml/symex" mc:Ignorable="w14 w15 w16se w16cid w16 w16cex w16sdtdh w16sdtfl w16du">
   <w:docDefaults>
     <w:rPrDefault>
       <w:rPr>
@@ -13178,7 +13163,7 @@
 </file>
 
 <file path=word/glossary/document.xml><?xml version="1.0" encoding="utf-8"?>
-<w:glossaryDocument xmlns:wpc="http://schemas.microsoft.com/office/word/2010/wordprocessingCanvas" xmlns:cx="http://schemas.microsoft.com/office/drawing/2014/chartex" xmlns:cx1="http://schemas.microsoft.com/office/drawing/2015/9/8/chartex" xmlns:cx2="http://schemas.microsoft.com/office/drawing/2015/10/21/chartex" xmlns:cx3="http://schemas.microsoft.com/office/drawing/2016/5/9/chartex" xmlns:cx4="http://schemas.microsoft.com/office/drawing/2016/5/10/chartex" xmlns:cx5="http://schemas.microsoft.com/office/drawing/2016/5/11/chartex" xmlns:cx6="http://schemas.microsoft.com/office/drawing/2016/5/12/chartex" xmlns:cx7="http://schemas.microsoft.com/office/drawing/2016/5/13/chartex" xmlns:cx8="http://schemas.microsoft.com/office/drawing/2016/5/14/chartex" xmlns:mc="http://schemas.openxmlformats.org/markup-compatibility/2006" xmlns:aink="http://schemas.microsoft.com/office/drawing/2016/ink" xmlns:am3d="http://schemas.microsoft.com/office/drawing/2017/model3d" xmlns:o="urn:schemas-microsoft-com:office:office" xmlns:r="http://schemas.openxmlformats.org/officeDocument/2006/relationships" xmlns:m="http://schemas.openxmlformats.org/officeDocument/2006/math" xmlns:v="urn:schemas-microsoft-com:vml" xmlns:wp14="http://schemas.microsoft.com/office/word/2010/wordprocessingDrawing" xmlns:wp="http://schemas.openxmlformats.org/drawingml/2006/wordprocessingDrawing" xmlns:w10="urn:schemas-microsoft-com:office:word" xmlns:w="http://schemas.openxmlformats.org/wordprocessingml/2006/main" xmlns:w14="http://schemas.microsoft.com/office/word/2010/wordml" xmlns:w15="http://schemas.microsoft.com/office/word/2012/wordml" xmlns:w16cex="http://schemas.microsoft.com/office/word/2018/wordml/cex" xmlns:w16cid="http://schemas.microsoft.com/office/word/2016/wordml/cid" xmlns:w16="http://schemas.microsoft.com/office/word/2018/wordml" xmlns:w16sdtdh="http://schemas.microsoft.com/office/word/2020/wordml/sdtdatahash" xmlns:w16se="http://schemas.microsoft.com/office/word/2015/wordml/symex" xmlns:wpg="http://schemas.microsoft.com/office/word/2010/wordprocessingGroup" xmlns:wpi="http://schemas.microsoft.com/office/word/2010/wordprocessingInk" xmlns:wne="http://schemas.microsoft.com/office/word/2006/wordml" xmlns:wps="http://schemas.microsoft.com/office/word/2010/wordprocessingShape" mc:Ignorable="w14 w15 w16se w16cid w16 w16cex w16sdtdh wp14">
+<w:glossaryDocument xmlns:wpc="http://schemas.microsoft.com/office/word/2010/wordprocessingCanvas" xmlns:cx="http://schemas.microsoft.com/office/drawing/2014/chartex" xmlns:cx1="http://schemas.microsoft.com/office/drawing/2015/9/8/chartex" xmlns:cx2="http://schemas.microsoft.com/office/drawing/2015/10/21/chartex" xmlns:cx3="http://schemas.microsoft.com/office/drawing/2016/5/9/chartex" xmlns:cx4="http://schemas.microsoft.com/office/drawing/2016/5/10/chartex" xmlns:cx5="http://schemas.microsoft.com/office/drawing/2016/5/11/chartex" xmlns:cx6="http://schemas.microsoft.com/office/drawing/2016/5/12/chartex" xmlns:cx7="http://schemas.microsoft.com/office/drawing/2016/5/13/chartex" xmlns:cx8="http://schemas.microsoft.com/office/drawing/2016/5/14/chartex" xmlns:mc="http://schemas.openxmlformats.org/markup-compatibility/2006" xmlns:aink="http://schemas.microsoft.com/office/drawing/2016/ink" xmlns:am3d="http://schemas.microsoft.com/office/drawing/2017/model3d" xmlns:o="urn:schemas-microsoft-com:office:office" xmlns:oel="http://schemas.microsoft.com/office/2019/extlst" xmlns:r="http://schemas.openxmlformats.org/officeDocument/2006/relationships" xmlns:m="http://schemas.openxmlformats.org/officeDocument/2006/math" xmlns:v="urn:schemas-microsoft-com:vml" xmlns:wp14="http://schemas.microsoft.com/office/word/2010/wordprocessingDrawing" xmlns:wp="http://schemas.openxmlformats.org/drawingml/2006/wordprocessingDrawing" xmlns:w10="urn:schemas-microsoft-com:office:word" xmlns:w="http://schemas.openxmlformats.org/wordprocessingml/2006/main" xmlns:w14="http://schemas.microsoft.com/office/word/2010/wordml" xmlns:w15="http://schemas.microsoft.com/office/word/2012/wordml" xmlns:w16cex="http://schemas.microsoft.com/office/word/2018/wordml/cex" xmlns:w16cid="http://schemas.microsoft.com/office/word/2016/wordml/cid" xmlns:w16="http://schemas.microsoft.com/office/word/2018/wordml" xmlns:w16du="http://schemas.microsoft.com/office/word/2023/wordml/word16du" xmlns:w16sdtdh="http://schemas.microsoft.com/office/word/2020/wordml/sdtdatahash" xmlns:w16sdtfl="http://schemas.microsoft.com/office/word/2024/wordml/sdtformatlock" xmlns:w16se="http://schemas.microsoft.com/office/word/2015/wordml/symex" xmlns:wpg="http://schemas.microsoft.com/office/word/2010/wordprocessingGroup" xmlns:wpi="http://schemas.microsoft.com/office/word/2010/wordprocessingInk" xmlns:wne="http://schemas.microsoft.com/office/word/2006/wordml" xmlns:wps="http://schemas.microsoft.com/office/word/2010/wordprocessingShape" mc:Ignorable="w14 w15 w16se w16cid w16 w16cex w16sdtdh w16sdtfl w16du wp14">
   <w:docParts>
     <w:docPart>
       <w:docPartPr>
@@ -13204,7 +13189,7 @@
             <w:rPr>
               <w:rFonts w:asciiTheme="majorHAnsi" w:eastAsiaTheme="majorEastAsia" w:hAnsiTheme="majorHAnsi" w:cstheme="majorBidi"/>
               <w:caps/>
-              <w:color w:val="4472C4" w:themeColor="accent1"/>
+              <w:color w:val="156082" w:themeColor="accent1"/>
               <w:sz w:val="80"/>
               <w:szCs w:val="80"/>
             </w:rPr>
@@ -13235,7 +13220,7 @@
           </w:pPr>
           <w:r>
             <w:rPr>
-              <w:color w:val="4472C4" w:themeColor="accent1"/>
+              <w:color w:val="156082" w:themeColor="accent1"/>
               <w:sz w:val="28"/>
               <w:szCs w:val="28"/>
             </w:rPr>
@@ -13249,7 +13234,7 @@
 </file>
 
 <file path=word/glossary/fontTable.xml><?xml version="1.0" encoding="utf-8"?>
-<w:fonts xmlns:mc="http://schemas.openxmlformats.org/markup-compatibility/2006" xmlns:r="http://schemas.openxmlformats.org/officeDocument/2006/relationships" xmlns:w="http://schemas.openxmlformats.org/wordprocessingml/2006/main" xmlns:w14="http://schemas.microsoft.com/office/word/2010/wordml" xmlns:w15="http://schemas.microsoft.com/office/word/2012/wordml" xmlns:w16cex="http://schemas.microsoft.com/office/word/2018/wordml/cex" xmlns:w16cid="http://schemas.microsoft.com/office/word/2016/wordml/cid" xmlns:w16="http://schemas.microsoft.com/office/word/2018/wordml" xmlns:w16sdtdh="http://schemas.microsoft.com/office/word/2020/wordml/sdtdatahash" xmlns:w16se="http://schemas.microsoft.com/office/word/2015/wordml/symex" mc:Ignorable="w14 w15 w16se w16cid w16 w16cex w16sdtdh">
+<w:fonts xmlns:mc="http://schemas.openxmlformats.org/markup-compatibility/2006" xmlns:r="http://schemas.openxmlformats.org/officeDocument/2006/relationships" xmlns:w="http://schemas.openxmlformats.org/wordprocessingml/2006/main" xmlns:w14="http://schemas.microsoft.com/office/word/2010/wordml" xmlns:w15="http://schemas.microsoft.com/office/word/2012/wordml" xmlns:w16cex="http://schemas.microsoft.com/office/word/2018/wordml/cex" xmlns:w16cid="http://schemas.microsoft.com/office/word/2016/wordml/cid" xmlns:w16="http://schemas.microsoft.com/office/word/2018/wordml" xmlns:w16du="http://schemas.microsoft.com/office/word/2023/wordml/word16du" xmlns:w16sdtdh="http://schemas.microsoft.com/office/word/2020/wordml/sdtdatahash" xmlns:w16sdtfl="http://schemas.microsoft.com/office/word/2024/wordml/sdtformatlock" xmlns:w16se="http://schemas.microsoft.com/office/word/2015/wordml/symex" mc:Ignorable="w14 w15 w16se w16cid w16 w16cex w16sdtdh w16sdtfl w16du">
   <w:font w:name="Symbol">
     <w:panose1 w:val="05050102010706020507"/>
     <w:charset w:val="02"/>
@@ -13292,11 +13277,23 @@
     <w:pitch w:val="variable"/>
     <w:sig w:usb0="E4002EFF" w:usb1="C200247B" w:usb2="00000009" w:usb3="00000000" w:csb0="000001FF" w:csb1="00000000"/>
   </w:font>
+  <w:font w:name="Aptos">
+    <w:charset w:val="00"/>
+    <w:family w:val="swiss"/>
+    <w:pitch w:val="variable"/>
+    <w:sig w:usb0="20000287" w:usb1="00000003" w:usb2="00000000" w:usb3="00000000" w:csb0="0000019F" w:csb1="00000000"/>
+  </w:font>
+  <w:font w:name="Aptos Display">
+    <w:charset w:val="00"/>
+    <w:family w:val="swiss"/>
+    <w:pitch w:val="variable"/>
+    <w:sig w:usb0="20000287" w:usb1="00000003" w:usb2="00000000" w:usb3="00000000" w:csb0="0000019F" w:csb1="00000000"/>
+  </w:font>
 </w:fonts>
 </file>
 
 <file path=word/glossary/settings.xml><?xml version="1.0" encoding="utf-8"?>
-<w:settings xmlns:mc="http://schemas.openxmlformats.org/markup-compatibility/2006" xmlns:o="urn:schemas-microsoft-com:office:office" xmlns:r="http://schemas.openxmlformats.org/officeDocument/2006/relationships" xmlns:m="http://schemas.openxmlformats.org/officeDocument/2006/math" xmlns:v="urn:schemas-microsoft-com:vml" xmlns:w10="urn:schemas-microsoft-com:office:word" xmlns:w="http://schemas.openxmlformats.org/wordprocessingml/2006/main" xmlns:w14="http://schemas.microsoft.com/office/word/2010/wordml" xmlns:w15="http://schemas.microsoft.com/office/word/2012/wordml" xmlns:w16cex="http://schemas.microsoft.com/office/word/2018/wordml/cex" xmlns:w16cid="http://schemas.microsoft.com/office/word/2016/wordml/cid" xmlns:w16="http://schemas.microsoft.com/office/word/2018/wordml" xmlns:w16sdtdh="http://schemas.microsoft.com/office/word/2020/wordml/sdtdatahash" xmlns:w16se="http://schemas.microsoft.com/office/word/2015/wordml/symex" xmlns:sl="http://schemas.openxmlformats.org/schemaLibrary/2006/main" mc:Ignorable="w14 w15 w16se w16cid w16 w16cex w16sdtdh">
+<w:settings xmlns:mc="http://schemas.openxmlformats.org/markup-compatibility/2006" xmlns:o="urn:schemas-microsoft-com:office:office" xmlns:r="http://schemas.openxmlformats.org/officeDocument/2006/relationships" xmlns:m="http://schemas.openxmlformats.org/officeDocument/2006/math" xmlns:v="urn:schemas-microsoft-com:vml" xmlns:w10="urn:schemas-microsoft-com:office:word" xmlns:w="http://schemas.openxmlformats.org/wordprocessingml/2006/main" xmlns:w14="http://schemas.microsoft.com/office/word/2010/wordml" xmlns:w15="http://schemas.microsoft.com/office/word/2012/wordml" xmlns:w16cex="http://schemas.microsoft.com/office/word/2018/wordml/cex" xmlns:w16cid="http://schemas.microsoft.com/office/word/2016/wordml/cid" xmlns:w16="http://schemas.microsoft.com/office/word/2018/wordml" xmlns:w16du="http://schemas.microsoft.com/office/word/2023/wordml/word16du" xmlns:w16sdtdh="http://schemas.microsoft.com/office/word/2020/wordml/sdtdatahash" xmlns:w16sdtfl="http://schemas.microsoft.com/office/word/2024/wordml/sdtformatlock" xmlns:w16se="http://schemas.microsoft.com/office/word/2015/wordml/symex" xmlns:sl="http://schemas.openxmlformats.org/schemaLibrary/2006/main" mc:Ignorable="w14 w15 w16se w16cid w16 w16cex w16sdtdh w16sdtfl w16du">
   <w:view w:val="normal"/>
   <w:defaultTabStop w:val="720"/>
   <w:characterSpacingControl w:val="doNotCompress"/>
@@ -13313,12 +13310,14 @@
     <w:rsidRoot w:val="00A80C73"/>
     <w:rsid w:val="00080750"/>
     <w:rsid w:val="000D1C25"/>
+    <w:rsid w:val="000D21D8"/>
     <w:rsid w:val="0012679A"/>
     <w:rsid w:val="001A42E8"/>
     <w:rsid w:val="002544AF"/>
     <w:rsid w:val="00344067"/>
     <w:rsid w:val="004C70C6"/>
     <w:rsid w:val="00547CE8"/>
+    <w:rsid w:val="0056428B"/>
     <w:rsid w:val="005962A3"/>
     <w:rsid w:val="005B51A2"/>
     <w:rsid w:val="00640F7E"/>
@@ -13363,7 +13362,7 @@
 </file>
 
 <file path=word/glossary/styles.xml><?xml version="1.0" encoding="utf-8"?>
-<w:styles xmlns:mc="http://schemas.openxmlformats.org/markup-compatibility/2006" xmlns:r="http://schemas.openxmlformats.org/officeDocument/2006/relationships" xmlns:w="http://schemas.openxmlformats.org/wordprocessingml/2006/main" xmlns:w14="http://schemas.microsoft.com/office/word/2010/wordml" xmlns:w15="http://schemas.microsoft.com/office/word/2012/wordml" xmlns:w16cex="http://schemas.microsoft.com/office/word/2018/wordml/cex" xmlns:w16cid="http://schemas.microsoft.com/office/word/2016/wordml/cid" xmlns:w16="http://schemas.microsoft.com/office/word/2018/wordml" xmlns:w16sdtdh="http://schemas.microsoft.com/office/word/2020/wordml/sdtdatahash" xmlns:w16se="http://schemas.microsoft.com/office/word/2015/wordml/symex" mc:Ignorable="w14 w15 w16se w16cid w16 w16cex w16sdtdh">
+<w:styles xmlns:mc="http://schemas.openxmlformats.org/markup-compatibility/2006" xmlns:r="http://schemas.openxmlformats.org/officeDocument/2006/relationships" xmlns:w="http://schemas.openxmlformats.org/wordprocessingml/2006/main" xmlns:w14="http://schemas.microsoft.com/office/word/2010/wordml" xmlns:w15="http://schemas.microsoft.com/office/word/2012/wordml" xmlns:w16cex="http://schemas.microsoft.com/office/word/2018/wordml/cex" xmlns:w16cid="http://schemas.microsoft.com/office/word/2016/wordml/cid" xmlns:w16="http://schemas.microsoft.com/office/word/2018/wordml" xmlns:w16du="http://schemas.microsoft.com/office/word/2023/wordml/word16du" xmlns:w16sdtdh="http://schemas.microsoft.com/office/word/2020/wordml/sdtdatahash" xmlns:w16sdtfl="http://schemas.microsoft.com/office/word/2024/wordml/sdtformatlock" xmlns:w16se="http://schemas.microsoft.com/office/word/2015/wordml/symex" mc:Ignorable="w14 w15 w16se w16cid w16 w16cex w16sdtdh w16sdtfl w16du">
   <w:docDefaults>
     <w:rPrDefault>
       <w:rPr>
@@ -13800,7 +13799,7 @@
 </file>
 
 <file path=word/glossary/webSettings.xml><?xml version="1.0" encoding="utf-8"?>
-<w:webSettings xmlns:mc="http://schemas.openxmlformats.org/markup-compatibility/2006" xmlns:r="http://schemas.openxmlformats.org/officeDocument/2006/relationships" xmlns:w="http://schemas.openxmlformats.org/wordprocessingml/2006/main" xmlns:w14="http://schemas.microsoft.com/office/word/2010/wordml" xmlns:w15="http://schemas.microsoft.com/office/word/2012/wordml" xmlns:w16cex="http://schemas.microsoft.com/office/word/2018/wordml/cex" xmlns:w16cid="http://schemas.microsoft.com/office/word/2016/wordml/cid" xmlns:w16="http://schemas.microsoft.com/office/word/2018/wordml" xmlns:w16sdtdh="http://schemas.microsoft.com/office/word/2020/wordml/sdtdatahash" xmlns:w16se="http://schemas.microsoft.com/office/word/2015/wordml/symex" mc:Ignorable="w14 w15 w16se w16cid w16 w16cex w16sdtdh">
+<w:webSettings xmlns:mc="http://schemas.openxmlformats.org/markup-compatibility/2006" xmlns:r="http://schemas.openxmlformats.org/officeDocument/2006/relationships" xmlns:w="http://schemas.openxmlformats.org/wordprocessingml/2006/main" xmlns:w14="http://schemas.microsoft.com/office/word/2010/wordml" xmlns:w15="http://schemas.microsoft.com/office/word/2012/wordml" xmlns:w16cex="http://schemas.microsoft.com/office/word/2018/wordml/cex" xmlns:w16cid="http://schemas.microsoft.com/office/word/2016/wordml/cid" xmlns:w16="http://schemas.microsoft.com/office/word/2018/wordml" xmlns:w16du="http://schemas.microsoft.com/office/word/2023/wordml/word16du" xmlns:w16sdtdh="http://schemas.microsoft.com/office/word/2020/wordml/sdtdatahash" xmlns:w16sdtfl="http://schemas.microsoft.com/office/word/2024/wordml/sdtformatlock" xmlns:w16se="http://schemas.microsoft.com/office/word/2015/wordml/symex" mc:Ignorable="w14 w15 w16se w16cid w16 w16cex w16sdtdh w16sdtfl w16du">
   <w:optimizeForBrowser/>
   <w:allowPNG/>
 </w:webSettings>
@@ -14102,7 +14101,12 @@
 </file>
 
 <file path=customXml/item1.xml><?xml version="1.0" encoding="utf-8"?>
-<b:Sources xmlns:b="http://schemas.openxmlformats.org/officeDocument/2006/bibliography" xmlns="http://schemas.openxmlformats.org/officeDocument/2006/bibliography" SelectedStyle="\APASixthEditionOfficeOnline.xsl" StyleName="APA" Version="6"/>
+<?mso-contentType ?>
+<FormTemplates xmlns="http://schemas.microsoft.com/sharepoint/v3/contenttype/forms">
+  <Display>DocumentLibraryForm</Display>
+  <Edit>DocumentLibraryForm</Edit>
+  <New>DocumentLibraryForm</New>
+</FormTemplates>
 </file>
 
 <file path=customXml/item2.xml><?xml version="1.0" encoding="utf-8"?>
@@ -14114,12 +14118,7 @@
 </file>
 
 <file path=customXml/item3.xml><?xml version="1.0" encoding="utf-8"?>
-<?mso-contentType ?>
-<FormTemplates xmlns="http://schemas.microsoft.com/sharepoint/v3/contenttype/forms">
-  <Display>DocumentLibraryForm</Display>
-  <Edit>DocumentLibraryForm</Edit>
-  <New>DocumentLibraryForm</New>
-</FormTemplates>
+<b:Sources xmlns:b="http://schemas.openxmlformats.org/officeDocument/2006/bibliography" xmlns="http://schemas.openxmlformats.org/officeDocument/2006/bibliography" SelectedStyle="\APASixthEditionOfficeOnline.xsl" StyleName="APA" Version="6"/>
 </file>
 
 <file path=customXml/item4.xml><?xml version="1.0" encoding="utf-8"?>
@@ -14309,9 +14308,9 @@
 </file>
 
 <file path=customXml/itemProps1.xml><?xml version="1.0" encoding="utf-8"?>
-<ds:datastoreItem xmlns:ds="http://schemas.openxmlformats.org/officeDocument/2006/customXml" ds:itemID="{0D881E5E-1EED-4410-9E84-B313F13A8E11}">
+<ds:datastoreItem xmlns:ds="http://schemas.openxmlformats.org/officeDocument/2006/customXml" ds:itemID="{21DAEC36-CEDD-4710-8B47-55AB3774ECF8}">
   <ds:schemaRefs>
-    <ds:schemaRef ds:uri="http://schemas.openxmlformats.org/officeDocument/2006/bibliography"/>
+    <ds:schemaRef ds:uri="http://schemas.microsoft.com/sharepoint/v3/contenttype/forms"/>
   </ds:schemaRefs>
 </ds:datastoreItem>
 </file>
@@ -14327,9 +14326,9 @@
 </file>
 
 <file path=customXml/itemProps3.xml><?xml version="1.0" encoding="utf-8"?>
-<ds:datastoreItem xmlns:ds="http://schemas.openxmlformats.org/officeDocument/2006/customXml" ds:itemID="{21DAEC36-CEDD-4710-8B47-55AB3774ECF8}">
+<ds:datastoreItem xmlns:ds="http://schemas.openxmlformats.org/officeDocument/2006/customXml" ds:itemID="{0D881E5E-1EED-4410-9E84-B313F13A8E11}">
   <ds:schemaRefs>
-    <ds:schemaRef ds:uri="http://schemas.microsoft.com/sharepoint/v3/contenttype/forms"/>
+    <ds:schemaRef ds:uri="http://schemas.openxmlformats.org/officeDocument/2006/bibliography"/>
   </ds:schemaRefs>
 </ds:datastoreItem>
 </file>
